--- a/Manual_Tecnico_Fase1_ROXX.docx
+++ b/Manual_Tecnico_Fase1_ROXX.docx
@@ -11,6 +11,7 @@
       </w:pPr>
       <w:r>
         <w:rPr>
+          <w:noProof/>
           <w:sz w:val="22"/>
           <w:szCs w:val="22"/>
         </w:rPr>
@@ -127,14 +128,7 @@
           <w:sz w:val="22"/>
           <w:szCs w:val="22"/>
         </w:rPr>
-        <w:t>Ciclo 2026</w:t>
-      </w:r>
-      <w:r>
-        <w:rPr>
-          <w:sz w:val="22"/>
-          <w:szCs w:val="22"/>
-        </w:rPr>
-        <w:t xml:space="preserve"> </w:t>
+        <w:t xml:space="preserve">Ciclo 2026 </w:t>
       </w:r>
     </w:p>
     <w:p>
@@ -231,6 +225,7 @@
         <w:rPr>
           <w:sz w:val="40"/>
           <w:szCs w:val="40"/>
+          <w:lang w:val="en-CA"/>
         </w:rPr>
       </w:pPr>
       <w:r>
@@ -239,6 +234,7 @@
           <w:bCs/>
           <w:sz w:val="40"/>
           <w:szCs w:val="40"/>
+          <w:lang w:val="en-CA"/>
         </w:rPr>
         <w:t>Electronic ROXX Shopping</w:t>
       </w:r>
@@ -250,76 +246,194 @@
         <w:rPr>
           <w:sz w:val="40"/>
           <w:szCs w:val="40"/>
+          <w:lang w:val="en-CA"/>
         </w:rPr>
       </w:pPr>
       <w:r>
         <w:rPr>
           <w:sz w:val="40"/>
           <w:szCs w:val="40"/>
+          <w:lang w:val="en-CA"/>
         </w:rPr>
         <w:t>Manual Técnico — Fase I</w:t>
-      </w:r>
-    </w:p>
-    <w:p/>
-    <w:p>
-      <w:r>
-        <w:t> </w:t>
-      </w:r>
-    </w:p>
-    <w:p>
-      <w:r>
-        <w:t> </w:t>
-      </w:r>
-    </w:p>
-    <w:p/>
-    <w:p>
-      <w:r>
-        <w:t> </w:t>
-      </w:r>
-    </w:p>
-    <w:p/>
-    <w:p/>
-    <w:p/>
-    <w:p/>
-    <w:p/>
-    <w:p/>
-    <w:p/>
-    <w:p/>
-    <w:p/>
-    <w:p/>
-    <w:p/>
-    <w:p/>
-    <w:p/>
-    <w:p/>
-    <w:p>
-      <w:r>
-        <w:br/>
-        <w:t>Dereck Alexander Cabrera Ng - 1177223 </w:t>
-      </w:r>
-      <w:r>
-        <w:br/>
-        <w:t xml:space="preserve">Mario Miguel Arévalo </w:t>
-      </w:r>
-      <w:r>
-        <w:t>Pérez</w:t>
-      </w:r>
-      <w:r>
-        <w:t xml:space="preserve"> - 1072123 </w:t>
-      </w:r>
-      <w:r>
-        <w:br/>
-      </w:r>
-    </w:p>
-    <w:p>
-      <w:r>
-        <w:t> </w:t>
       </w:r>
     </w:p>
     <w:p>
       <w:pPr>
-        <w:pStyle w:val="Ttulo1"/>
+        <w:rPr>
+          <w:lang w:val="en-CA"/>
+        </w:rPr>
       </w:pPr>
-      <w:bookmarkStart w:id="0" w:name="_Toc240732040"/>
+    </w:p>
+    <w:p>
+      <w:pPr>
+        <w:rPr>
+          <w:lang w:val="en-CA"/>
+        </w:rPr>
+      </w:pPr>
+      <w:r>
+        <w:rPr>
+          <w:lang w:val="en-CA"/>
+        </w:rPr>
+        <w:t> </w:t>
+      </w:r>
+    </w:p>
+    <w:p>
+      <w:pPr>
+        <w:rPr>
+          <w:lang w:val="en-CA"/>
+        </w:rPr>
+      </w:pPr>
+      <w:r>
+        <w:rPr>
+          <w:lang w:val="en-CA"/>
+        </w:rPr>
+        <w:t> </w:t>
+      </w:r>
+    </w:p>
+    <w:p>
+      <w:pPr>
+        <w:rPr>
+          <w:lang w:val="en-CA"/>
+        </w:rPr>
+      </w:pPr>
+    </w:p>
+    <w:p>
+      <w:pPr>
+        <w:rPr>
+          <w:lang w:val="en-CA"/>
+        </w:rPr>
+      </w:pPr>
+      <w:r>
+        <w:rPr>
+          <w:lang w:val="en-CA"/>
+        </w:rPr>
+        <w:t> </w:t>
+      </w:r>
+    </w:p>
+    <w:p>
+      <w:pPr>
+        <w:rPr>
+          <w:lang w:val="en-CA"/>
+        </w:rPr>
+      </w:pPr>
+    </w:p>
+    <w:p>
+      <w:pPr>
+        <w:rPr>
+          <w:lang w:val="en-CA"/>
+        </w:rPr>
+      </w:pPr>
+    </w:p>
+    <w:p>
+      <w:pPr>
+        <w:rPr>
+          <w:lang w:val="en-CA"/>
+        </w:rPr>
+      </w:pPr>
+    </w:p>
+    <w:p>
+      <w:pPr>
+        <w:rPr>
+          <w:lang w:val="en-CA"/>
+        </w:rPr>
+      </w:pPr>
+    </w:p>
+    <w:p>
+      <w:pPr>
+        <w:rPr>
+          <w:lang w:val="en-CA"/>
+        </w:rPr>
+      </w:pPr>
+    </w:p>
+    <w:p>
+      <w:pPr>
+        <w:rPr>
+          <w:lang w:val="en-CA"/>
+        </w:rPr>
+      </w:pPr>
+    </w:p>
+    <w:p>
+      <w:pPr>
+        <w:rPr>
+          <w:lang w:val="en-CA"/>
+        </w:rPr>
+      </w:pPr>
+    </w:p>
+    <w:p>
+      <w:pPr>
+        <w:rPr>
+          <w:lang w:val="en-CA"/>
+        </w:rPr>
+      </w:pPr>
+    </w:p>
+    <w:p>
+      <w:pPr>
+        <w:rPr>
+          <w:lang w:val="en-CA"/>
+        </w:rPr>
+      </w:pPr>
+    </w:p>
+    <w:p>
+      <w:pPr>
+        <w:rPr>
+          <w:lang w:val="en-CA"/>
+        </w:rPr>
+      </w:pPr>
+    </w:p>
+    <w:p>
+      <w:pPr>
+        <w:rPr>
+          <w:lang w:val="en-CA"/>
+        </w:rPr>
+      </w:pPr>
+    </w:p>
+    <w:p>
+      <w:pPr>
+        <w:rPr>
+          <w:lang w:val="en-CA"/>
+        </w:rPr>
+      </w:pPr>
+    </w:p>
+    <w:p>
+      <w:pPr>
+        <w:rPr>
+          <w:lang w:val="en-CA"/>
+        </w:rPr>
+      </w:pPr>
+    </w:p>
+    <w:p>
+      <w:pPr>
+        <w:rPr>
+          <w:lang w:val="en-CA"/>
+        </w:rPr>
+      </w:pPr>
+    </w:p>
+    <w:p>
+      <w:r>
+        <w:br/>
+      </w:r>
+      <w:r>
+        <w:t>Dereck Alexander Cabrera Ng - 1177223 </w:t>
+      </w:r>
+      <w:r>
+        <w:br/>
+        <w:t>Mario Miguel Arévalo Pérez - 1072123 </w:t>
+      </w:r>
+      <w:r>
+        <w:br/>
+      </w:r>
+    </w:p>
+    <w:p>
+      <w:r>
+        <w:t> </w:t>
+      </w:r>
+    </w:p>
+    <w:p>
+      <w:pPr>
+        <w:pStyle w:val="Heading1"/>
+      </w:pPr>
+      <w:bookmarkStart w:id="0" w:name="_Toc240820710"/>
       <w:r>
         <w:lastRenderedPageBreak/>
         <w:t>Índice</w:t>
@@ -334,12 +448,18 @@
       <w:sdtContent>
         <w:p>
           <w:pPr>
-            <w:pStyle w:val="TDC1"/>
+            <w:pStyle w:val="TOC1"/>
             <w:tabs>
               <w:tab w:val="right" w:leader="dot" w:pos="10070"/>
             </w:tabs>
             <w:rPr>
+              <w:rFonts w:asciiTheme="minorHAnsi" w:eastAsiaTheme="minorEastAsia" w:hAnsiTheme="minorHAnsi" w:cstheme="minorBidi"/>
               <w:noProof/>
+              <w:kern w:val="2"/>
+              <w:sz w:val="24"/>
+              <w:szCs w:val="24"/>
+              <w:lang w:val="en-US" w:eastAsia="en-US"/>
+              <w14:ligatures w14:val="standardContextual"/>
             </w:rPr>
           </w:pPr>
           <w:r>
@@ -351,10 +471,10 @@
           <w:r>
             <w:fldChar w:fldCharType="separate"/>
           </w:r>
-          <w:hyperlink w:anchor="_Toc240732040" w:history="1">
-            <w:r>
-              <w:rPr>
-                <w:rStyle w:val="Hipervnculo"/>
+          <w:hyperlink w:anchor="_Toc240820710" w:history="1">
+            <w:r>
+              <w:rPr>
+                <w:rStyle w:val="Hyperlink"/>
                 <w:noProof/>
               </w:rPr>
               <w:t>Índice</w:t>
@@ -375,7 +495,7 @@
               <w:rPr>
                 <w:noProof/>
               </w:rPr>
-              <w:instrText xml:space="preserve"> PAGEREF _Toc240732040 \h </w:instrText>
+              <w:instrText xml:space="preserve"> PAGEREF _Toc240820710 \h </w:instrText>
             </w:r>
             <w:r>
               <w:rPr>
@@ -392,7 +512,7 @@
               <w:rPr>
                 <w:noProof/>
               </w:rPr>
-              <w:t>1</w:t>
+              <w:t>2</w:t>
             </w:r>
             <w:r>
               <w:rPr>
@@ -404,21 +524,27 @@
         </w:p>
         <w:p>
           <w:pPr>
-            <w:pStyle w:val="TDC1"/>
+            <w:pStyle w:val="TOC1"/>
             <w:tabs>
               <w:tab w:val="right" w:leader="dot" w:pos="10070"/>
             </w:tabs>
             <w:rPr>
+              <w:rFonts w:asciiTheme="minorHAnsi" w:eastAsiaTheme="minorEastAsia" w:hAnsiTheme="minorHAnsi" w:cstheme="minorBidi"/>
               <w:noProof/>
+              <w:kern w:val="2"/>
+              <w:sz w:val="24"/>
+              <w:szCs w:val="24"/>
+              <w:lang w:val="en-US" w:eastAsia="en-US"/>
+              <w14:ligatures w14:val="standardContextual"/>
             </w:rPr>
           </w:pPr>
-          <w:hyperlink w:anchor="_Toc240732041" w:history="1">
-            <w:r>
-              <w:rPr>
-                <w:rStyle w:val="Hipervnculo"/>
-                <w:noProof/>
-              </w:rPr>
-              <w:t>1. Introducción y Antecedentes</w:t>
+          <w:hyperlink w:anchor="_Toc240820711" w:history="1">
+            <w:r>
+              <w:rPr>
+                <w:rStyle w:val="Hyperlink"/>
+                <w:noProof/>
+              </w:rPr>
+              <w:t>1. Introducción</w:t>
             </w:r>
             <w:r>
               <w:rPr>
@@ -436,7 +562,7 @@
               <w:rPr>
                 <w:noProof/>
               </w:rPr>
-              <w:instrText xml:space="preserve"> PAGEREF _Toc240732041 \h </w:instrText>
+              <w:instrText xml:space="preserve"> PAGEREF _Toc240820711 \h </w:instrText>
             </w:r>
             <w:r>
               <w:rPr>
@@ -453,7 +579,7 @@
               <w:rPr>
                 <w:noProof/>
               </w:rPr>
-              <w:t>1</w:t>
+              <w:t>4</w:t>
             </w:r>
             <w:r>
               <w:rPr>
@@ -465,18 +591,24 @@
         </w:p>
         <w:p>
           <w:pPr>
-            <w:pStyle w:val="TDC1"/>
+            <w:pStyle w:val="TOC1"/>
             <w:tabs>
               <w:tab w:val="right" w:leader="dot" w:pos="10070"/>
             </w:tabs>
             <w:rPr>
+              <w:rFonts w:asciiTheme="minorHAnsi" w:eastAsiaTheme="minorEastAsia" w:hAnsiTheme="minorHAnsi" w:cstheme="minorBidi"/>
               <w:noProof/>
+              <w:kern w:val="2"/>
+              <w:sz w:val="24"/>
+              <w:szCs w:val="24"/>
+              <w:lang w:val="en-US" w:eastAsia="en-US"/>
+              <w14:ligatures w14:val="standardContextual"/>
             </w:rPr>
           </w:pPr>
-          <w:hyperlink w:anchor="_Toc240732042" w:history="1">
-            <w:r>
-              <w:rPr>
-                <w:rStyle w:val="Hipervnculo"/>
+          <w:hyperlink w:anchor="_Toc240820712" w:history="1">
+            <w:r>
+              <w:rPr>
+                <w:rStyle w:val="Hyperlink"/>
                 <w:noProof/>
               </w:rPr>
               <w:t>2. Objetivos del Data Warehouse</w:t>
@@ -497,7 +629,7 @@
               <w:rPr>
                 <w:noProof/>
               </w:rPr>
-              <w:instrText xml:space="preserve"> PAGEREF _Toc240732042 \h </w:instrText>
+              <w:instrText xml:space="preserve"> PAGEREF _Toc240820712 \h </w:instrText>
             </w:r>
             <w:r>
               <w:rPr>
@@ -514,7 +646,7 @@
               <w:rPr>
                 <w:noProof/>
               </w:rPr>
-              <w:t>1</w:t>
+              <w:t>4</w:t>
             </w:r>
             <w:r>
               <w:rPr>
@@ -526,18 +658,24 @@
         </w:p>
         <w:p>
           <w:pPr>
-            <w:pStyle w:val="TDC1"/>
+            <w:pStyle w:val="TOC1"/>
             <w:tabs>
               <w:tab w:val="right" w:leader="dot" w:pos="10070"/>
             </w:tabs>
             <w:rPr>
+              <w:rFonts w:asciiTheme="minorHAnsi" w:eastAsiaTheme="minorEastAsia" w:hAnsiTheme="minorHAnsi" w:cstheme="minorBidi"/>
               <w:noProof/>
+              <w:kern w:val="2"/>
+              <w:sz w:val="24"/>
+              <w:szCs w:val="24"/>
+              <w:lang w:val="en-US" w:eastAsia="en-US"/>
+              <w14:ligatures w14:val="standardContextual"/>
             </w:rPr>
           </w:pPr>
-          <w:hyperlink w:anchor="_Toc240732043" w:history="1">
-            <w:r>
-              <w:rPr>
-                <w:rStyle w:val="Hipervnculo"/>
+          <w:hyperlink w:anchor="_Toc240820713" w:history="1">
+            <w:r>
+              <w:rPr>
+                <w:rStyle w:val="Hyperlink"/>
                 <w:noProof/>
               </w:rPr>
               <w:t>3. Proceso de Negocio Analizado</w:t>
@@ -558,7 +696,7 @@
               <w:rPr>
                 <w:noProof/>
               </w:rPr>
-              <w:instrText xml:space="preserve"> PAGEREF _Toc240732043 \h </w:instrText>
+              <w:instrText xml:space="preserve"> PAGEREF _Toc240820713 \h </w:instrText>
             </w:r>
             <w:r>
               <w:rPr>
@@ -575,7 +713,7 @@
               <w:rPr>
                 <w:noProof/>
               </w:rPr>
-              <w:t>1</w:t>
+              <w:t>4</w:t>
             </w:r>
             <w:r>
               <w:rPr>
@@ -587,18 +725,24 @@
         </w:p>
         <w:p>
           <w:pPr>
-            <w:pStyle w:val="TDC1"/>
+            <w:pStyle w:val="TOC1"/>
             <w:tabs>
               <w:tab w:val="right" w:leader="dot" w:pos="10070"/>
             </w:tabs>
             <w:rPr>
+              <w:rFonts w:asciiTheme="minorHAnsi" w:eastAsiaTheme="minorEastAsia" w:hAnsiTheme="minorHAnsi" w:cstheme="minorBidi"/>
               <w:noProof/>
+              <w:kern w:val="2"/>
+              <w:sz w:val="24"/>
+              <w:szCs w:val="24"/>
+              <w:lang w:val="en-US" w:eastAsia="en-US"/>
+              <w14:ligatures w14:val="standardContextual"/>
             </w:rPr>
           </w:pPr>
-          <w:hyperlink w:anchor="_Toc240732044" w:history="1">
-            <w:r>
-              <w:rPr>
-                <w:rStyle w:val="Hipervnculo"/>
+          <w:hyperlink w:anchor="_Toc240820714" w:history="1">
+            <w:r>
+              <w:rPr>
+                <w:rStyle w:val="Hyperlink"/>
                 <w:noProof/>
               </w:rPr>
               <w:t>4. Diseño Dimensional</w:t>
@@ -619,7 +763,7 @@
               <w:rPr>
                 <w:noProof/>
               </w:rPr>
-              <w:instrText xml:space="preserve"> PAGEREF _Toc240732044 \h </w:instrText>
+              <w:instrText xml:space="preserve"> PAGEREF _Toc240820714 \h </w:instrText>
             </w:r>
             <w:r>
               <w:rPr>
@@ -636,7 +780,7 @@
               <w:rPr>
                 <w:noProof/>
               </w:rPr>
-              <w:t>1</w:t>
+              <w:t>4</w:t>
             </w:r>
             <w:r>
               <w:rPr>
@@ -648,18 +792,24 @@
         </w:p>
         <w:p>
           <w:pPr>
-            <w:pStyle w:val="TDC2"/>
+            <w:pStyle w:val="TOC2"/>
             <w:tabs>
               <w:tab w:val="right" w:leader="dot" w:pos="10070"/>
             </w:tabs>
             <w:rPr>
+              <w:rFonts w:asciiTheme="minorHAnsi" w:eastAsiaTheme="minorEastAsia" w:hAnsiTheme="minorHAnsi" w:cstheme="minorBidi"/>
               <w:noProof/>
+              <w:kern w:val="2"/>
+              <w:sz w:val="24"/>
+              <w:szCs w:val="24"/>
+              <w:lang w:val="en-US" w:eastAsia="en-US"/>
+              <w14:ligatures w14:val="standardContextual"/>
             </w:rPr>
           </w:pPr>
-          <w:hyperlink w:anchor="_Toc240732045" w:history="1">
-            <w:r>
-              <w:rPr>
-                <w:rStyle w:val="Hipervnculo"/>
+          <w:hyperlink w:anchor="_Toc240820715" w:history="1">
+            <w:r>
+              <w:rPr>
+                <w:rStyle w:val="Hyperlink"/>
                 <w:noProof/>
               </w:rPr>
               <w:t>4.1 Enfoque metodológico</w:t>
@@ -680,7 +830,7 @@
               <w:rPr>
                 <w:noProof/>
               </w:rPr>
-              <w:instrText xml:space="preserve"> PAGEREF _Toc240732045 \h </w:instrText>
+              <w:instrText xml:space="preserve"> PAGEREF _Toc240820715 \h </w:instrText>
             </w:r>
             <w:r>
               <w:rPr>
@@ -697,7 +847,7 @@
               <w:rPr>
                 <w:noProof/>
               </w:rPr>
-              <w:t>1</w:t>
+              <w:t>4</w:t>
             </w:r>
             <w:r>
               <w:rPr>
@@ -709,18 +859,24 @@
         </w:p>
         <w:p>
           <w:pPr>
-            <w:pStyle w:val="TDC2"/>
+            <w:pStyle w:val="TOC2"/>
             <w:tabs>
               <w:tab w:val="right" w:leader="dot" w:pos="10070"/>
             </w:tabs>
             <w:rPr>
+              <w:rFonts w:asciiTheme="minorHAnsi" w:eastAsiaTheme="minorEastAsia" w:hAnsiTheme="minorHAnsi" w:cstheme="minorBidi"/>
               <w:noProof/>
+              <w:kern w:val="2"/>
+              <w:sz w:val="24"/>
+              <w:szCs w:val="24"/>
+              <w:lang w:val="en-US" w:eastAsia="en-US"/>
+              <w14:ligatures w14:val="standardContextual"/>
             </w:rPr>
           </w:pPr>
-          <w:hyperlink w:anchor="_Toc240732046" w:history="1">
-            <w:r>
-              <w:rPr>
-                <w:rStyle w:val="Hipervnculo"/>
+          <w:hyperlink w:anchor="_Toc240820716" w:history="1">
+            <w:r>
+              <w:rPr>
+                <w:rStyle w:val="Hyperlink"/>
                 <w:noProof/>
               </w:rPr>
               <w:t>4.2 Definición del grano</w:t>
@@ -741,7 +897,7 @@
               <w:rPr>
                 <w:noProof/>
               </w:rPr>
-              <w:instrText xml:space="preserve"> PAGEREF _Toc240732046 \h </w:instrText>
+              <w:instrText xml:space="preserve"> PAGEREF _Toc240820716 \h </w:instrText>
             </w:r>
             <w:r>
               <w:rPr>
@@ -758,7 +914,7 @@
               <w:rPr>
                 <w:noProof/>
               </w:rPr>
-              <w:t>1</w:t>
+              <w:t>4</w:t>
             </w:r>
             <w:r>
               <w:rPr>
@@ -770,18 +926,24 @@
         </w:p>
         <w:p>
           <w:pPr>
-            <w:pStyle w:val="TDC2"/>
+            <w:pStyle w:val="TOC2"/>
             <w:tabs>
               <w:tab w:val="right" w:leader="dot" w:pos="10070"/>
             </w:tabs>
             <w:rPr>
+              <w:rFonts w:asciiTheme="minorHAnsi" w:eastAsiaTheme="minorEastAsia" w:hAnsiTheme="minorHAnsi" w:cstheme="minorBidi"/>
               <w:noProof/>
+              <w:kern w:val="2"/>
+              <w:sz w:val="24"/>
+              <w:szCs w:val="24"/>
+              <w:lang w:val="en-US" w:eastAsia="en-US"/>
+              <w14:ligatures w14:val="standardContextual"/>
             </w:rPr>
           </w:pPr>
-          <w:hyperlink w:anchor="_Toc240732047" w:history="1">
-            <w:r>
-              <w:rPr>
-                <w:rStyle w:val="Hipervnculo"/>
+          <w:hyperlink w:anchor="_Toc240820717" w:history="1">
+            <w:r>
+              <w:rPr>
+                <w:rStyle w:val="Hyperlink"/>
                 <w:noProof/>
               </w:rPr>
               <w:t>4.3 Matriz de bus (proceso × dimensiones)</w:t>
@@ -802,7 +964,7 @@
               <w:rPr>
                 <w:noProof/>
               </w:rPr>
-              <w:instrText xml:space="preserve"> PAGEREF _Toc240732047 \h </w:instrText>
+              <w:instrText xml:space="preserve"> PAGEREF _Toc240820717 \h </w:instrText>
             </w:r>
             <w:r>
               <w:rPr>
@@ -819,7 +981,7 @@
               <w:rPr>
                 <w:noProof/>
               </w:rPr>
-              <w:t>1</w:t>
+              <w:t>4</w:t>
             </w:r>
             <w:r>
               <w:rPr>
@@ -831,18 +993,24 @@
         </w:p>
         <w:p>
           <w:pPr>
-            <w:pStyle w:val="TDC2"/>
+            <w:pStyle w:val="TOC2"/>
             <w:tabs>
               <w:tab w:val="right" w:leader="dot" w:pos="10070"/>
             </w:tabs>
             <w:rPr>
+              <w:rFonts w:asciiTheme="minorHAnsi" w:eastAsiaTheme="minorEastAsia" w:hAnsiTheme="minorHAnsi" w:cstheme="minorBidi"/>
               <w:noProof/>
+              <w:kern w:val="2"/>
+              <w:sz w:val="24"/>
+              <w:szCs w:val="24"/>
+              <w:lang w:val="en-US" w:eastAsia="en-US"/>
+              <w14:ligatures w14:val="standardContextual"/>
             </w:rPr>
           </w:pPr>
-          <w:hyperlink w:anchor="_Toc240732048" w:history="1">
-            <w:r>
-              <w:rPr>
-                <w:rStyle w:val="Hipervnculo"/>
+          <w:hyperlink w:anchor="_Toc240820718" w:history="1">
+            <w:r>
+              <w:rPr>
+                <w:rStyle w:val="Hyperlink"/>
                 <w:noProof/>
               </w:rPr>
               <w:t>4.4 Diagrama del modelo dimensional</w:t>
@@ -863,7 +1031,7 @@
               <w:rPr>
                 <w:noProof/>
               </w:rPr>
-              <w:instrText xml:space="preserve"> PAGEREF _Toc240732048 \h </w:instrText>
+              <w:instrText xml:space="preserve"> PAGEREF _Toc240820718 \h </w:instrText>
             </w:r>
             <w:r>
               <w:rPr>
@@ -880,7 +1048,7 @@
               <w:rPr>
                 <w:noProof/>
               </w:rPr>
-              <w:t>1</w:t>
+              <w:t>5</w:t>
             </w:r>
             <w:r>
               <w:rPr>
@@ -892,18 +1060,24 @@
         </w:p>
         <w:p>
           <w:pPr>
-            <w:pStyle w:val="TDC2"/>
+            <w:pStyle w:val="TOC2"/>
             <w:tabs>
               <w:tab w:val="right" w:leader="dot" w:pos="10070"/>
             </w:tabs>
             <w:rPr>
+              <w:rFonts w:asciiTheme="minorHAnsi" w:eastAsiaTheme="minorEastAsia" w:hAnsiTheme="minorHAnsi" w:cstheme="minorBidi"/>
               <w:noProof/>
+              <w:kern w:val="2"/>
+              <w:sz w:val="24"/>
+              <w:szCs w:val="24"/>
+              <w:lang w:val="en-US" w:eastAsia="en-US"/>
+              <w14:ligatures w14:val="standardContextual"/>
             </w:rPr>
           </w:pPr>
-          <w:hyperlink w:anchor="_Toc240732049" w:history="1">
-            <w:r>
-              <w:rPr>
-                <w:rStyle w:val="Hipervnculo"/>
+          <w:hyperlink w:anchor="_Toc240820719" w:history="1">
+            <w:r>
+              <w:rPr>
+                <w:rStyle w:val="Hyperlink"/>
                 <w:noProof/>
               </w:rPr>
               <w:t>4.5 Detalle de las dimensiones</w:t>
@@ -924,7 +1098,7 @@
               <w:rPr>
                 <w:noProof/>
               </w:rPr>
-              <w:instrText xml:space="preserve"> PAGEREF _Toc240732049 \h </w:instrText>
+              <w:instrText xml:space="preserve"> PAGEREF _Toc240820719 \h </w:instrText>
             </w:r>
             <w:r>
               <w:rPr>
@@ -941,7 +1115,7 @@
               <w:rPr>
                 <w:noProof/>
               </w:rPr>
-              <w:t>1</w:t>
+              <w:t>5</w:t>
             </w:r>
             <w:r>
               <w:rPr>
@@ -953,18 +1127,24 @@
         </w:p>
         <w:p>
           <w:pPr>
-            <w:pStyle w:val="TDC3"/>
+            <w:pStyle w:val="TOC3"/>
             <w:tabs>
               <w:tab w:val="right" w:leader="dot" w:pos="10070"/>
             </w:tabs>
             <w:rPr>
+              <w:rFonts w:asciiTheme="minorHAnsi" w:eastAsiaTheme="minorEastAsia" w:hAnsiTheme="minorHAnsi" w:cstheme="minorBidi"/>
               <w:noProof/>
+              <w:kern w:val="2"/>
+              <w:sz w:val="24"/>
+              <w:szCs w:val="24"/>
+              <w:lang w:val="en-US" w:eastAsia="en-US"/>
+              <w14:ligatures w14:val="standardContextual"/>
             </w:rPr>
           </w:pPr>
-          <w:hyperlink w:anchor="_Toc240732050" w:history="1">
-            <w:r>
-              <w:rPr>
-                <w:rStyle w:val="Hipervnculo"/>
+          <w:hyperlink w:anchor="_Toc240820720" w:history="1">
+            <w:r>
+              <w:rPr>
+                <w:rStyle w:val="Hyperlink"/>
                 <w:noProof/>
               </w:rPr>
               <w:t>4.5.1 DIM_CUSTOMER</w:t>
@@ -985,7 +1165,7 @@
               <w:rPr>
                 <w:noProof/>
               </w:rPr>
-              <w:instrText xml:space="preserve"> PAGEREF _Toc240732050 \h </w:instrText>
+              <w:instrText xml:space="preserve"> PAGEREF _Toc240820720 \h </w:instrText>
             </w:r>
             <w:r>
               <w:rPr>
@@ -1002,7 +1182,7 @@
               <w:rPr>
                 <w:noProof/>
               </w:rPr>
-              <w:t>1</w:t>
+              <w:t>5</w:t>
             </w:r>
             <w:r>
               <w:rPr>
@@ -1014,18 +1194,24 @@
         </w:p>
         <w:p>
           <w:pPr>
-            <w:pStyle w:val="TDC3"/>
+            <w:pStyle w:val="TOC3"/>
             <w:tabs>
               <w:tab w:val="right" w:leader="dot" w:pos="10070"/>
             </w:tabs>
             <w:rPr>
+              <w:rFonts w:asciiTheme="minorHAnsi" w:eastAsiaTheme="minorEastAsia" w:hAnsiTheme="minorHAnsi" w:cstheme="minorBidi"/>
               <w:noProof/>
+              <w:kern w:val="2"/>
+              <w:sz w:val="24"/>
+              <w:szCs w:val="24"/>
+              <w:lang w:val="en-US" w:eastAsia="en-US"/>
+              <w14:ligatures w14:val="standardContextual"/>
             </w:rPr>
           </w:pPr>
-          <w:hyperlink w:anchor="_Toc240732051" w:history="1">
-            <w:r>
-              <w:rPr>
-                <w:rStyle w:val="Hipervnculo"/>
+          <w:hyperlink w:anchor="_Toc240820721" w:history="1">
+            <w:r>
+              <w:rPr>
+                <w:rStyle w:val="Hyperlink"/>
                 <w:noProof/>
               </w:rPr>
               <w:t>4.5.2 DIM_GEOGRAPHY</w:t>
@@ -1046,7 +1232,7 @@
               <w:rPr>
                 <w:noProof/>
               </w:rPr>
-              <w:instrText xml:space="preserve"> PAGEREF _Toc240732051 \h </w:instrText>
+              <w:instrText xml:space="preserve"> PAGEREF _Toc240820721 \h </w:instrText>
             </w:r>
             <w:r>
               <w:rPr>
@@ -1063,7 +1249,7 @@
               <w:rPr>
                 <w:noProof/>
               </w:rPr>
-              <w:t>1</w:t>
+              <w:t>6</w:t>
             </w:r>
             <w:r>
               <w:rPr>
@@ -1075,18 +1261,24 @@
         </w:p>
         <w:p>
           <w:pPr>
-            <w:pStyle w:val="TDC3"/>
+            <w:pStyle w:val="TOC3"/>
             <w:tabs>
               <w:tab w:val="right" w:leader="dot" w:pos="10070"/>
             </w:tabs>
             <w:rPr>
+              <w:rFonts w:asciiTheme="minorHAnsi" w:eastAsiaTheme="minorEastAsia" w:hAnsiTheme="minorHAnsi" w:cstheme="minorBidi"/>
               <w:noProof/>
+              <w:kern w:val="2"/>
+              <w:sz w:val="24"/>
+              <w:szCs w:val="24"/>
+              <w:lang w:val="en-US" w:eastAsia="en-US"/>
+              <w14:ligatures w14:val="standardContextual"/>
             </w:rPr>
           </w:pPr>
-          <w:hyperlink w:anchor="_Toc240732052" w:history="1">
-            <w:r>
-              <w:rPr>
-                <w:rStyle w:val="Hipervnculo"/>
+          <w:hyperlink w:anchor="_Toc240820722" w:history="1">
+            <w:r>
+              <w:rPr>
+                <w:rStyle w:val="Hyperlink"/>
                 <w:noProof/>
               </w:rPr>
               <w:t>4.5.3 DIM_DATE</w:t>
@@ -1107,7 +1299,7 @@
               <w:rPr>
                 <w:noProof/>
               </w:rPr>
-              <w:instrText xml:space="preserve"> PAGEREF _Toc240732052 \h </w:instrText>
+              <w:instrText xml:space="preserve"> PAGEREF _Toc240820722 \h </w:instrText>
             </w:r>
             <w:r>
               <w:rPr>
@@ -1124,7 +1316,7 @@
               <w:rPr>
                 <w:noProof/>
               </w:rPr>
-              <w:t>1</w:t>
+              <w:t>6</w:t>
             </w:r>
             <w:r>
               <w:rPr>
@@ -1136,18 +1328,24 @@
         </w:p>
         <w:p>
           <w:pPr>
-            <w:pStyle w:val="TDC3"/>
+            <w:pStyle w:val="TOC3"/>
             <w:tabs>
               <w:tab w:val="right" w:leader="dot" w:pos="10070"/>
             </w:tabs>
             <w:rPr>
+              <w:rFonts w:asciiTheme="minorHAnsi" w:eastAsiaTheme="minorEastAsia" w:hAnsiTheme="minorHAnsi" w:cstheme="minorBidi"/>
               <w:noProof/>
+              <w:kern w:val="2"/>
+              <w:sz w:val="24"/>
+              <w:szCs w:val="24"/>
+              <w:lang w:val="en-US" w:eastAsia="en-US"/>
+              <w14:ligatures w14:val="standardContextual"/>
             </w:rPr>
           </w:pPr>
-          <w:hyperlink w:anchor="_Toc240732053" w:history="1">
-            <w:r>
-              <w:rPr>
-                <w:rStyle w:val="Hipervnculo"/>
+          <w:hyperlink w:anchor="_Toc240820723" w:history="1">
+            <w:r>
+              <w:rPr>
+                <w:rStyle w:val="Hyperlink"/>
                 <w:noProof/>
               </w:rPr>
               <w:t>4.5.4 DIM_PRODUCT</w:t>
@@ -1168,7 +1366,7 @@
               <w:rPr>
                 <w:noProof/>
               </w:rPr>
-              <w:instrText xml:space="preserve"> PAGEREF _Toc240732053 \h </w:instrText>
+              <w:instrText xml:space="preserve"> PAGEREF _Toc240820723 \h </w:instrText>
             </w:r>
             <w:r>
               <w:rPr>
@@ -1185,7 +1383,7 @@
               <w:rPr>
                 <w:noProof/>
               </w:rPr>
-              <w:t>1</w:t>
+              <w:t>7</w:t>
             </w:r>
             <w:r>
               <w:rPr>
@@ -1197,18 +1395,24 @@
         </w:p>
         <w:p>
           <w:pPr>
-            <w:pStyle w:val="TDC3"/>
+            <w:pStyle w:val="TOC3"/>
             <w:tabs>
               <w:tab w:val="right" w:leader="dot" w:pos="10070"/>
             </w:tabs>
             <w:rPr>
+              <w:rFonts w:asciiTheme="minorHAnsi" w:eastAsiaTheme="minorEastAsia" w:hAnsiTheme="minorHAnsi" w:cstheme="minorBidi"/>
               <w:noProof/>
+              <w:kern w:val="2"/>
+              <w:sz w:val="24"/>
+              <w:szCs w:val="24"/>
+              <w:lang w:val="en-US" w:eastAsia="en-US"/>
+              <w14:ligatures w14:val="standardContextual"/>
             </w:rPr>
           </w:pPr>
-          <w:hyperlink w:anchor="_Toc240732054" w:history="1">
-            <w:r>
-              <w:rPr>
-                <w:rStyle w:val="Hipervnculo"/>
+          <w:hyperlink w:anchor="_Toc240820724" w:history="1">
+            <w:r>
+              <w:rPr>
+                <w:rStyle w:val="Hyperlink"/>
                 <w:noProof/>
               </w:rPr>
               <w:t>4.5.5 DIM_ORDER</w:t>
@@ -1229,7 +1433,7 @@
               <w:rPr>
                 <w:noProof/>
               </w:rPr>
-              <w:instrText xml:space="preserve"> PAGEREF _Toc240732054 \h </w:instrText>
+              <w:instrText xml:space="preserve"> PAGEREF _Toc240820724 \h </w:instrText>
             </w:r>
             <w:r>
               <w:rPr>
@@ -1246,7 +1450,7 @@
               <w:rPr>
                 <w:noProof/>
               </w:rPr>
-              <w:t>1</w:t>
+              <w:t>7</w:t>
             </w:r>
             <w:r>
               <w:rPr>
@@ -1258,18 +1462,24 @@
         </w:p>
         <w:p>
           <w:pPr>
-            <w:pStyle w:val="TDC3"/>
+            <w:pStyle w:val="TOC3"/>
             <w:tabs>
               <w:tab w:val="right" w:leader="dot" w:pos="10070"/>
             </w:tabs>
             <w:rPr>
+              <w:rFonts w:asciiTheme="minorHAnsi" w:eastAsiaTheme="minorEastAsia" w:hAnsiTheme="minorHAnsi" w:cstheme="minorBidi"/>
               <w:noProof/>
+              <w:kern w:val="2"/>
+              <w:sz w:val="24"/>
+              <w:szCs w:val="24"/>
+              <w:lang w:val="en-US" w:eastAsia="en-US"/>
+              <w14:ligatures w14:val="standardContextual"/>
             </w:rPr>
           </w:pPr>
-          <w:hyperlink w:anchor="_Toc240732055" w:history="1">
-            <w:r>
-              <w:rPr>
-                <w:rStyle w:val="Hipervnculo"/>
+          <w:hyperlink w:anchor="_Toc240820725" w:history="1">
+            <w:r>
+              <w:rPr>
+                <w:rStyle w:val="Hyperlink"/>
                 <w:noProof/>
               </w:rPr>
               <w:t>4.5.6 DIM_BEHAVIOR</w:t>
@@ -1290,7 +1500,7 @@
               <w:rPr>
                 <w:noProof/>
               </w:rPr>
-              <w:instrText xml:space="preserve"> PAGEREF _Toc240732055 \h </w:instrText>
+              <w:instrText xml:space="preserve"> PAGEREF _Toc240820725 \h </w:instrText>
             </w:r>
             <w:r>
               <w:rPr>
@@ -1307,7 +1517,7 @@
               <w:rPr>
                 <w:noProof/>
               </w:rPr>
-              <w:t>1</w:t>
+              <w:t>7</w:t>
             </w:r>
             <w:r>
               <w:rPr>
@@ -1319,18 +1529,24 @@
         </w:p>
         <w:p>
           <w:pPr>
-            <w:pStyle w:val="TDC2"/>
+            <w:pStyle w:val="TOC2"/>
             <w:tabs>
               <w:tab w:val="right" w:leader="dot" w:pos="10070"/>
             </w:tabs>
             <w:rPr>
+              <w:rFonts w:asciiTheme="minorHAnsi" w:eastAsiaTheme="minorEastAsia" w:hAnsiTheme="minorHAnsi" w:cstheme="minorBidi"/>
               <w:noProof/>
+              <w:kern w:val="2"/>
+              <w:sz w:val="24"/>
+              <w:szCs w:val="24"/>
+              <w:lang w:val="en-US" w:eastAsia="en-US"/>
+              <w14:ligatures w14:val="standardContextual"/>
             </w:rPr>
           </w:pPr>
-          <w:hyperlink w:anchor="_Toc240732056" w:history="1">
-            <w:r>
-              <w:rPr>
-                <w:rStyle w:val="Hipervnculo"/>
+          <w:hyperlink w:anchor="_Toc240820726" w:history="1">
+            <w:r>
+              <w:rPr>
+                <w:rStyle w:val="Hyperlink"/>
                 <w:noProof/>
               </w:rPr>
               <w:t>4.6 Detalle de la tabla de hechos: FACT_SALES</w:t>
@@ -1351,7 +1567,7 @@
               <w:rPr>
                 <w:noProof/>
               </w:rPr>
-              <w:instrText xml:space="preserve"> PAGEREF _Toc240732056 \h </w:instrText>
+              <w:instrText xml:space="preserve"> PAGEREF _Toc240820726 \h </w:instrText>
             </w:r>
             <w:r>
               <w:rPr>
@@ -1368,7 +1584,7 @@
               <w:rPr>
                 <w:noProof/>
               </w:rPr>
-              <w:t>1</w:t>
+              <w:t>7</w:t>
             </w:r>
             <w:r>
               <w:rPr>
@@ -1380,18 +1596,24 @@
         </w:p>
         <w:p>
           <w:pPr>
-            <w:pStyle w:val="TDC2"/>
+            <w:pStyle w:val="TOC2"/>
             <w:tabs>
               <w:tab w:val="right" w:leader="dot" w:pos="10070"/>
             </w:tabs>
             <w:rPr>
+              <w:rFonts w:asciiTheme="minorHAnsi" w:eastAsiaTheme="minorEastAsia" w:hAnsiTheme="minorHAnsi" w:cstheme="minorBidi"/>
               <w:noProof/>
+              <w:kern w:val="2"/>
+              <w:sz w:val="24"/>
+              <w:szCs w:val="24"/>
+              <w:lang w:val="en-US" w:eastAsia="en-US"/>
+              <w14:ligatures w14:val="standardContextual"/>
             </w:rPr>
           </w:pPr>
-          <w:hyperlink w:anchor="_Toc240732057" w:history="1">
-            <w:r>
-              <w:rPr>
-                <w:rStyle w:val="Hipervnculo"/>
+          <w:hyperlink w:anchor="_Toc240820727" w:history="1">
+            <w:r>
+              <w:rPr>
+                <w:rStyle w:val="Hyperlink"/>
                 <w:noProof/>
               </w:rPr>
               <w:t>4.7 Supuestos y decisiones de diseño</w:t>
@@ -1412,7 +1634,7 @@
               <w:rPr>
                 <w:noProof/>
               </w:rPr>
-              <w:instrText xml:space="preserve"> PAGEREF _Toc240732057 \h </w:instrText>
+              <w:instrText xml:space="preserve"> PAGEREF _Toc240820727 \h </w:instrText>
             </w:r>
             <w:r>
               <w:rPr>
@@ -1429,7 +1651,7 @@
               <w:rPr>
                 <w:noProof/>
               </w:rPr>
-              <w:t>1</w:t>
+              <w:t>8</w:t>
             </w:r>
             <w:r>
               <w:rPr>
@@ -1441,18 +1663,24 @@
         </w:p>
         <w:p>
           <w:pPr>
-            <w:pStyle w:val="TDC1"/>
+            <w:pStyle w:val="TOC1"/>
             <w:tabs>
               <w:tab w:val="right" w:leader="dot" w:pos="10070"/>
             </w:tabs>
             <w:rPr>
+              <w:rFonts w:asciiTheme="minorHAnsi" w:eastAsiaTheme="minorEastAsia" w:hAnsiTheme="minorHAnsi" w:cstheme="minorBidi"/>
               <w:noProof/>
+              <w:kern w:val="2"/>
+              <w:sz w:val="24"/>
+              <w:szCs w:val="24"/>
+              <w:lang w:val="en-US" w:eastAsia="en-US"/>
+              <w14:ligatures w14:val="standardContextual"/>
             </w:rPr>
           </w:pPr>
-          <w:hyperlink w:anchor="_Toc240732058" w:history="1">
-            <w:r>
-              <w:rPr>
-                <w:rStyle w:val="Hipervnculo"/>
+          <w:hyperlink w:anchor="_Toc240820728" w:history="1">
+            <w:r>
+              <w:rPr>
+                <w:rStyle w:val="Hyperlink"/>
                 <w:noProof/>
               </w:rPr>
               <w:t>5. Perfilamiento y Calidad de Datos</w:t>
@@ -1473,7 +1701,7 @@
               <w:rPr>
                 <w:noProof/>
               </w:rPr>
-              <w:instrText xml:space="preserve"> PAGEREF _Toc240732058 \h </w:instrText>
+              <w:instrText xml:space="preserve"> PAGEREF _Toc240820728 \h </w:instrText>
             </w:r>
             <w:r>
               <w:rPr>
@@ -1490,7 +1718,7 @@
               <w:rPr>
                 <w:noProof/>
               </w:rPr>
-              <w:t>1</w:t>
+              <w:t>10</w:t>
             </w:r>
             <w:r>
               <w:rPr>
@@ -1502,18 +1730,24 @@
         </w:p>
         <w:p>
           <w:pPr>
-            <w:pStyle w:val="TDC1"/>
+            <w:pStyle w:val="TOC1"/>
             <w:tabs>
               <w:tab w:val="right" w:leader="dot" w:pos="10070"/>
             </w:tabs>
             <w:rPr>
+              <w:rFonts w:asciiTheme="minorHAnsi" w:eastAsiaTheme="minorEastAsia" w:hAnsiTheme="minorHAnsi" w:cstheme="minorBidi"/>
               <w:noProof/>
+              <w:kern w:val="2"/>
+              <w:sz w:val="24"/>
+              <w:szCs w:val="24"/>
+              <w:lang w:val="en-US" w:eastAsia="en-US"/>
+              <w14:ligatures w14:val="standardContextual"/>
             </w:rPr>
           </w:pPr>
-          <w:hyperlink w:anchor="_Toc240732059" w:history="1">
-            <w:r>
-              <w:rPr>
-                <w:rStyle w:val="Hipervnculo"/>
+          <w:hyperlink w:anchor="_Toc240820729" w:history="1">
+            <w:r>
+              <w:rPr>
+                <w:rStyle w:val="Hyperlink"/>
                 <w:noProof/>
               </w:rPr>
               <w:t>6. Diseño a Nivel de Base de Datos (DDL)</w:t>
@@ -1534,7 +1768,7 @@
               <w:rPr>
                 <w:noProof/>
               </w:rPr>
-              <w:instrText xml:space="preserve"> PAGEREF _Toc240732059 \h </w:instrText>
+              <w:instrText xml:space="preserve"> PAGEREF _Toc240820729 \h </w:instrText>
             </w:r>
             <w:r>
               <w:rPr>
@@ -1551,7 +1785,7 @@
               <w:rPr>
                 <w:noProof/>
               </w:rPr>
-              <w:t>1</w:t>
+              <w:t>11</w:t>
             </w:r>
             <w:r>
               <w:rPr>
@@ -1563,18 +1797,24 @@
         </w:p>
         <w:p>
           <w:pPr>
-            <w:pStyle w:val="TDC2"/>
+            <w:pStyle w:val="TOC2"/>
             <w:tabs>
               <w:tab w:val="right" w:leader="dot" w:pos="10070"/>
             </w:tabs>
             <w:rPr>
+              <w:rFonts w:asciiTheme="minorHAnsi" w:eastAsiaTheme="minorEastAsia" w:hAnsiTheme="minorHAnsi" w:cstheme="minorBidi"/>
               <w:noProof/>
+              <w:kern w:val="2"/>
+              <w:sz w:val="24"/>
+              <w:szCs w:val="24"/>
+              <w:lang w:val="en-US" w:eastAsia="en-US"/>
+              <w14:ligatures w14:val="standardContextual"/>
             </w:rPr>
           </w:pPr>
-          <w:hyperlink w:anchor="_Toc240732060" w:history="1">
-            <w:r>
-              <w:rPr>
-                <w:rStyle w:val="Hipervnculo"/>
+          <w:hyperlink w:anchor="_Toc240820730" w:history="1">
+            <w:r>
+              <w:rPr>
+                <w:rStyle w:val="Hyperlink"/>
                 <w:noProof/>
               </w:rPr>
               <w:t>6.1 Resumen de llaves primarias y foráneas</w:t>
@@ -1595,7 +1835,7 @@
               <w:rPr>
                 <w:noProof/>
               </w:rPr>
-              <w:instrText xml:space="preserve"> PAGEREF _Toc240732060 \h </w:instrText>
+              <w:instrText xml:space="preserve"> PAGEREF _Toc240820730 \h </w:instrText>
             </w:r>
             <w:r>
               <w:rPr>
@@ -1612,7 +1852,7 @@
               <w:rPr>
                 <w:noProof/>
               </w:rPr>
-              <w:t>1</w:t>
+              <w:t>11</w:t>
             </w:r>
             <w:r>
               <w:rPr>
@@ -1624,18 +1864,24 @@
         </w:p>
         <w:p>
           <w:pPr>
-            <w:pStyle w:val="TDC2"/>
+            <w:pStyle w:val="TOC2"/>
             <w:tabs>
               <w:tab w:val="right" w:leader="dot" w:pos="10070"/>
             </w:tabs>
             <w:rPr>
+              <w:rFonts w:asciiTheme="minorHAnsi" w:eastAsiaTheme="minorEastAsia" w:hAnsiTheme="minorHAnsi" w:cstheme="minorBidi"/>
               <w:noProof/>
+              <w:kern w:val="2"/>
+              <w:sz w:val="24"/>
+              <w:szCs w:val="24"/>
+              <w:lang w:val="en-US" w:eastAsia="en-US"/>
+              <w14:ligatures w14:val="standardContextual"/>
             </w:rPr>
           </w:pPr>
-          <w:hyperlink w:anchor="_Toc240732061" w:history="1">
-            <w:r>
-              <w:rPr>
-                <w:rStyle w:val="Hipervnculo"/>
+          <w:hyperlink w:anchor="_Toc240820731" w:history="1">
+            <w:r>
+              <w:rPr>
+                <w:rStyle w:val="Hyperlink"/>
                 <w:noProof/>
               </w:rPr>
               <w:t>6.2 Constraints de calidad de datos (CHECK)</w:t>
@@ -1656,7 +1902,7 @@
               <w:rPr>
                 <w:noProof/>
               </w:rPr>
-              <w:instrText xml:space="preserve"> PAGEREF _Toc240732061 \h </w:instrText>
+              <w:instrText xml:space="preserve"> PAGEREF _Toc240820731 \h </w:instrText>
             </w:r>
             <w:r>
               <w:rPr>
@@ -1673,7 +1919,7 @@
               <w:rPr>
                 <w:noProof/>
               </w:rPr>
-              <w:t>1</w:t>
+              <w:t>11</w:t>
             </w:r>
             <w:r>
               <w:rPr>
@@ -1685,18 +1931,24 @@
         </w:p>
         <w:p>
           <w:pPr>
-            <w:pStyle w:val="TDC2"/>
+            <w:pStyle w:val="TOC2"/>
             <w:tabs>
               <w:tab w:val="right" w:leader="dot" w:pos="10070"/>
             </w:tabs>
             <w:rPr>
+              <w:rFonts w:asciiTheme="minorHAnsi" w:eastAsiaTheme="minorEastAsia" w:hAnsiTheme="minorHAnsi" w:cstheme="minorBidi"/>
               <w:noProof/>
+              <w:kern w:val="2"/>
+              <w:sz w:val="24"/>
+              <w:szCs w:val="24"/>
+              <w:lang w:val="en-US" w:eastAsia="en-US"/>
+              <w14:ligatures w14:val="standardContextual"/>
             </w:rPr>
           </w:pPr>
-          <w:hyperlink w:anchor="_Toc240732062" w:history="1">
-            <w:r>
-              <w:rPr>
-                <w:rStyle w:val="Hipervnculo"/>
+          <w:hyperlink w:anchor="_Toc240820732" w:history="1">
+            <w:r>
+              <w:rPr>
+                <w:rStyle w:val="Hyperlink"/>
                 <w:noProof/>
               </w:rPr>
               <w:t>6.3 Índices definidos</w:t>
@@ -1717,7 +1969,7 @@
               <w:rPr>
                 <w:noProof/>
               </w:rPr>
-              <w:instrText xml:space="preserve"> PAGEREF _Toc240732062 \h </w:instrText>
+              <w:instrText xml:space="preserve"> PAGEREF _Toc240820732 \h </w:instrText>
             </w:r>
             <w:r>
               <w:rPr>
@@ -1734,7 +1986,7 @@
               <w:rPr>
                 <w:noProof/>
               </w:rPr>
-              <w:t>1</w:t>
+              <w:t>11</w:t>
             </w:r>
             <w:r>
               <w:rPr>
@@ -1746,21 +1998,27 @@
         </w:p>
         <w:p>
           <w:pPr>
-            <w:pStyle w:val="TDC2"/>
+            <w:pStyle w:val="TOC1"/>
             <w:tabs>
               <w:tab w:val="right" w:leader="dot" w:pos="10070"/>
             </w:tabs>
             <w:rPr>
+              <w:rFonts w:asciiTheme="minorHAnsi" w:eastAsiaTheme="minorEastAsia" w:hAnsiTheme="minorHAnsi" w:cstheme="minorBidi"/>
               <w:noProof/>
+              <w:kern w:val="2"/>
+              <w:sz w:val="24"/>
+              <w:szCs w:val="24"/>
+              <w:lang w:val="en-US" w:eastAsia="en-US"/>
+              <w14:ligatures w14:val="standardContextual"/>
             </w:rPr>
           </w:pPr>
-          <w:hyperlink w:anchor="_Toc240732063" w:history="1">
-            <w:r>
-              <w:rPr>
-                <w:rStyle w:val="Hipervnculo"/>
-                <w:noProof/>
-              </w:rPr>
-              <w:t>6.4 Script DDL completo</w:t>
+          <w:hyperlink w:anchor="_Toc240820733" w:history="1">
+            <w:r>
+              <w:rPr>
+                <w:rStyle w:val="Hyperlink"/>
+                <w:noProof/>
+              </w:rPr>
+              <w:t>7. Flujo de ETL</w:t>
             </w:r>
             <w:r>
               <w:rPr>
@@ -1778,7 +2036,7 @@
               <w:rPr>
                 <w:noProof/>
               </w:rPr>
-              <w:instrText xml:space="preserve"> PAGEREF _Toc240732063 \h </w:instrText>
+              <w:instrText xml:space="preserve"> PAGEREF _Toc240820733 \h </w:instrText>
             </w:r>
             <w:r>
               <w:rPr>
@@ -1795,7 +2053,7 @@
               <w:rPr>
                 <w:noProof/>
               </w:rPr>
-              <w:t>1</w:t>
+              <w:t>11</w:t>
             </w:r>
             <w:r>
               <w:rPr>
@@ -1807,21 +2065,27 @@
         </w:p>
         <w:p>
           <w:pPr>
-            <w:pStyle w:val="TDC1"/>
+            <w:pStyle w:val="TOC2"/>
             <w:tabs>
               <w:tab w:val="right" w:leader="dot" w:pos="10070"/>
             </w:tabs>
             <w:rPr>
+              <w:rFonts w:asciiTheme="minorHAnsi" w:eastAsiaTheme="minorEastAsia" w:hAnsiTheme="minorHAnsi" w:cstheme="minorBidi"/>
               <w:noProof/>
+              <w:kern w:val="2"/>
+              <w:sz w:val="24"/>
+              <w:szCs w:val="24"/>
+              <w:lang w:val="en-US" w:eastAsia="en-US"/>
+              <w14:ligatures w14:val="standardContextual"/>
             </w:rPr>
           </w:pPr>
-          <w:hyperlink w:anchor="_Toc240732064" w:history="1">
-            <w:r>
-              <w:rPr>
-                <w:rStyle w:val="Hipervnculo"/>
-                <w:noProof/>
-              </w:rPr>
-              <w:t>7. Flujo de ETL</w:t>
+          <w:hyperlink w:anchor="_Toc240820734" w:history="1">
+            <w:r>
+              <w:rPr>
+                <w:rStyle w:val="Hyperlink"/>
+                <w:noProof/>
+              </w:rPr>
+              <w:t>7.1 Herramienta y arquitectura de ETL</w:t>
             </w:r>
             <w:r>
               <w:rPr>
@@ -1839,7 +2103,7 @@
               <w:rPr>
                 <w:noProof/>
               </w:rPr>
-              <w:instrText xml:space="preserve"> PAGEREF _Toc240732064 \h </w:instrText>
+              <w:instrText xml:space="preserve"> PAGEREF _Toc240820734 \h </w:instrText>
             </w:r>
             <w:r>
               <w:rPr>
@@ -1856,7 +2120,7 @@
               <w:rPr>
                 <w:noProof/>
               </w:rPr>
-              <w:t>1</w:t>
+              <w:t>11</w:t>
             </w:r>
             <w:r>
               <w:rPr>
@@ -1868,21 +2132,27 @@
         </w:p>
         <w:p>
           <w:pPr>
-            <w:pStyle w:val="TDC2"/>
+            <w:pStyle w:val="TOC2"/>
             <w:tabs>
               <w:tab w:val="right" w:leader="dot" w:pos="10070"/>
             </w:tabs>
             <w:rPr>
+              <w:rFonts w:asciiTheme="minorHAnsi" w:eastAsiaTheme="minorEastAsia" w:hAnsiTheme="minorHAnsi" w:cstheme="minorBidi"/>
               <w:noProof/>
+              <w:kern w:val="2"/>
+              <w:sz w:val="24"/>
+              <w:szCs w:val="24"/>
+              <w:lang w:val="en-US" w:eastAsia="en-US"/>
+              <w14:ligatures w14:val="standardContextual"/>
             </w:rPr>
           </w:pPr>
-          <w:hyperlink w:anchor="_Toc240732065" w:history="1">
-            <w:r>
-              <w:rPr>
-                <w:rStyle w:val="Hipervnculo"/>
-                <w:noProof/>
-              </w:rPr>
-              <w:t>7.1 Herramienta y arquitectura de ETL</w:t>
+          <w:hyperlink w:anchor="_Toc240820735" w:history="1">
+            <w:r>
+              <w:rPr>
+                <w:rStyle w:val="Hyperlink"/>
+                <w:noProof/>
+              </w:rPr>
+              <w:t>7.2 Extracción</w:t>
             </w:r>
             <w:r>
               <w:rPr>
@@ -1900,7 +2170,7 @@
               <w:rPr>
                 <w:noProof/>
               </w:rPr>
-              <w:instrText xml:space="preserve"> PAGEREF _Toc240732065 \h </w:instrText>
+              <w:instrText xml:space="preserve"> PAGEREF _Toc240820735 \h </w:instrText>
             </w:r>
             <w:r>
               <w:rPr>
@@ -1917,7 +2187,7 @@
               <w:rPr>
                 <w:noProof/>
               </w:rPr>
-              <w:t>1</w:t>
+              <w:t>12</w:t>
             </w:r>
             <w:r>
               <w:rPr>
@@ -1929,21 +2199,27 @@
         </w:p>
         <w:p>
           <w:pPr>
-            <w:pStyle w:val="TDC2"/>
+            <w:pStyle w:val="TOC2"/>
             <w:tabs>
               <w:tab w:val="right" w:leader="dot" w:pos="10070"/>
             </w:tabs>
             <w:rPr>
+              <w:rFonts w:asciiTheme="minorHAnsi" w:eastAsiaTheme="minorEastAsia" w:hAnsiTheme="minorHAnsi" w:cstheme="minorBidi"/>
               <w:noProof/>
+              <w:kern w:val="2"/>
+              <w:sz w:val="24"/>
+              <w:szCs w:val="24"/>
+              <w:lang w:val="en-US" w:eastAsia="en-US"/>
+              <w14:ligatures w14:val="standardContextual"/>
             </w:rPr>
           </w:pPr>
-          <w:hyperlink w:anchor="_Toc240732066" w:history="1">
-            <w:r>
-              <w:rPr>
-                <w:rStyle w:val="Hipervnculo"/>
-                <w:noProof/>
-              </w:rPr>
-              <w:t>7.2 Extracción</w:t>
+          <w:hyperlink w:anchor="_Toc240820736" w:history="1">
+            <w:r>
+              <w:rPr>
+                <w:rStyle w:val="Hyperlink"/>
+                <w:noProof/>
+              </w:rPr>
+              <w:t>7.3 Transformación</w:t>
             </w:r>
             <w:r>
               <w:rPr>
@@ -1961,7 +2237,7 @@
               <w:rPr>
                 <w:noProof/>
               </w:rPr>
-              <w:instrText xml:space="preserve"> PAGEREF _Toc240732066 \h </w:instrText>
+              <w:instrText xml:space="preserve"> PAGEREF _Toc240820736 \h </w:instrText>
             </w:r>
             <w:r>
               <w:rPr>
@@ -1978,7 +2254,7 @@
               <w:rPr>
                 <w:noProof/>
               </w:rPr>
-              <w:t>1</w:t>
+              <w:t>14</w:t>
             </w:r>
             <w:r>
               <w:rPr>
@@ -1990,21 +2266,27 @@
         </w:p>
         <w:p>
           <w:pPr>
-            <w:pStyle w:val="TDC2"/>
+            <w:pStyle w:val="TOC3"/>
             <w:tabs>
               <w:tab w:val="right" w:leader="dot" w:pos="10070"/>
             </w:tabs>
             <w:rPr>
+              <w:rFonts w:asciiTheme="minorHAnsi" w:eastAsiaTheme="minorEastAsia" w:hAnsiTheme="minorHAnsi" w:cstheme="minorBidi"/>
               <w:noProof/>
+              <w:kern w:val="2"/>
+              <w:sz w:val="24"/>
+              <w:szCs w:val="24"/>
+              <w:lang w:val="en-US" w:eastAsia="en-US"/>
+              <w14:ligatures w14:val="standardContextual"/>
             </w:rPr>
           </w:pPr>
-          <w:hyperlink w:anchor="_Toc240732067" w:history="1">
-            <w:r>
-              <w:rPr>
-                <w:rStyle w:val="Hipervnculo"/>
-                <w:noProof/>
-              </w:rPr>
-              <w:t>7.3 Transformación</w:t>
+          <w:hyperlink w:anchor="_Toc240820737" w:history="1">
+            <w:r>
+              <w:rPr>
+                <w:rStyle w:val="Hyperlink"/>
+                <w:noProof/>
+              </w:rPr>
+              <w:t>7.3.1 DIM_DATE</w:t>
             </w:r>
             <w:r>
               <w:rPr>
@@ -2022,7 +2304,7 @@
               <w:rPr>
                 <w:noProof/>
               </w:rPr>
-              <w:instrText xml:space="preserve"> PAGEREF _Toc240732067 \h </w:instrText>
+              <w:instrText xml:space="preserve"> PAGEREF _Toc240820737 \h </w:instrText>
             </w:r>
             <w:r>
               <w:rPr>
@@ -2039,7 +2321,7 @@
               <w:rPr>
                 <w:noProof/>
               </w:rPr>
-              <w:t>1</w:t>
+              <w:t>14</w:t>
             </w:r>
             <w:r>
               <w:rPr>
@@ -2051,21 +2333,28 @@
         </w:p>
         <w:p>
           <w:pPr>
-            <w:pStyle w:val="TDC2"/>
+            <w:pStyle w:val="TOC3"/>
             <w:tabs>
               <w:tab w:val="right" w:leader="dot" w:pos="10070"/>
             </w:tabs>
             <w:rPr>
+              <w:rFonts w:asciiTheme="minorHAnsi" w:eastAsiaTheme="minorEastAsia" w:hAnsiTheme="minorHAnsi" w:cstheme="minorBidi"/>
               <w:noProof/>
+              <w:kern w:val="2"/>
+              <w:sz w:val="24"/>
+              <w:szCs w:val="24"/>
+              <w:lang w:val="en-US" w:eastAsia="en-US"/>
+              <w14:ligatures w14:val="standardContextual"/>
             </w:rPr>
           </w:pPr>
-          <w:hyperlink w:anchor="_Toc240732068" w:history="1">
-            <w:r>
-              <w:rPr>
-                <w:rStyle w:val="Hipervnculo"/>
-                <w:noProof/>
-              </w:rPr>
-              <w:t>7.4 Estrategia y orden de carga</w:t>
+          <w:hyperlink w:anchor="_Toc240820738" w:history="1">
+            <w:r>
+              <w:rPr>
+                <w:rStyle w:val="Hyperlink"/>
+                <w:noProof/>
+                <w:lang w:val="en-CA"/>
+              </w:rPr>
+              <w:t>7.3.2 DIM_ORDER</w:t>
             </w:r>
             <w:r>
               <w:rPr>
@@ -2083,7 +2372,7 @@
               <w:rPr>
                 <w:noProof/>
               </w:rPr>
-              <w:instrText xml:space="preserve"> PAGEREF _Toc240732068 \h </w:instrText>
+              <w:instrText xml:space="preserve"> PAGEREF _Toc240820738 \h </w:instrText>
             </w:r>
             <w:r>
               <w:rPr>
@@ -2100,7 +2389,7 @@
               <w:rPr>
                 <w:noProof/>
               </w:rPr>
-              <w:t>1</w:t>
+              <w:t>15</w:t>
             </w:r>
             <w:r>
               <w:rPr>
@@ -2112,21 +2401,27 @@
         </w:p>
         <w:p>
           <w:pPr>
-            <w:pStyle w:val="TDC2"/>
+            <w:pStyle w:val="TOC3"/>
             <w:tabs>
               <w:tab w:val="right" w:leader="dot" w:pos="10070"/>
             </w:tabs>
             <w:rPr>
+              <w:rFonts w:asciiTheme="minorHAnsi" w:eastAsiaTheme="minorEastAsia" w:hAnsiTheme="minorHAnsi" w:cstheme="minorBidi"/>
               <w:noProof/>
+              <w:kern w:val="2"/>
+              <w:sz w:val="24"/>
+              <w:szCs w:val="24"/>
+              <w:lang w:val="en-US" w:eastAsia="en-US"/>
+              <w14:ligatures w14:val="standardContextual"/>
             </w:rPr>
           </w:pPr>
-          <w:hyperlink w:anchor="_Toc240732069" w:history="1">
-            <w:r>
-              <w:rPr>
-                <w:rStyle w:val="Hipervnculo"/>
-                <w:noProof/>
-              </w:rPr>
-              <w:t>7.5 Diagrama de flujo de ETL</w:t>
+          <w:hyperlink w:anchor="_Toc240820739" w:history="1">
+            <w:r>
+              <w:rPr>
+                <w:rStyle w:val="Hyperlink"/>
+                <w:noProof/>
+              </w:rPr>
+              <w:t>7.3.3 DIM_PRODUCT</w:t>
             </w:r>
             <w:r>
               <w:rPr>
@@ -2144,7 +2439,7 @@
               <w:rPr>
                 <w:noProof/>
               </w:rPr>
-              <w:instrText xml:space="preserve"> PAGEREF _Toc240732069 \h </w:instrText>
+              <w:instrText xml:space="preserve"> PAGEREF _Toc240820739 \h </w:instrText>
             </w:r>
             <w:r>
               <w:rPr>
@@ -2161,7 +2456,7 @@
               <w:rPr>
                 <w:noProof/>
               </w:rPr>
-              <w:t>1</w:t>
+              <w:t>16</w:t>
             </w:r>
             <w:r>
               <w:rPr>
@@ -2173,21 +2468,27 @@
         </w:p>
         <w:p>
           <w:pPr>
-            <w:pStyle w:val="TDC2"/>
+            <w:pStyle w:val="TOC3"/>
             <w:tabs>
               <w:tab w:val="right" w:leader="dot" w:pos="10070"/>
             </w:tabs>
             <w:rPr>
+              <w:rFonts w:asciiTheme="minorHAnsi" w:eastAsiaTheme="minorEastAsia" w:hAnsiTheme="minorHAnsi" w:cstheme="minorBidi"/>
               <w:noProof/>
+              <w:kern w:val="2"/>
+              <w:sz w:val="24"/>
+              <w:szCs w:val="24"/>
+              <w:lang w:val="en-US" w:eastAsia="en-US"/>
+              <w14:ligatures w14:val="standardContextual"/>
             </w:rPr>
           </w:pPr>
-          <w:hyperlink w:anchor="_Toc240732070" w:history="1">
-            <w:r>
-              <w:rPr>
-                <w:rStyle w:val="Hipervnculo"/>
-                <w:noProof/>
-              </w:rPr>
-              <w:t>7.6 Evidencia de ejecución</w:t>
+          <w:hyperlink w:anchor="_Toc240820740" w:history="1">
+            <w:r>
+              <w:rPr>
+                <w:rStyle w:val="Hyperlink"/>
+                <w:noProof/>
+              </w:rPr>
+              <w:t>7.3.4 DIM_CUSTOMER</w:t>
             </w:r>
             <w:r>
               <w:rPr>
@@ -2205,7 +2506,7 @@
               <w:rPr>
                 <w:noProof/>
               </w:rPr>
-              <w:instrText xml:space="preserve"> PAGEREF _Toc240732070 \h </w:instrText>
+              <w:instrText xml:space="preserve"> PAGEREF _Toc240820740 \h </w:instrText>
             </w:r>
             <w:r>
               <w:rPr>
@@ -2222,7 +2523,7 @@
               <w:rPr>
                 <w:noProof/>
               </w:rPr>
-              <w:t>1</w:t>
+              <w:t>17</w:t>
             </w:r>
             <w:r>
               <w:rPr>
@@ -2234,21 +2535,27 @@
         </w:p>
         <w:p>
           <w:pPr>
-            <w:pStyle w:val="TDC1"/>
+            <w:pStyle w:val="TOC3"/>
             <w:tabs>
               <w:tab w:val="right" w:leader="dot" w:pos="10070"/>
             </w:tabs>
             <w:rPr>
+              <w:rFonts w:asciiTheme="minorHAnsi" w:eastAsiaTheme="minorEastAsia" w:hAnsiTheme="minorHAnsi" w:cstheme="minorBidi"/>
               <w:noProof/>
+              <w:kern w:val="2"/>
+              <w:sz w:val="24"/>
+              <w:szCs w:val="24"/>
+              <w:lang w:val="en-US" w:eastAsia="en-US"/>
+              <w14:ligatures w14:val="standardContextual"/>
             </w:rPr>
           </w:pPr>
-          <w:hyperlink w:anchor="_Toc240732071" w:history="1">
-            <w:r>
-              <w:rPr>
-                <w:rStyle w:val="Hipervnculo"/>
-                <w:noProof/>
-              </w:rPr>
-              <w:t>8. Conclusiones Preliminares</w:t>
+          <w:hyperlink w:anchor="_Toc240820741" w:history="1">
+            <w:r>
+              <w:rPr>
+                <w:rStyle w:val="Hyperlink"/>
+                <w:noProof/>
+              </w:rPr>
+              <w:t>7.3.5 DIM_BEHAVIOR</w:t>
             </w:r>
             <w:r>
               <w:rPr>
@@ -2266,7 +2573,7 @@
               <w:rPr>
                 <w:noProof/>
               </w:rPr>
-              <w:instrText xml:space="preserve"> PAGEREF _Toc240732071 \h </w:instrText>
+              <w:instrText xml:space="preserve"> PAGEREF _Toc240820741 \h </w:instrText>
             </w:r>
             <w:r>
               <w:rPr>
@@ -2283,7 +2590,7 @@
               <w:rPr>
                 <w:noProof/>
               </w:rPr>
-              <w:t>1</w:t>
+              <w:t>18</w:t>
             </w:r>
             <w:r>
               <w:rPr>
@@ -2295,21 +2602,27 @@
         </w:p>
         <w:p>
           <w:pPr>
-            <w:pStyle w:val="TDC1"/>
+            <w:pStyle w:val="TOC3"/>
             <w:tabs>
               <w:tab w:val="right" w:leader="dot" w:pos="10070"/>
             </w:tabs>
             <w:rPr>
+              <w:rFonts w:asciiTheme="minorHAnsi" w:eastAsiaTheme="minorEastAsia" w:hAnsiTheme="minorHAnsi" w:cstheme="minorBidi"/>
               <w:noProof/>
+              <w:kern w:val="2"/>
+              <w:sz w:val="24"/>
+              <w:szCs w:val="24"/>
+              <w:lang w:val="en-US" w:eastAsia="en-US"/>
+              <w14:ligatures w14:val="standardContextual"/>
             </w:rPr>
           </w:pPr>
-          <w:hyperlink w:anchor="_Toc240732072" w:history="1">
-            <w:r>
-              <w:rPr>
-                <w:rStyle w:val="Hipervnculo"/>
-                <w:noProof/>
-              </w:rPr>
-              <w:t>Anexo A: Script DDL Completo (PostgreSQL)</w:t>
+          <w:hyperlink w:anchor="_Toc240820742" w:history="1">
+            <w:r>
+              <w:rPr>
+                <w:rStyle w:val="Hyperlink"/>
+                <w:noProof/>
+              </w:rPr>
+              <w:t>7.3.6 DIM_GEOGRAPHY</w:t>
             </w:r>
             <w:r>
               <w:rPr>
@@ -2327,7 +2640,7 @@
               <w:rPr>
                 <w:noProof/>
               </w:rPr>
-              <w:instrText xml:space="preserve"> PAGEREF _Toc240732072 \h </w:instrText>
+              <w:instrText xml:space="preserve"> PAGEREF _Toc240820742 \h </w:instrText>
             </w:r>
             <w:r>
               <w:rPr>
@@ -2344,7 +2657,342 @@
               <w:rPr>
                 <w:noProof/>
               </w:rPr>
-              <w:t>1</w:t>
+              <w:t>19</w:t>
+            </w:r>
+            <w:r>
+              <w:rPr>
+                <w:noProof/>
+              </w:rPr>
+              <w:fldChar w:fldCharType="end"/>
+            </w:r>
+          </w:hyperlink>
+        </w:p>
+        <w:p>
+          <w:pPr>
+            <w:pStyle w:val="TOC3"/>
+            <w:tabs>
+              <w:tab w:val="right" w:leader="dot" w:pos="10070"/>
+            </w:tabs>
+            <w:rPr>
+              <w:rFonts w:asciiTheme="minorHAnsi" w:eastAsiaTheme="minorEastAsia" w:hAnsiTheme="minorHAnsi" w:cstheme="minorBidi"/>
+              <w:noProof/>
+              <w:kern w:val="2"/>
+              <w:sz w:val="24"/>
+              <w:szCs w:val="24"/>
+              <w:lang w:val="en-US" w:eastAsia="en-US"/>
+              <w14:ligatures w14:val="standardContextual"/>
+            </w:rPr>
+          </w:pPr>
+          <w:hyperlink w:anchor="_Toc240820743" w:history="1">
+            <w:r>
+              <w:rPr>
+                <w:rStyle w:val="Hyperlink"/>
+                <w:noProof/>
+              </w:rPr>
+              <w:t>7.3.7 Staging de ventas (STA_SALES)</w:t>
+            </w:r>
+            <w:r>
+              <w:rPr>
+                <w:noProof/>
+              </w:rPr>
+              <w:tab/>
+            </w:r>
+            <w:r>
+              <w:rPr>
+                <w:noProof/>
+              </w:rPr>
+              <w:fldChar w:fldCharType="begin"/>
+            </w:r>
+            <w:r>
+              <w:rPr>
+                <w:noProof/>
+              </w:rPr>
+              <w:instrText xml:space="preserve"> PAGEREF _Toc240820743 \h </w:instrText>
+            </w:r>
+            <w:r>
+              <w:rPr>
+                <w:noProof/>
+              </w:rPr>
+            </w:r>
+            <w:r>
+              <w:rPr>
+                <w:noProof/>
+              </w:rPr>
+              <w:fldChar w:fldCharType="separate"/>
+            </w:r>
+            <w:r>
+              <w:rPr>
+                <w:noProof/>
+              </w:rPr>
+              <w:t>20</w:t>
+            </w:r>
+            <w:r>
+              <w:rPr>
+                <w:noProof/>
+              </w:rPr>
+              <w:fldChar w:fldCharType="end"/>
+            </w:r>
+          </w:hyperlink>
+        </w:p>
+        <w:p>
+          <w:pPr>
+            <w:pStyle w:val="TOC2"/>
+            <w:tabs>
+              <w:tab w:val="right" w:leader="dot" w:pos="10070"/>
+            </w:tabs>
+            <w:rPr>
+              <w:rFonts w:asciiTheme="minorHAnsi" w:eastAsiaTheme="minorEastAsia" w:hAnsiTheme="minorHAnsi" w:cstheme="minorBidi"/>
+              <w:noProof/>
+              <w:kern w:val="2"/>
+              <w:sz w:val="24"/>
+              <w:szCs w:val="24"/>
+              <w:lang w:val="en-US" w:eastAsia="en-US"/>
+              <w14:ligatures w14:val="standardContextual"/>
+            </w:rPr>
+          </w:pPr>
+          <w:hyperlink w:anchor="_Toc240820744" w:history="1">
+            <w:r>
+              <w:rPr>
+                <w:rStyle w:val="Hyperlink"/>
+                <w:noProof/>
+              </w:rPr>
+              <w:t>7.4 Estrategia y orden de carga</w:t>
+            </w:r>
+            <w:r>
+              <w:rPr>
+                <w:noProof/>
+              </w:rPr>
+              <w:tab/>
+            </w:r>
+            <w:r>
+              <w:rPr>
+                <w:noProof/>
+              </w:rPr>
+              <w:fldChar w:fldCharType="begin"/>
+            </w:r>
+            <w:r>
+              <w:rPr>
+                <w:noProof/>
+              </w:rPr>
+              <w:instrText xml:space="preserve"> PAGEREF _Toc240820744 \h </w:instrText>
+            </w:r>
+            <w:r>
+              <w:rPr>
+                <w:noProof/>
+              </w:rPr>
+            </w:r>
+            <w:r>
+              <w:rPr>
+                <w:noProof/>
+              </w:rPr>
+              <w:fldChar w:fldCharType="separate"/>
+            </w:r>
+            <w:r>
+              <w:rPr>
+                <w:noProof/>
+              </w:rPr>
+              <w:t>21</w:t>
+            </w:r>
+            <w:r>
+              <w:rPr>
+                <w:noProof/>
+              </w:rPr>
+              <w:fldChar w:fldCharType="end"/>
+            </w:r>
+          </w:hyperlink>
+        </w:p>
+        <w:p>
+          <w:pPr>
+            <w:pStyle w:val="TOC2"/>
+            <w:tabs>
+              <w:tab w:val="right" w:leader="dot" w:pos="10070"/>
+            </w:tabs>
+            <w:rPr>
+              <w:rFonts w:asciiTheme="minorHAnsi" w:eastAsiaTheme="minorEastAsia" w:hAnsiTheme="minorHAnsi" w:cstheme="minorBidi"/>
+              <w:noProof/>
+              <w:kern w:val="2"/>
+              <w:sz w:val="24"/>
+              <w:szCs w:val="24"/>
+              <w:lang w:val="en-US" w:eastAsia="en-US"/>
+              <w14:ligatures w14:val="standardContextual"/>
+            </w:rPr>
+          </w:pPr>
+          <w:hyperlink w:anchor="_Toc240820745" w:history="1">
+            <w:r>
+              <w:rPr>
+                <w:rStyle w:val="Hyperlink"/>
+                <w:noProof/>
+              </w:rPr>
+              <w:t>7.5 Diagrama de flujo de ETL</w:t>
+            </w:r>
+            <w:r>
+              <w:rPr>
+                <w:noProof/>
+              </w:rPr>
+              <w:tab/>
+            </w:r>
+            <w:r>
+              <w:rPr>
+                <w:noProof/>
+              </w:rPr>
+              <w:fldChar w:fldCharType="begin"/>
+            </w:r>
+            <w:r>
+              <w:rPr>
+                <w:noProof/>
+              </w:rPr>
+              <w:instrText xml:space="preserve"> PAGEREF _Toc240820745 \h </w:instrText>
+            </w:r>
+            <w:r>
+              <w:rPr>
+                <w:noProof/>
+              </w:rPr>
+            </w:r>
+            <w:r>
+              <w:rPr>
+                <w:noProof/>
+              </w:rPr>
+              <w:fldChar w:fldCharType="separate"/>
+            </w:r>
+            <w:r>
+              <w:rPr>
+                <w:noProof/>
+              </w:rPr>
+              <w:t>25</w:t>
+            </w:r>
+            <w:r>
+              <w:rPr>
+                <w:noProof/>
+              </w:rPr>
+              <w:fldChar w:fldCharType="end"/>
+            </w:r>
+          </w:hyperlink>
+        </w:p>
+        <w:p>
+          <w:pPr>
+            <w:pStyle w:val="TOC2"/>
+            <w:tabs>
+              <w:tab w:val="right" w:leader="dot" w:pos="10070"/>
+            </w:tabs>
+            <w:rPr>
+              <w:rFonts w:asciiTheme="minorHAnsi" w:eastAsiaTheme="minorEastAsia" w:hAnsiTheme="minorHAnsi" w:cstheme="minorBidi"/>
+              <w:noProof/>
+              <w:kern w:val="2"/>
+              <w:sz w:val="24"/>
+              <w:szCs w:val="24"/>
+              <w:lang w:val="en-US" w:eastAsia="en-US"/>
+              <w14:ligatures w14:val="standardContextual"/>
+            </w:rPr>
+          </w:pPr>
+          <w:hyperlink w:anchor="_Toc240820746" w:history="1">
+            <w:r>
+              <w:rPr>
+                <w:rStyle w:val="Hyperlink"/>
+                <w:noProof/>
+              </w:rPr>
+              <w:t>7.6 Evidencia de ejecución</w:t>
+            </w:r>
+            <w:r>
+              <w:rPr>
+                <w:noProof/>
+              </w:rPr>
+              <w:tab/>
+            </w:r>
+            <w:r>
+              <w:rPr>
+                <w:noProof/>
+              </w:rPr>
+              <w:fldChar w:fldCharType="begin"/>
+            </w:r>
+            <w:r>
+              <w:rPr>
+                <w:noProof/>
+              </w:rPr>
+              <w:instrText xml:space="preserve"> PAGEREF _Toc240820746 \h </w:instrText>
+            </w:r>
+            <w:r>
+              <w:rPr>
+                <w:noProof/>
+              </w:rPr>
+            </w:r>
+            <w:r>
+              <w:rPr>
+                <w:noProof/>
+              </w:rPr>
+              <w:fldChar w:fldCharType="separate"/>
+            </w:r>
+            <w:r>
+              <w:rPr>
+                <w:noProof/>
+              </w:rPr>
+              <w:t>26</w:t>
+            </w:r>
+            <w:r>
+              <w:rPr>
+                <w:noProof/>
+              </w:rPr>
+              <w:fldChar w:fldCharType="end"/>
+            </w:r>
+          </w:hyperlink>
+        </w:p>
+        <w:p>
+          <w:pPr>
+            <w:pStyle w:val="TOC2"/>
+            <w:tabs>
+              <w:tab w:val="right" w:leader="dot" w:pos="10070"/>
+            </w:tabs>
+            <w:rPr>
+              <w:rFonts w:asciiTheme="minorHAnsi" w:eastAsiaTheme="minorEastAsia" w:hAnsiTheme="minorHAnsi" w:cstheme="minorBidi"/>
+              <w:noProof/>
+              <w:kern w:val="2"/>
+              <w:sz w:val="24"/>
+              <w:szCs w:val="24"/>
+              <w:lang w:val="en-US" w:eastAsia="en-US"/>
+              <w14:ligatures w14:val="standardContextual"/>
+            </w:rPr>
+          </w:pPr>
+          <w:hyperlink w:anchor="_Toc240820747" w:history="1">
+            <w:r>
+              <w:rPr>
+                <w:rStyle w:val="Hyperlink"/>
+                <w:noProof/>
+              </w:rPr>
+              <w:t>8. Anexos:</w:t>
+            </w:r>
+            <w:r>
+              <w:rPr>
+                <w:noProof/>
+              </w:rPr>
+              <w:tab/>
+            </w:r>
+            <w:r>
+              <w:rPr>
+                <w:noProof/>
+              </w:rPr>
+              <w:fldChar w:fldCharType="begin"/>
+            </w:r>
+            <w:r>
+              <w:rPr>
+                <w:noProof/>
+              </w:rPr>
+              <w:instrText xml:space="preserve"> PAGEREF _Toc240820747 \h </w:instrText>
+            </w:r>
+            <w:r>
+              <w:rPr>
+                <w:noProof/>
+              </w:rPr>
+            </w:r>
+            <w:r>
+              <w:rPr>
+                <w:noProof/>
+              </w:rPr>
+              <w:fldChar w:fldCharType="separate"/>
+            </w:r>
+            <w:r>
+              <w:rPr>
+                <w:noProof/>
+              </w:rPr>
+              <w:t>28</w:t>
             </w:r>
             <w:r>
               <w:rPr>
@@ -2368,20 +3016,26 @@
     </w:p>
     <w:p>
       <w:pPr>
-        <w:pStyle w:val="Ttulo1"/>
+        <w:pStyle w:val="Heading1"/>
         <w:rPr>
           <w:color w:val="auto"/>
         </w:rPr>
       </w:pPr>
-      <w:bookmarkStart w:id="1" w:name="_Toc240732041"/>
+      <w:bookmarkStart w:id="1" w:name="_Toc240820711"/>
       <w:r>
         <w:rPr>
           <w:color w:val="auto"/>
         </w:rPr>
         <w:lastRenderedPageBreak/>
-        <w:t xml:space="preserve">1. Introducción </w:t>
+        <w:t>1. Introducción</w:t>
       </w:r>
       <w:bookmarkEnd w:id="1"/>
+      <w:r>
+        <w:rPr>
+          <w:color w:val="auto"/>
+        </w:rPr>
+        <w:t xml:space="preserve"> </w:t>
+      </w:r>
     </w:p>
     <w:p>
       <w:pPr>
@@ -2433,12 +3087,12 @@
     </w:p>
     <w:p>
       <w:pPr>
-        <w:pStyle w:val="Ttulo1"/>
+        <w:pStyle w:val="Heading1"/>
         <w:rPr>
           <w:color w:val="auto"/>
         </w:rPr>
       </w:pPr>
-      <w:bookmarkStart w:id="2" w:name="_Toc240732042"/>
+      <w:bookmarkStart w:id="2" w:name="_Toc240820712"/>
       <w:r>
         <w:rPr>
           <w:color w:val="auto"/>
@@ -2481,7 +3135,7 @@
     </w:p>
     <w:p>
       <w:pPr>
-        <w:pStyle w:val="Prrafodelista"/>
+        <w:pStyle w:val="ListParagraph"/>
         <w:numPr>
           <w:ilvl w:val="0"/>
           <w:numId w:val="1"/>
@@ -2494,7 +3148,7 @@
     </w:p>
     <w:p>
       <w:pPr>
-        <w:pStyle w:val="Prrafodelista"/>
+        <w:pStyle w:val="ListParagraph"/>
         <w:numPr>
           <w:ilvl w:val="0"/>
           <w:numId w:val="1"/>
@@ -2507,7 +3161,7 @@
     </w:p>
     <w:p>
       <w:pPr>
-        <w:pStyle w:val="Prrafodelista"/>
+        <w:pStyle w:val="ListParagraph"/>
         <w:numPr>
           <w:ilvl w:val="0"/>
           <w:numId w:val="1"/>
@@ -2520,7 +3174,7 @@
     </w:p>
     <w:p>
       <w:pPr>
-        <w:pStyle w:val="Prrafodelista"/>
+        <w:pStyle w:val="ListParagraph"/>
         <w:numPr>
           <w:ilvl w:val="0"/>
           <w:numId w:val="1"/>
@@ -2541,12 +3195,12 @@
     </w:p>
     <w:p>
       <w:pPr>
-        <w:pStyle w:val="Ttulo1"/>
+        <w:pStyle w:val="Heading1"/>
         <w:rPr>
           <w:color w:val="auto"/>
         </w:rPr>
       </w:pPr>
-      <w:bookmarkStart w:id="3" w:name="_Toc240732043"/>
+      <w:bookmarkStart w:id="3" w:name="_Toc240820713"/>
       <w:r>
         <w:rPr>
           <w:color w:val="auto"/>
@@ -2597,12 +3251,12 @@
     </w:p>
     <w:p>
       <w:pPr>
-        <w:pStyle w:val="Ttulo1"/>
+        <w:pStyle w:val="Heading1"/>
         <w:rPr>
           <w:color w:val="auto"/>
         </w:rPr>
       </w:pPr>
-      <w:bookmarkStart w:id="4" w:name="_Toc240732044"/>
+      <w:bookmarkStart w:id="4" w:name="_Toc240820714"/>
       <w:r>
         <w:rPr>
           <w:color w:val="auto"/>
@@ -2613,12 +3267,12 @@
     </w:p>
     <w:p>
       <w:pPr>
-        <w:pStyle w:val="Ttulo2"/>
+        <w:pStyle w:val="Heading2"/>
         <w:rPr>
           <w:color w:val="auto"/>
         </w:rPr>
       </w:pPr>
-      <w:bookmarkStart w:id="5" w:name="_Toc240732045"/>
+      <w:bookmarkStart w:id="5" w:name="_Toc240820715"/>
       <w:r>
         <w:rPr>
           <w:color w:val="auto"/>
@@ -2645,12 +3299,12 @@
     </w:p>
     <w:p>
       <w:pPr>
-        <w:pStyle w:val="Ttulo2"/>
+        <w:pStyle w:val="Heading2"/>
         <w:rPr>
           <w:color w:val="auto"/>
         </w:rPr>
       </w:pPr>
-      <w:bookmarkStart w:id="6" w:name="_Toc240732046"/>
+      <w:bookmarkStart w:id="6" w:name="_Toc240820716"/>
       <w:r>
         <w:rPr>
           <w:color w:val="auto"/>
@@ -2693,12 +3347,12 @@
     </w:p>
     <w:p>
       <w:pPr>
-        <w:pStyle w:val="Ttulo2"/>
+        <w:pStyle w:val="Heading2"/>
         <w:rPr>
           <w:color w:val="auto"/>
         </w:rPr>
       </w:pPr>
-      <w:bookmarkStart w:id="7" w:name="_Toc240732047"/>
+      <w:bookmarkStart w:id="7" w:name="_Toc240820717"/>
       <w:r>
         <w:rPr>
           <w:color w:val="auto"/>
@@ -2734,12 +3388,6 @@
         <w:gridCol w:w="1288"/>
       </w:tblGrid>
       <w:tr>
-        <w:tblPrEx>
-          <w:tblCellMar>
-            <w:top w:w="0" w:type="dxa"/>
-            <w:bottom w:w="0" w:type="dxa"/>
-          </w:tblCellMar>
-        </w:tblPrEx>
         <w:trPr>
           <w:tblHeader/>
         </w:trPr>
@@ -2960,12 +3608,6 @@
         </w:tc>
       </w:tr>
       <w:tr>
-        <w:tblPrEx>
-          <w:tblCellMar>
-            <w:top w:w="0" w:type="dxa"/>
-            <w:bottom w:w="0" w:type="dxa"/>
-          </w:tblCellMar>
-        </w:tblPrEx>
         <w:tc>
           <w:tcPr>
             <w:tcW w:w="3400" w:type="dxa"/>
@@ -3196,12 +3838,12 @@
     </w:p>
     <w:p>
       <w:pPr>
-        <w:pStyle w:val="Ttulo2"/>
+        <w:pStyle w:val="Heading2"/>
         <w:rPr>
           <w:color w:val="auto"/>
         </w:rPr>
       </w:pPr>
-      <w:bookmarkStart w:id="8" w:name="_Toc240732048"/>
+      <w:bookmarkStart w:id="8" w:name="_Toc240820718"/>
       <w:r>
         <w:rPr>
           <w:color w:val="auto"/>
@@ -3236,8 +3878,8 @@
           <w:noProof/>
         </w:rPr>
         <w:drawing>
-          <wp:inline distT="0" distB="0" distL="0" distR="0" wp14:anchorId="72D02CB4" wp14:editId="41BFFAE3">
-            <wp:extent cx="7081405" cy="4419600"/>
+          <wp:inline distT="0" distB="0" distL="0" distR="0" wp14:anchorId="72D02CB4" wp14:editId="71F8DD2D">
+            <wp:extent cx="7081405" cy="4689038"/>
             <wp:effectExtent l="0" t="0" r="5715" b="0"/>
             <wp:docPr id="1400997375" name="Imagen 7"/>
             <wp:cNvGraphicFramePr>
@@ -3260,7 +3902,7 @@
                         </a:ext>
                       </a:extLst>
                     </a:blip>
-                    <a:srcRect l="14754" t="4255" r="22206" b="33334"/>
+                    <a:srcRect/>
                     <a:stretch>
                       <a:fillRect/>
                     </a:stretch>
@@ -3292,12 +3934,12 @@
     </w:p>
     <w:p>
       <w:pPr>
-        <w:pStyle w:val="Ttulo2"/>
+        <w:pStyle w:val="Heading2"/>
         <w:rPr>
           <w:color w:val="auto"/>
         </w:rPr>
       </w:pPr>
-      <w:bookmarkStart w:id="9" w:name="_Toc240732049"/>
+      <w:bookmarkStart w:id="9" w:name="_Toc240820719"/>
       <w:r>
         <w:rPr>
           <w:color w:val="auto"/>
@@ -3308,13 +3950,13 @@
     </w:p>
     <w:p>
       <w:pPr>
-        <w:pStyle w:val="Ttulo3"/>
+        <w:pStyle w:val="Heading3"/>
         <w:spacing w:before="200"/>
         <w:rPr>
           <w:color w:val="auto"/>
         </w:rPr>
       </w:pPr>
-      <w:bookmarkStart w:id="10" w:name="_Toc240732050"/>
+      <w:bookmarkStart w:id="10" w:name="_Toc240820720"/>
       <w:r>
         <w:rPr>
           <w:color w:val="auto"/>
@@ -3362,12 +4004,6 @@
         <w:gridCol w:w="5350"/>
       </w:tblGrid>
       <w:tr>
-        <w:tblPrEx>
-          <w:tblCellMar>
-            <w:top w:w="0" w:type="dxa"/>
-            <w:bottom w:w="0" w:type="dxa"/>
-          </w:tblCellMar>
-        </w:tblPrEx>
         <w:trPr>
           <w:tblHeader/>
         </w:trPr>
@@ -3460,12 +4096,6 @@
         </w:tc>
       </w:tr>
       <w:tr>
-        <w:tblPrEx>
-          <w:tblCellMar>
-            <w:top w:w="0" w:type="dxa"/>
-            <w:bottom w:w="0" w:type="dxa"/>
-          </w:tblCellMar>
-        </w:tblPrEx>
         <w:tc>
           <w:tcPr>
             <w:tcW w:w="2200" w:type="dxa"/>
@@ -3583,12 +4213,6 @@
         </w:tc>
       </w:tr>
       <w:tr>
-        <w:tblPrEx>
-          <w:tblCellMar>
-            <w:top w:w="0" w:type="dxa"/>
-            <w:bottom w:w="0" w:type="dxa"/>
-          </w:tblCellMar>
-        </w:tblPrEx>
         <w:tc>
           <w:tcPr>
             <w:tcW w:w="2200" w:type="dxa"/>
@@ -3686,12 +4310,6 @@
         </w:tc>
       </w:tr>
       <w:tr>
-        <w:tblPrEx>
-          <w:tblCellMar>
-            <w:top w:w="0" w:type="dxa"/>
-            <w:bottom w:w="0" w:type="dxa"/>
-          </w:tblCellMar>
-        </w:tblPrEx>
         <w:tc>
           <w:tcPr>
             <w:tcW w:w="2200" w:type="dxa"/>
@@ -3786,12 +4404,6 @@
         </w:tc>
       </w:tr>
       <w:tr>
-        <w:tblPrEx>
-          <w:tblCellMar>
-            <w:top w:w="0" w:type="dxa"/>
-            <w:bottom w:w="0" w:type="dxa"/>
-          </w:tblCellMar>
-        </w:tblPrEx>
         <w:tc>
           <w:tcPr>
             <w:tcW w:w="2200" w:type="dxa"/>
@@ -3914,12 +4526,6 @@
         </w:tc>
       </w:tr>
       <w:tr>
-        <w:tblPrEx>
-          <w:tblCellMar>
-            <w:top w:w="0" w:type="dxa"/>
-            <w:bottom w:w="0" w:type="dxa"/>
-          </w:tblCellMar>
-        </w:tblPrEx>
         <w:tc>
           <w:tcPr>
             <w:tcW w:w="2200" w:type="dxa"/>
@@ -4014,12 +4620,6 @@
         </w:tc>
       </w:tr>
       <w:tr>
-        <w:tblPrEx>
-          <w:tblCellMar>
-            <w:top w:w="0" w:type="dxa"/>
-            <w:bottom w:w="0" w:type="dxa"/>
-          </w:tblCellMar>
-        </w:tblPrEx>
         <w:tc>
           <w:tcPr>
             <w:tcW w:w="2200" w:type="dxa"/>
@@ -4045,6 +4645,7 @@
                 <w:sz w:val="18"/>
                 <w:szCs w:val="18"/>
               </w:rPr>
+              <w:lastRenderedPageBreak/>
               <w:t>age</w:t>
             </w:r>
             <w:proofErr w:type="spellEnd"/>
@@ -4108,12 +4709,6 @@
         </w:tc>
       </w:tr>
       <w:tr>
-        <w:tblPrEx>
-          <w:tblCellMar>
-            <w:top w:w="0" w:type="dxa"/>
-            <w:bottom w:w="0" w:type="dxa"/>
-          </w:tblCellMar>
-        </w:tblPrEx>
         <w:tc>
           <w:tcPr>
             <w:tcW w:w="2200" w:type="dxa"/>
@@ -4138,7 +4733,6 @@
                 <w:sz w:val="18"/>
                 <w:szCs w:val="18"/>
               </w:rPr>
-              <w:lastRenderedPageBreak/>
               <w:t>education</w:t>
             </w:r>
             <w:proofErr w:type="spellEnd"/>
@@ -4225,12 +4819,6 @@
         </w:tc>
       </w:tr>
       <w:tr>
-        <w:tblPrEx>
-          <w:tblCellMar>
-            <w:top w:w="0" w:type="dxa"/>
-            <w:bottom w:w="0" w:type="dxa"/>
-          </w:tblCellMar>
-        </w:tblPrEx>
         <w:tc>
           <w:tcPr>
             <w:tcW w:w="2200" w:type="dxa"/>
@@ -4364,13 +4952,13 @@
     </w:tbl>
     <w:p>
       <w:pPr>
-        <w:pStyle w:val="Ttulo3"/>
+        <w:pStyle w:val="Heading3"/>
         <w:spacing w:before="200"/>
         <w:rPr>
           <w:color w:val="auto"/>
         </w:rPr>
       </w:pPr>
-      <w:bookmarkStart w:id="11" w:name="_Toc240732051"/>
+      <w:bookmarkStart w:id="11" w:name="_Toc240820721"/>
       <w:r>
         <w:rPr>
           <w:color w:val="auto"/>
@@ -4410,12 +4998,6 @@
         <w:gridCol w:w="5350"/>
       </w:tblGrid>
       <w:tr>
-        <w:tblPrEx>
-          <w:tblCellMar>
-            <w:top w:w="0" w:type="dxa"/>
-            <w:bottom w:w="0" w:type="dxa"/>
-          </w:tblCellMar>
-        </w:tblPrEx>
         <w:trPr>
           <w:tblHeader/>
         </w:trPr>
@@ -4508,12 +5090,6 @@
         </w:tc>
       </w:tr>
       <w:tr>
-        <w:tblPrEx>
-          <w:tblCellMar>
-            <w:top w:w="0" w:type="dxa"/>
-            <w:bottom w:w="0" w:type="dxa"/>
-          </w:tblCellMar>
-        </w:tblPrEx>
         <w:tc>
           <w:tcPr>
             <w:tcW w:w="2200" w:type="dxa"/>
@@ -4599,12 +5175,6 @@
         </w:tc>
       </w:tr>
       <w:tr>
-        <w:tblPrEx>
-          <w:tblCellMar>
-            <w:top w:w="0" w:type="dxa"/>
-            <w:bottom w:w="0" w:type="dxa"/>
-          </w:tblCellMar>
-        </w:tblPrEx>
         <w:tc>
           <w:tcPr>
             <w:tcW w:w="2200" w:type="dxa"/>
@@ -4702,12 +5272,6 @@
         </w:tc>
       </w:tr>
       <w:tr>
-        <w:tblPrEx>
-          <w:tblCellMar>
-            <w:top w:w="0" w:type="dxa"/>
-            <w:bottom w:w="0" w:type="dxa"/>
-          </w:tblCellMar>
-        </w:tblPrEx>
         <w:tc>
           <w:tcPr>
             <w:tcW w:w="2200" w:type="dxa"/>
@@ -4802,12 +5366,6 @@
         </w:tc>
       </w:tr>
       <w:tr>
-        <w:tblPrEx>
-          <w:tblCellMar>
-            <w:top w:w="0" w:type="dxa"/>
-            <w:bottom w:w="0" w:type="dxa"/>
-          </w:tblCellMar>
-        </w:tblPrEx>
         <w:tc>
           <w:tcPr>
             <w:tcW w:w="2200" w:type="dxa"/>
@@ -4903,12 +5461,6 @@
         </w:tc>
       </w:tr>
       <w:tr>
-        <w:tblPrEx>
-          <w:tblCellMar>
-            <w:top w:w="0" w:type="dxa"/>
-            <w:bottom w:w="0" w:type="dxa"/>
-          </w:tblCellMar>
-        </w:tblPrEx>
         <w:tc>
           <w:tcPr>
             <w:tcW w:w="2200" w:type="dxa"/>
@@ -5005,13 +5557,13 @@
     </w:tbl>
     <w:p>
       <w:pPr>
-        <w:pStyle w:val="Ttulo3"/>
+        <w:pStyle w:val="Heading3"/>
         <w:spacing w:before="200"/>
         <w:rPr>
           <w:color w:val="auto"/>
         </w:rPr>
       </w:pPr>
-      <w:bookmarkStart w:id="12" w:name="_Toc240732052"/>
+      <w:bookmarkStart w:id="12" w:name="_Toc240820722"/>
       <w:r>
         <w:rPr>
           <w:color w:val="auto"/>
@@ -5025,23 +5577,7 @@
         <w:spacing w:after="160"/>
       </w:pPr>
       <w:r>
-        <w:t xml:space="preserve">Dimensión de tiempo, construida a partir del campo </w:t>
-      </w:r>
-      <w:proofErr w:type="spellStart"/>
-      <w:r>
-        <w:t>Order</w:t>
-      </w:r>
-      <w:proofErr w:type="spellEnd"/>
-      <w:r>
-        <w:t xml:space="preserve"> Date del origen (no del campo "</w:t>
-      </w:r>
-      <w:proofErr w:type="spellStart"/>
-      <w:r>
-        <w:t>Months</w:t>
-      </w:r>
-      <w:proofErr w:type="spellEnd"/>
-      <w:r>
-        <w:t>", ver hallazgo en la sección 5). Llave subrogada inteligente en formato YYYYMMDD.</w:t>
+        <w:t>Dimensión de calendario y fiscal, generada externamente con dimdates.com y transformada en Tableau Prep (ver sección 7.3). A diferencia de la versión anterior, date_id ya no tiene formato YYYYMMDD: se genera como un consecutivo (ROW_NUMBER) durante el ETL. La dimensión se une a fact_sales a través de la fecha del pedido (calendar_full_date), y no se usa el campo "Months" del origen por la inconsistencia detectada en la sección 5.</w:t>
       </w:r>
     </w:p>
     <w:tbl>
@@ -5062,17 +5598,11 @@
         <w:tblLook w:val="0000" w:firstRow="0" w:lastRow="0" w:firstColumn="0" w:lastColumn="0" w:noHBand="0" w:noVBand="0"/>
       </w:tblPr>
       <w:tblGrid>
-        <w:gridCol w:w="2200"/>
-        <w:gridCol w:w="1800"/>
-        <w:gridCol w:w="5350"/>
+        <w:gridCol w:w="2241"/>
+        <w:gridCol w:w="1795"/>
+        <w:gridCol w:w="5314"/>
       </w:tblGrid>
       <w:tr>
-        <w:tblPrEx>
-          <w:tblCellMar>
-            <w:top w:w="0" w:type="dxa"/>
-            <w:bottom w:w="0" w:type="dxa"/>
-          </w:tblCellMar>
-        </w:tblPrEx>
         <w:trPr>
           <w:tblHeader/>
         </w:trPr>
@@ -5189,12 +5719,6 @@
         </w:tc>
       </w:tr>
       <w:tr>
-        <w:tblPrEx>
-          <w:tblCellMar>
-            <w:top w:w="0" w:type="dxa"/>
-            <w:bottom w:w="0" w:type="dxa"/>
-          </w:tblCellMar>
-        </w:tblPrEx>
         <w:tc>
           <w:tcPr>
             <w:tcW w:w="2200" w:type="dxa"/>
@@ -5274,18 +5798,12 @@
                 <w:sz w:val="18"/>
                 <w:szCs w:val="18"/>
               </w:rPr>
-              <w:t>Llave subrogada, formato YYYYMMDD.</w:t>
+              <w:t>Llave subrogada (ROW_NUMBER secuencial, generada en el ETL).</w:t>
             </w:r>
           </w:p>
         </w:tc>
       </w:tr>
       <w:tr>
-        <w:tblPrEx>
-          <w:tblCellMar>
-            <w:top w:w="0" w:type="dxa"/>
-            <w:bottom w:w="0" w:type="dxa"/>
-          </w:tblCellMar>
-        </w:tblPrEx>
         <w:tc>
           <w:tcPr>
             <w:tcW w:w="2200" w:type="dxa"/>
@@ -5311,7 +5829,7 @@
                 <w:sz w:val="18"/>
                 <w:szCs w:val="18"/>
               </w:rPr>
-              <w:t>full_date</w:t>
+              <w:t>day_name</w:t>
             </w:r>
             <w:proofErr w:type="spellEnd"/>
           </w:p>
@@ -5340,7 +5858,7 @@
                 <w:sz w:val="18"/>
                 <w:szCs w:val="18"/>
               </w:rPr>
-              <w:t>DATE</w:t>
+              <w:t>VARCHAR(20)</w:t>
             </w:r>
           </w:p>
         </w:tc>
@@ -5368,18 +5886,12 @@
                 <w:sz w:val="18"/>
                 <w:szCs w:val="18"/>
               </w:rPr>
-              <w:t>Fecha completa del pedido.</w:t>
+              <w:t>Nombre del día (ej. MONDAY).</w:t>
             </w:r>
           </w:p>
         </w:tc>
       </w:tr>
       <w:tr>
-        <w:tblPrEx>
-          <w:tblCellMar>
-            <w:top w:w="0" w:type="dxa"/>
-            <w:bottom w:w="0" w:type="dxa"/>
-          </w:tblCellMar>
-        </w:tblPrEx>
         <w:tc>
           <w:tcPr>
             <w:tcW w:w="2200" w:type="dxa"/>
@@ -5404,7 +5916,7 @@
                 <w:sz w:val="18"/>
                 <w:szCs w:val="18"/>
               </w:rPr>
-              <w:t>day</w:t>
+              <w:t>month_name</w:t>
             </w:r>
             <w:proofErr w:type="spellEnd"/>
           </w:p>
@@ -5432,7 +5944,7 @@
                 <w:sz w:val="18"/>
                 <w:szCs w:val="18"/>
               </w:rPr>
-              <w:t>SMALLINT</w:t>
+              <w:t>VARCHAR(20)</w:t>
             </w:r>
           </w:p>
         </w:tc>
@@ -5459,18 +5971,12 @@
                 <w:sz w:val="18"/>
                 <w:szCs w:val="18"/>
               </w:rPr>
-              <w:t>Día del mes (1–31).</w:t>
+              <w:t>Nombre del mes (ej. JANUARY).</w:t>
             </w:r>
           </w:p>
         </w:tc>
       </w:tr>
       <w:tr>
-        <w:tblPrEx>
-          <w:tblCellMar>
-            <w:top w:w="0" w:type="dxa"/>
-            <w:bottom w:w="0" w:type="dxa"/>
-          </w:tblCellMar>
-        </w:tblPrEx>
         <w:tc>
           <w:tcPr>
             <w:tcW w:w="2200" w:type="dxa"/>
@@ -5496,7 +6002,7 @@
                 <w:sz w:val="18"/>
                 <w:szCs w:val="18"/>
               </w:rPr>
-              <w:t>month</w:t>
+              <w:t>calendar_full_date</w:t>
             </w:r>
             <w:proofErr w:type="spellEnd"/>
           </w:p>
@@ -5525,7 +6031,7 @@
                 <w:sz w:val="18"/>
                 <w:szCs w:val="18"/>
               </w:rPr>
-              <w:t>SMALLINT</w:t>
+              <w:t>DATE</w:t>
             </w:r>
           </w:p>
         </w:tc>
@@ -5553,18 +6059,12 @@
                 <w:sz w:val="18"/>
                 <w:szCs w:val="18"/>
               </w:rPr>
-              <w:t>Mes numérico (1–12).</w:t>
+              <w:t>Fecha calendario completa. Llave natural única.</w:t>
             </w:r>
           </w:p>
         </w:tc>
       </w:tr>
       <w:tr>
-        <w:tblPrEx>
-          <w:tblCellMar>
-            <w:top w:w="0" w:type="dxa"/>
-            <w:bottom w:w="0" w:type="dxa"/>
-          </w:tblCellMar>
-        </w:tblPrEx>
         <w:tc>
           <w:tcPr>
             <w:tcW w:w="2200" w:type="dxa"/>
@@ -5589,7 +6089,7 @@
                 <w:sz w:val="18"/>
                 <w:szCs w:val="18"/>
               </w:rPr>
-              <w:t>month_name</w:t>
+              <w:t>calendar_day</w:t>
             </w:r>
             <w:proofErr w:type="spellEnd"/>
           </w:p>
@@ -5612,21 +6112,12 @@
             <w:vAlign w:val="center"/>
           </w:tcPr>
           <w:p>
-            <w:proofErr w:type="gramStart"/>
-            <w:r>
-              <w:rPr>
-                <w:sz w:val="18"/>
-                <w:szCs w:val="18"/>
-              </w:rPr>
-              <w:t>VARCHAR(</w:t>
-            </w:r>
-            <w:proofErr w:type="gramEnd"/>
-            <w:r>
-              <w:rPr>
-                <w:sz w:val="18"/>
-                <w:szCs w:val="18"/>
-              </w:rPr>
-              <w:t>20)</w:t>
+            <w:r>
+              <w:rPr>
+                <w:sz w:val="18"/>
+                <w:szCs w:val="18"/>
+              </w:rPr>
+              <w:t>SMALLINT</w:t>
             </w:r>
           </w:p>
         </w:tc>
@@ -5653,18 +6144,12 @@
                 <w:sz w:val="18"/>
                 <w:szCs w:val="18"/>
               </w:rPr>
-              <w:t>Nombre del mes.</w:t>
+              <w:t>Día del mes calendario.</w:t>
             </w:r>
           </w:p>
         </w:tc>
       </w:tr>
       <w:tr>
-        <w:tblPrEx>
-          <w:tblCellMar>
-            <w:top w:w="0" w:type="dxa"/>
-            <w:bottom w:w="0" w:type="dxa"/>
-          </w:tblCellMar>
-        </w:tblPrEx>
         <w:tc>
           <w:tcPr>
             <w:tcW w:w="2200" w:type="dxa"/>
@@ -5690,7 +6175,7 @@
                 <w:sz w:val="18"/>
                 <w:szCs w:val="18"/>
               </w:rPr>
-              <w:t>quarter</w:t>
+              <w:t>calendar_day_in_week</w:t>
             </w:r>
             <w:proofErr w:type="spellEnd"/>
           </w:p>
@@ -5747,18 +6232,12 @@
                 <w:sz w:val="18"/>
                 <w:szCs w:val="18"/>
               </w:rPr>
-              <w:t>Trimestre (1–4).</w:t>
+              <w:t>Día dentro de la semana calendario.</w:t>
             </w:r>
           </w:p>
         </w:tc>
       </w:tr>
       <w:tr>
-        <w:tblPrEx>
-          <w:tblCellMar>
-            <w:top w:w="0" w:type="dxa"/>
-            <w:bottom w:w="0" w:type="dxa"/>
-          </w:tblCellMar>
-        </w:tblPrEx>
         <w:tc>
           <w:tcPr>
             <w:tcW w:w="2200" w:type="dxa"/>
@@ -5783,7 +6262,7 @@
                 <w:sz w:val="18"/>
                 <w:szCs w:val="18"/>
               </w:rPr>
-              <w:t>year</w:t>
+              <w:t>calendar_day_in_month</w:t>
             </w:r>
             <w:proofErr w:type="spellEnd"/>
           </w:p>
@@ -5838,7 +6317,1844 @@
                 <w:sz w:val="18"/>
                 <w:szCs w:val="18"/>
               </w:rPr>
-              <w:t>Año del pedido.</w:t>
+              <w:t>Día dentro del mes calendario.</w:t>
+            </w:r>
+          </w:p>
+        </w:tc>
+      </w:tr>
+      <w:tr>
+        <w:tc>
+          <w:tcPr>
+            <w:tcW w:w="2200" w:type="dxa"/>
+            <w:tcBorders>
+              <w:top w:val="single" w:sz="2" w:space="0" w:color="AAAAAA"/>
+              <w:left w:val="single" w:sz="2" w:space="0" w:color="AAAAAA"/>
+              <w:bottom w:val="single" w:sz="2" w:space="0" w:color="AAAAAA"/>
+              <w:right w:val="single" w:sz="2" w:space="0" w:color="AAAAAA"/>
+            </w:tcBorders>
+            <w:shd w:val="clear" w:color="auto" w:fill="F2F2F2"/>
+            <w:tcMar>
+              <w:top w:w="60" w:type="dxa"/>
+              <w:left w:w="100" w:type="dxa"/>
+              <w:bottom w:w="60" w:type="dxa"/>
+              <w:right w:w="100" w:type="dxa"/>
+            </w:tcMar>
+            <w:vAlign w:val="center"/>
+          </w:tcPr>
+          <w:p>
+            <w:proofErr w:type="spellStart"/>
+            <w:r>
+              <w:rPr>
+                <w:sz w:val="18"/>
+                <w:szCs w:val="18"/>
+              </w:rPr>
+              <w:t>calendar_day_in_quarter</w:t>
+            </w:r>
+            <w:proofErr w:type="spellEnd"/>
+          </w:p>
+        </w:tc>
+        <w:tc>
+          <w:tcPr>
+            <w:tcW w:w="1800" w:type="dxa"/>
+            <w:tcBorders>
+              <w:top w:val="single" w:sz="2" w:space="0" w:color="AAAAAA"/>
+              <w:left w:val="single" w:sz="2" w:space="0" w:color="AAAAAA"/>
+              <w:bottom w:val="single" w:sz="2" w:space="0" w:color="AAAAAA"/>
+              <w:right w:val="single" w:sz="2" w:space="0" w:color="AAAAAA"/>
+            </w:tcBorders>
+            <w:shd w:val="clear" w:color="auto" w:fill="F2F2F2"/>
+            <w:tcMar>
+              <w:top w:w="60" w:type="dxa"/>
+              <w:left w:w="100" w:type="dxa"/>
+              <w:bottom w:w="60" w:type="dxa"/>
+              <w:right w:w="100" w:type="dxa"/>
+            </w:tcMar>
+            <w:vAlign w:val="center"/>
+          </w:tcPr>
+          <w:p>
+            <w:r>
+              <w:rPr>
+                <w:sz w:val="18"/>
+                <w:szCs w:val="18"/>
+              </w:rPr>
+              <w:t>SMALLINT</w:t>
+            </w:r>
+          </w:p>
+        </w:tc>
+        <w:tc>
+          <w:tcPr>
+            <w:tcW w:w="5350" w:type="dxa"/>
+            <w:tcBorders>
+              <w:top w:val="single" w:sz="2" w:space="0" w:color="AAAAAA"/>
+              <w:left w:val="single" w:sz="2" w:space="0" w:color="AAAAAA"/>
+              <w:bottom w:val="single" w:sz="2" w:space="0" w:color="AAAAAA"/>
+              <w:right w:val="single" w:sz="2" w:space="0" w:color="AAAAAA"/>
+            </w:tcBorders>
+            <w:shd w:val="clear" w:color="auto" w:fill="F2F2F2"/>
+            <w:tcMar>
+              <w:top w:w="60" w:type="dxa"/>
+              <w:left w:w="100" w:type="dxa"/>
+              <w:bottom w:w="60" w:type="dxa"/>
+              <w:right w:w="100" w:type="dxa"/>
+            </w:tcMar>
+            <w:vAlign w:val="center"/>
+          </w:tcPr>
+          <w:p>
+            <w:r>
+              <w:rPr>
+                <w:sz w:val="18"/>
+                <w:szCs w:val="18"/>
+              </w:rPr>
+              <w:t>Día dentro del trimestre calendario.</w:t>
+            </w:r>
+          </w:p>
+        </w:tc>
+      </w:tr>
+      <w:tr>
+        <w:tc>
+          <w:tcPr>
+            <w:tcW w:w="2200" w:type="dxa"/>
+            <w:tcBorders>
+              <w:top w:val="single" w:sz="2" w:space="0" w:color="AAAAAA"/>
+              <w:left w:val="single" w:sz="2" w:space="0" w:color="AAAAAA"/>
+              <w:bottom w:val="single" w:sz="2" w:space="0" w:color="AAAAAA"/>
+              <w:right w:val="single" w:sz="2" w:space="0" w:color="AAAAAA"/>
+            </w:tcBorders>
+            <w:tcMar>
+              <w:top w:w="60" w:type="dxa"/>
+              <w:left w:w="100" w:type="dxa"/>
+              <w:bottom w:w="60" w:type="dxa"/>
+              <w:right w:w="100" w:type="dxa"/>
+            </w:tcMar>
+            <w:vAlign w:val="center"/>
+          </w:tcPr>
+          <w:p>
+            <w:proofErr w:type="spellStart"/>
+            <w:r>
+              <w:rPr>
+                <w:sz w:val="18"/>
+                <w:szCs w:val="18"/>
+              </w:rPr>
+              <w:t>calendar_day_in_year</w:t>
+            </w:r>
+            <w:proofErr w:type="spellEnd"/>
+          </w:p>
+        </w:tc>
+        <w:tc>
+          <w:tcPr>
+            <w:tcW w:w="1800" w:type="dxa"/>
+            <w:tcBorders>
+              <w:top w:val="single" w:sz="2" w:space="0" w:color="AAAAAA"/>
+              <w:left w:val="single" w:sz="2" w:space="0" w:color="AAAAAA"/>
+              <w:bottom w:val="single" w:sz="2" w:space="0" w:color="AAAAAA"/>
+              <w:right w:val="single" w:sz="2" w:space="0" w:color="AAAAAA"/>
+            </w:tcBorders>
+            <w:tcMar>
+              <w:top w:w="60" w:type="dxa"/>
+              <w:left w:w="100" w:type="dxa"/>
+              <w:bottom w:w="60" w:type="dxa"/>
+              <w:right w:w="100" w:type="dxa"/>
+            </w:tcMar>
+            <w:vAlign w:val="center"/>
+          </w:tcPr>
+          <w:p>
+            <w:r>
+              <w:rPr>
+                <w:sz w:val="18"/>
+                <w:szCs w:val="18"/>
+              </w:rPr>
+              <w:t>SMALLINT</w:t>
+            </w:r>
+          </w:p>
+        </w:tc>
+        <w:tc>
+          <w:tcPr>
+            <w:tcW w:w="5350" w:type="dxa"/>
+            <w:tcBorders>
+              <w:top w:val="single" w:sz="2" w:space="0" w:color="AAAAAA"/>
+              <w:left w:val="single" w:sz="2" w:space="0" w:color="AAAAAA"/>
+              <w:bottom w:val="single" w:sz="2" w:space="0" w:color="AAAAAA"/>
+              <w:right w:val="single" w:sz="2" w:space="0" w:color="AAAAAA"/>
+            </w:tcBorders>
+            <w:tcMar>
+              <w:top w:w="60" w:type="dxa"/>
+              <w:left w:w="100" w:type="dxa"/>
+              <w:bottom w:w="60" w:type="dxa"/>
+              <w:right w:w="100" w:type="dxa"/>
+            </w:tcMar>
+            <w:vAlign w:val="center"/>
+          </w:tcPr>
+          <w:p>
+            <w:r>
+              <w:rPr>
+                <w:sz w:val="18"/>
+                <w:szCs w:val="18"/>
+              </w:rPr>
+              <w:t>Día dentro del año calendario.</w:t>
+            </w:r>
+          </w:p>
+        </w:tc>
+      </w:tr>
+      <w:tr>
+        <w:tc>
+          <w:tcPr>
+            <w:tcW w:w="2200" w:type="dxa"/>
+            <w:tcBorders>
+              <w:top w:val="single" w:sz="2" w:space="0" w:color="AAAAAA"/>
+              <w:left w:val="single" w:sz="2" w:space="0" w:color="AAAAAA"/>
+              <w:bottom w:val="single" w:sz="2" w:space="0" w:color="AAAAAA"/>
+              <w:right w:val="single" w:sz="2" w:space="0" w:color="AAAAAA"/>
+            </w:tcBorders>
+            <w:shd w:val="clear" w:color="auto" w:fill="F2F2F2"/>
+            <w:tcMar>
+              <w:top w:w="60" w:type="dxa"/>
+              <w:left w:w="100" w:type="dxa"/>
+              <w:bottom w:w="60" w:type="dxa"/>
+              <w:right w:w="100" w:type="dxa"/>
+            </w:tcMar>
+            <w:vAlign w:val="center"/>
+          </w:tcPr>
+          <w:p>
+            <w:proofErr w:type="spellStart"/>
+            <w:r>
+              <w:rPr>
+                <w:sz w:val="18"/>
+                <w:szCs w:val="18"/>
+              </w:rPr>
+              <w:t>calendar_week</w:t>
+            </w:r>
+            <w:proofErr w:type="spellEnd"/>
+          </w:p>
+        </w:tc>
+        <w:tc>
+          <w:tcPr>
+            <w:tcW w:w="1800" w:type="dxa"/>
+            <w:tcBorders>
+              <w:top w:val="single" w:sz="2" w:space="0" w:color="AAAAAA"/>
+              <w:left w:val="single" w:sz="2" w:space="0" w:color="AAAAAA"/>
+              <w:bottom w:val="single" w:sz="2" w:space="0" w:color="AAAAAA"/>
+              <w:right w:val="single" w:sz="2" w:space="0" w:color="AAAAAA"/>
+            </w:tcBorders>
+            <w:shd w:val="clear" w:color="auto" w:fill="F2F2F2"/>
+            <w:tcMar>
+              <w:top w:w="60" w:type="dxa"/>
+              <w:left w:w="100" w:type="dxa"/>
+              <w:bottom w:w="60" w:type="dxa"/>
+              <w:right w:w="100" w:type="dxa"/>
+            </w:tcMar>
+            <w:vAlign w:val="center"/>
+          </w:tcPr>
+          <w:p>
+            <w:r>
+              <w:rPr>
+                <w:sz w:val="18"/>
+                <w:szCs w:val="18"/>
+              </w:rPr>
+              <w:t>SMALLINT</w:t>
+            </w:r>
+          </w:p>
+        </w:tc>
+        <w:tc>
+          <w:tcPr>
+            <w:tcW w:w="5350" w:type="dxa"/>
+            <w:tcBorders>
+              <w:top w:val="single" w:sz="2" w:space="0" w:color="AAAAAA"/>
+              <w:left w:val="single" w:sz="2" w:space="0" w:color="AAAAAA"/>
+              <w:bottom w:val="single" w:sz="2" w:space="0" w:color="AAAAAA"/>
+              <w:right w:val="single" w:sz="2" w:space="0" w:color="AAAAAA"/>
+            </w:tcBorders>
+            <w:shd w:val="clear" w:color="auto" w:fill="F2F2F2"/>
+            <w:tcMar>
+              <w:top w:w="60" w:type="dxa"/>
+              <w:left w:w="100" w:type="dxa"/>
+              <w:bottom w:w="60" w:type="dxa"/>
+              <w:right w:w="100" w:type="dxa"/>
+            </w:tcMar>
+            <w:vAlign w:val="center"/>
+          </w:tcPr>
+          <w:p>
+            <w:r>
+              <w:rPr>
+                <w:sz w:val="18"/>
+                <w:szCs w:val="18"/>
+              </w:rPr>
+              <w:t>Semana del año calendario.</w:t>
+            </w:r>
+          </w:p>
+        </w:tc>
+      </w:tr>
+      <w:tr>
+        <w:tc>
+          <w:tcPr>
+            <w:tcW w:w="2200" w:type="dxa"/>
+            <w:tcBorders>
+              <w:top w:val="single" w:sz="2" w:space="0" w:color="AAAAAA"/>
+              <w:left w:val="single" w:sz="2" w:space="0" w:color="AAAAAA"/>
+              <w:bottom w:val="single" w:sz="2" w:space="0" w:color="AAAAAA"/>
+              <w:right w:val="single" w:sz="2" w:space="0" w:color="AAAAAA"/>
+            </w:tcBorders>
+            <w:tcMar>
+              <w:top w:w="60" w:type="dxa"/>
+              <w:left w:w="100" w:type="dxa"/>
+              <w:bottom w:w="60" w:type="dxa"/>
+              <w:right w:w="100" w:type="dxa"/>
+            </w:tcMar>
+            <w:vAlign w:val="center"/>
+          </w:tcPr>
+          <w:p>
+            <w:proofErr w:type="spellStart"/>
+            <w:r>
+              <w:rPr>
+                <w:sz w:val="18"/>
+                <w:szCs w:val="18"/>
+              </w:rPr>
+              <w:t>calendar_month</w:t>
+            </w:r>
+            <w:proofErr w:type="spellEnd"/>
+          </w:p>
+        </w:tc>
+        <w:tc>
+          <w:tcPr>
+            <w:tcW w:w="1800" w:type="dxa"/>
+            <w:tcBorders>
+              <w:top w:val="single" w:sz="2" w:space="0" w:color="AAAAAA"/>
+              <w:left w:val="single" w:sz="2" w:space="0" w:color="AAAAAA"/>
+              <w:bottom w:val="single" w:sz="2" w:space="0" w:color="AAAAAA"/>
+              <w:right w:val="single" w:sz="2" w:space="0" w:color="AAAAAA"/>
+            </w:tcBorders>
+            <w:tcMar>
+              <w:top w:w="60" w:type="dxa"/>
+              <w:left w:w="100" w:type="dxa"/>
+              <w:bottom w:w="60" w:type="dxa"/>
+              <w:right w:w="100" w:type="dxa"/>
+            </w:tcMar>
+            <w:vAlign w:val="center"/>
+          </w:tcPr>
+          <w:p>
+            <w:r>
+              <w:rPr>
+                <w:sz w:val="18"/>
+                <w:szCs w:val="18"/>
+              </w:rPr>
+              <w:t>SMALLINT</w:t>
+            </w:r>
+          </w:p>
+        </w:tc>
+        <w:tc>
+          <w:tcPr>
+            <w:tcW w:w="5350" w:type="dxa"/>
+            <w:tcBorders>
+              <w:top w:val="single" w:sz="2" w:space="0" w:color="AAAAAA"/>
+              <w:left w:val="single" w:sz="2" w:space="0" w:color="AAAAAA"/>
+              <w:bottom w:val="single" w:sz="2" w:space="0" w:color="AAAAAA"/>
+              <w:right w:val="single" w:sz="2" w:space="0" w:color="AAAAAA"/>
+            </w:tcBorders>
+            <w:tcMar>
+              <w:top w:w="60" w:type="dxa"/>
+              <w:left w:w="100" w:type="dxa"/>
+              <w:bottom w:w="60" w:type="dxa"/>
+              <w:right w:w="100" w:type="dxa"/>
+            </w:tcMar>
+            <w:vAlign w:val="center"/>
+          </w:tcPr>
+          <w:p>
+            <w:r>
+              <w:rPr>
+                <w:sz w:val="18"/>
+                <w:szCs w:val="18"/>
+              </w:rPr>
+              <w:t>Mes calendario (1–12).</w:t>
+            </w:r>
+          </w:p>
+        </w:tc>
+      </w:tr>
+      <w:tr>
+        <w:tc>
+          <w:tcPr>
+            <w:tcW w:w="2200" w:type="dxa"/>
+            <w:tcBorders>
+              <w:top w:val="single" w:sz="2" w:space="0" w:color="AAAAAA"/>
+              <w:left w:val="single" w:sz="2" w:space="0" w:color="AAAAAA"/>
+              <w:bottom w:val="single" w:sz="2" w:space="0" w:color="AAAAAA"/>
+              <w:right w:val="single" w:sz="2" w:space="0" w:color="AAAAAA"/>
+            </w:tcBorders>
+            <w:shd w:val="clear" w:color="auto" w:fill="F2F2F2"/>
+            <w:tcMar>
+              <w:top w:w="60" w:type="dxa"/>
+              <w:left w:w="100" w:type="dxa"/>
+              <w:bottom w:w="60" w:type="dxa"/>
+              <w:right w:w="100" w:type="dxa"/>
+            </w:tcMar>
+            <w:vAlign w:val="center"/>
+          </w:tcPr>
+          <w:p>
+            <w:proofErr w:type="spellStart"/>
+            <w:r>
+              <w:rPr>
+                <w:sz w:val="18"/>
+                <w:szCs w:val="18"/>
+              </w:rPr>
+              <w:t>calendar_quarter</w:t>
+            </w:r>
+            <w:proofErr w:type="spellEnd"/>
+          </w:p>
+        </w:tc>
+        <w:tc>
+          <w:tcPr>
+            <w:tcW w:w="1800" w:type="dxa"/>
+            <w:tcBorders>
+              <w:top w:val="single" w:sz="2" w:space="0" w:color="AAAAAA"/>
+              <w:left w:val="single" w:sz="2" w:space="0" w:color="AAAAAA"/>
+              <w:bottom w:val="single" w:sz="2" w:space="0" w:color="AAAAAA"/>
+              <w:right w:val="single" w:sz="2" w:space="0" w:color="AAAAAA"/>
+            </w:tcBorders>
+            <w:shd w:val="clear" w:color="auto" w:fill="F2F2F2"/>
+            <w:tcMar>
+              <w:top w:w="60" w:type="dxa"/>
+              <w:left w:w="100" w:type="dxa"/>
+              <w:bottom w:w="60" w:type="dxa"/>
+              <w:right w:w="100" w:type="dxa"/>
+            </w:tcMar>
+            <w:vAlign w:val="center"/>
+          </w:tcPr>
+          <w:p>
+            <w:r>
+              <w:rPr>
+                <w:sz w:val="18"/>
+                <w:szCs w:val="18"/>
+              </w:rPr>
+              <w:t>SMALLINT</w:t>
+            </w:r>
+          </w:p>
+        </w:tc>
+        <w:tc>
+          <w:tcPr>
+            <w:tcW w:w="5350" w:type="dxa"/>
+            <w:tcBorders>
+              <w:top w:val="single" w:sz="2" w:space="0" w:color="AAAAAA"/>
+              <w:left w:val="single" w:sz="2" w:space="0" w:color="AAAAAA"/>
+              <w:bottom w:val="single" w:sz="2" w:space="0" w:color="AAAAAA"/>
+              <w:right w:val="single" w:sz="2" w:space="0" w:color="AAAAAA"/>
+            </w:tcBorders>
+            <w:shd w:val="clear" w:color="auto" w:fill="F2F2F2"/>
+            <w:tcMar>
+              <w:top w:w="60" w:type="dxa"/>
+              <w:left w:w="100" w:type="dxa"/>
+              <w:bottom w:w="60" w:type="dxa"/>
+              <w:right w:w="100" w:type="dxa"/>
+            </w:tcMar>
+            <w:vAlign w:val="center"/>
+          </w:tcPr>
+          <w:p>
+            <w:r>
+              <w:rPr>
+                <w:sz w:val="18"/>
+                <w:szCs w:val="18"/>
+              </w:rPr>
+              <w:t>Trimestre calendario (1–4).</w:t>
+            </w:r>
+          </w:p>
+        </w:tc>
+      </w:tr>
+      <w:tr>
+        <w:tc>
+          <w:tcPr>
+            <w:tcW w:w="2200" w:type="dxa"/>
+            <w:tcBorders>
+              <w:top w:val="single" w:sz="2" w:space="0" w:color="AAAAAA"/>
+              <w:left w:val="single" w:sz="2" w:space="0" w:color="AAAAAA"/>
+              <w:bottom w:val="single" w:sz="2" w:space="0" w:color="AAAAAA"/>
+              <w:right w:val="single" w:sz="2" w:space="0" w:color="AAAAAA"/>
+            </w:tcBorders>
+            <w:tcMar>
+              <w:top w:w="60" w:type="dxa"/>
+              <w:left w:w="100" w:type="dxa"/>
+              <w:bottom w:w="60" w:type="dxa"/>
+              <w:right w:w="100" w:type="dxa"/>
+            </w:tcMar>
+            <w:vAlign w:val="center"/>
+          </w:tcPr>
+          <w:p>
+            <w:proofErr w:type="spellStart"/>
+            <w:r>
+              <w:rPr>
+                <w:sz w:val="18"/>
+                <w:szCs w:val="18"/>
+              </w:rPr>
+              <w:t>calendar_year</w:t>
+            </w:r>
+            <w:proofErr w:type="spellEnd"/>
+          </w:p>
+        </w:tc>
+        <w:tc>
+          <w:tcPr>
+            <w:tcW w:w="1800" w:type="dxa"/>
+            <w:tcBorders>
+              <w:top w:val="single" w:sz="2" w:space="0" w:color="AAAAAA"/>
+              <w:left w:val="single" w:sz="2" w:space="0" w:color="AAAAAA"/>
+              <w:bottom w:val="single" w:sz="2" w:space="0" w:color="AAAAAA"/>
+              <w:right w:val="single" w:sz="2" w:space="0" w:color="AAAAAA"/>
+            </w:tcBorders>
+            <w:tcMar>
+              <w:top w:w="60" w:type="dxa"/>
+              <w:left w:w="100" w:type="dxa"/>
+              <w:bottom w:w="60" w:type="dxa"/>
+              <w:right w:w="100" w:type="dxa"/>
+            </w:tcMar>
+            <w:vAlign w:val="center"/>
+          </w:tcPr>
+          <w:p>
+            <w:r>
+              <w:rPr>
+                <w:sz w:val="18"/>
+                <w:szCs w:val="18"/>
+              </w:rPr>
+              <w:t>SMALLINT</w:t>
+            </w:r>
+          </w:p>
+        </w:tc>
+        <w:tc>
+          <w:tcPr>
+            <w:tcW w:w="5350" w:type="dxa"/>
+            <w:tcBorders>
+              <w:top w:val="single" w:sz="2" w:space="0" w:color="AAAAAA"/>
+              <w:left w:val="single" w:sz="2" w:space="0" w:color="AAAAAA"/>
+              <w:bottom w:val="single" w:sz="2" w:space="0" w:color="AAAAAA"/>
+              <w:right w:val="single" w:sz="2" w:space="0" w:color="AAAAAA"/>
+            </w:tcBorders>
+            <w:tcMar>
+              <w:top w:w="60" w:type="dxa"/>
+              <w:left w:w="100" w:type="dxa"/>
+              <w:bottom w:w="60" w:type="dxa"/>
+              <w:right w:w="100" w:type="dxa"/>
+            </w:tcMar>
+            <w:vAlign w:val="center"/>
+          </w:tcPr>
+          <w:p>
+            <w:r>
+              <w:rPr>
+                <w:sz w:val="18"/>
+                <w:szCs w:val="18"/>
+              </w:rPr>
+              <w:t>Año calendario.</w:t>
+            </w:r>
+          </w:p>
+        </w:tc>
+      </w:tr>
+      <w:tr>
+        <w:tc>
+          <w:tcPr>
+            <w:tcW w:w="2200" w:type="dxa"/>
+            <w:tcBorders>
+              <w:top w:val="single" w:sz="2" w:space="0" w:color="AAAAAA"/>
+              <w:left w:val="single" w:sz="2" w:space="0" w:color="AAAAAA"/>
+              <w:bottom w:val="single" w:sz="2" w:space="0" w:color="AAAAAA"/>
+              <w:right w:val="single" w:sz="2" w:space="0" w:color="AAAAAA"/>
+            </w:tcBorders>
+            <w:shd w:val="clear" w:color="auto" w:fill="F2F2F2"/>
+            <w:tcMar>
+              <w:top w:w="60" w:type="dxa"/>
+              <w:left w:w="100" w:type="dxa"/>
+              <w:bottom w:w="60" w:type="dxa"/>
+              <w:right w:w="100" w:type="dxa"/>
+            </w:tcMar>
+            <w:vAlign w:val="center"/>
+          </w:tcPr>
+          <w:p>
+            <w:proofErr w:type="spellStart"/>
+            <w:r>
+              <w:rPr>
+                <w:sz w:val="18"/>
+                <w:szCs w:val="18"/>
+              </w:rPr>
+              <w:t>fiscal_full_date</w:t>
+            </w:r>
+            <w:proofErr w:type="spellEnd"/>
+          </w:p>
+        </w:tc>
+        <w:tc>
+          <w:tcPr>
+            <w:tcW w:w="1800" w:type="dxa"/>
+            <w:tcBorders>
+              <w:top w:val="single" w:sz="2" w:space="0" w:color="AAAAAA"/>
+              <w:left w:val="single" w:sz="2" w:space="0" w:color="AAAAAA"/>
+              <w:bottom w:val="single" w:sz="2" w:space="0" w:color="AAAAAA"/>
+              <w:right w:val="single" w:sz="2" w:space="0" w:color="AAAAAA"/>
+            </w:tcBorders>
+            <w:shd w:val="clear" w:color="auto" w:fill="F2F2F2"/>
+            <w:tcMar>
+              <w:top w:w="60" w:type="dxa"/>
+              <w:left w:w="100" w:type="dxa"/>
+              <w:bottom w:w="60" w:type="dxa"/>
+              <w:right w:w="100" w:type="dxa"/>
+            </w:tcMar>
+            <w:vAlign w:val="center"/>
+          </w:tcPr>
+          <w:p>
+            <w:r>
+              <w:rPr>
+                <w:sz w:val="18"/>
+                <w:szCs w:val="18"/>
+              </w:rPr>
+              <w:t>DATE</w:t>
+            </w:r>
+          </w:p>
+        </w:tc>
+        <w:tc>
+          <w:tcPr>
+            <w:tcW w:w="5350" w:type="dxa"/>
+            <w:tcBorders>
+              <w:top w:val="single" w:sz="2" w:space="0" w:color="AAAAAA"/>
+              <w:left w:val="single" w:sz="2" w:space="0" w:color="AAAAAA"/>
+              <w:bottom w:val="single" w:sz="2" w:space="0" w:color="AAAAAA"/>
+              <w:right w:val="single" w:sz="2" w:space="0" w:color="AAAAAA"/>
+            </w:tcBorders>
+            <w:shd w:val="clear" w:color="auto" w:fill="F2F2F2"/>
+            <w:tcMar>
+              <w:top w:w="60" w:type="dxa"/>
+              <w:left w:w="100" w:type="dxa"/>
+              <w:bottom w:w="60" w:type="dxa"/>
+              <w:right w:w="100" w:type="dxa"/>
+            </w:tcMar>
+            <w:vAlign w:val="center"/>
+          </w:tcPr>
+          <w:p>
+            <w:r>
+              <w:rPr>
+                <w:sz w:val="18"/>
+                <w:szCs w:val="18"/>
+              </w:rPr>
+              <w:t>Fecha fiscal equivalente.</w:t>
+            </w:r>
+          </w:p>
+        </w:tc>
+      </w:tr>
+      <w:tr>
+        <w:tc>
+          <w:tcPr>
+            <w:tcW w:w="2200" w:type="dxa"/>
+            <w:tcBorders>
+              <w:top w:val="single" w:sz="2" w:space="0" w:color="AAAAAA"/>
+              <w:left w:val="single" w:sz="2" w:space="0" w:color="AAAAAA"/>
+              <w:bottom w:val="single" w:sz="2" w:space="0" w:color="AAAAAA"/>
+              <w:right w:val="single" w:sz="2" w:space="0" w:color="AAAAAA"/>
+            </w:tcBorders>
+            <w:tcMar>
+              <w:top w:w="60" w:type="dxa"/>
+              <w:left w:w="100" w:type="dxa"/>
+              <w:bottom w:w="60" w:type="dxa"/>
+              <w:right w:w="100" w:type="dxa"/>
+            </w:tcMar>
+            <w:vAlign w:val="center"/>
+          </w:tcPr>
+          <w:p>
+            <w:proofErr w:type="spellStart"/>
+            <w:r>
+              <w:rPr>
+                <w:sz w:val="18"/>
+                <w:szCs w:val="18"/>
+              </w:rPr>
+              <w:t>fiscal_day</w:t>
+            </w:r>
+            <w:proofErr w:type="spellEnd"/>
+          </w:p>
+        </w:tc>
+        <w:tc>
+          <w:tcPr>
+            <w:tcW w:w="1800" w:type="dxa"/>
+            <w:tcBorders>
+              <w:top w:val="single" w:sz="2" w:space="0" w:color="AAAAAA"/>
+              <w:left w:val="single" w:sz="2" w:space="0" w:color="AAAAAA"/>
+              <w:bottom w:val="single" w:sz="2" w:space="0" w:color="AAAAAA"/>
+              <w:right w:val="single" w:sz="2" w:space="0" w:color="AAAAAA"/>
+            </w:tcBorders>
+            <w:tcMar>
+              <w:top w:w="60" w:type="dxa"/>
+              <w:left w:w="100" w:type="dxa"/>
+              <w:bottom w:w="60" w:type="dxa"/>
+              <w:right w:w="100" w:type="dxa"/>
+            </w:tcMar>
+            <w:vAlign w:val="center"/>
+          </w:tcPr>
+          <w:p>
+            <w:r>
+              <w:rPr>
+                <w:sz w:val="18"/>
+                <w:szCs w:val="18"/>
+              </w:rPr>
+              <w:t>SMALLINT</w:t>
+            </w:r>
+          </w:p>
+        </w:tc>
+        <w:tc>
+          <w:tcPr>
+            <w:tcW w:w="5350" w:type="dxa"/>
+            <w:tcBorders>
+              <w:top w:val="single" w:sz="2" w:space="0" w:color="AAAAAA"/>
+              <w:left w:val="single" w:sz="2" w:space="0" w:color="AAAAAA"/>
+              <w:bottom w:val="single" w:sz="2" w:space="0" w:color="AAAAAA"/>
+              <w:right w:val="single" w:sz="2" w:space="0" w:color="AAAAAA"/>
+            </w:tcBorders>
+            <w:tcMar>
+              <w:top w:w="60" w:type="dxa"/>
+              <w:left w:w="100" w:type="dxa"/>
+              <w:bottom w:w="60" w:type="dxa"/>
+              <w:right w:w="100" w:type="dxa"/>
+            </w:tcMar>
+            <w:vAlign w:val="center"/>
+          </w:tcPr>
+          <w:p>
+            <w:r>
+              <w:rPr>
+                <w:sz w:val="18"/>
+                <w:szCs w:val="18"/>
+              </w:rPr>
+              <w:t>Día fiscal.</w:t>
+            </w:r>
+          </w:p>
+        </w:tc>
+      </w:tr>
+      <w:tr>
+        <w:tc>
+          <w:tcPr>
+            <w:tcW w:w="2200" w:type="dxa"/>
+            <w:tcBorders>
+              <w:top w:val="single" w:sz="2" w:space="0" w:color="AAAAAA"/>
+              <w:left w:val="single" w:sz="2" w:space="0" w:color="AAAAAA"/>
+              <w:bottom w:val="single" w:sz="2" w:space="0" w:color="AAAAAA"/>
+              <w:right w:val="single" w:sz="2" w:space="0" w:color="AAAAAA"/>
+            </w:tcBorders>
+            <w:shd w:val="clear" w:color="auto" w:fill="F2F2F2"/>
+            <w:tcMar>
+              <w:top w:w="60" w:type="dxa"/>
+              <w:left w:w="100" w:type="dxa"/>
+              <w:bottom w:w="60" w:type="dxa"/>
+              <w:right w:w="100" w:type="dxa"/>
+            </w:tcMar>
+            <w:vAlign w:val="center"/>
+          </w:tcPr>
+          <w:p>
+            <w:proofErr w:type="spellStart"/>
+            <w:r>
+              <w:rPr>
+                <w:sz w:val="18"/>
+                <w:szCs w:val="18"/>
+              </w:rPr>
+              <w:t>fiscal_day_in_week</w:t>
+            </w:r>
+            <w:proofErr w:type="spellEnd"/>
+          </w:p>
+        </w:tc>
+        <w:tc>
+          <w:tcPr>
+            <w:tcW w:w="1800" w:type="dxa"/>
+            <w:tcBorders>
+              <w:top w:val="single" w:sz="2" w:space="0" w:color="AAAAAA"/>
+              <w:left w:val="single" w:sz="2" w:space="0" w:color="AAAAAA"/>
+              <w:bottom w:val="single" w:sz="2" w:space="0" w:color="AAAAAA"/>
+              <w:right w:val="single" w:sz="2" w:space="0" w:color="AAAAAA"/>
+            </w:tcBorders>
+            <w:shd w:val="clear" w:color="auto" w:fill="F2F2F2"/>
+            <w:tcMar>
+              <w:top w:w="60" w:type="dxa"/>
+              <w:left w:w="100" w:type="dxa"/>
+              <w:bottom w:w="60" w:type="dxa"/>
+              <w:right w:w="100" w:type="dxa"/>
+            </w:tcMar>
+            <w:vAlign w:val="center"/>
+          </w:tcPr>
+          <w:p>
+            <w:r>
+              <w:rPr>
+                <w:sz w:val="18"/>
+                <w:szCs w:val="18"/>
+              </w:rPr>
+              <w:t>SMALLINT</w:t>
+            </w:r>
+          </w:p>
+        </w:tc>
+        <w:tc>
+          <w:tcPr>
+            <w:tcW w:w="5350" w:type="dxa"/>
+            <w:tcBorders>
+              <w:top w:val="single" w:sz="2" w:space="0" w:color="AAAAAA"/>
+              <w:left w:val="single" w:sz="2" w:space="0" w:color="AAAAAA"/>
+              <w:bottom w:val="single" w:sz="2" w:space="0" w:color="AAAAAA"/>
+              <w:right w:val="single" w:sz="2" w:space="0" w:color="AAAAAA"/>
+            </w:tcBorders>
+            <w:shd w:val="clear" w:color="auto" w:fill="F2F2F2"/>
+            <w:tcMar>
+              <w:top w:w="60" w:type="dxa"/>
+              <w:left w:w="100" w:type="dxa"/>
+              <w:bottom w:w="60" w:type="dxa"/>
+              <w:right w:w="100" w:type="dxa"/>
+            </w:tcMar>
+            <w:vAlign w:val="center"/>
+          </w:tcPr>
+          <w:p>
+            <w:r>
+              <w:rPr>
+                <w:sz w:val="18"/>
+                <w:szCs w:val="18"/>
+              </w:rPr>
+              <w:t>Día dentro de la semana fiscal.</w:t>
+            </w:r>
+          </w:p>
+        </w:tc>
+      </w:tr>
+      <w:tr>
+        <w:tc>
+          <w:tcPr>
+            <w:tcW w:w="2200" w:type="dxa"/>
+            <w:tcBorders>
+              <w:top w:val="single" w:sz="2" w:space="0" w:color="AAAAAA"/>
+              <w:left w:val="single" w:sz="2" w:space="0" w:color="AAAAAA"/>
+              <w:bottom w:val="single" w:sz="2" w:space="0" w:color="AAAAAA"/>
+              <w:right w:val="single" w:sz="2" w:space="0" w:color="AAAAAA"/>
+            </w:tcBorders>
+            <w:tcMar>
+              <w:top w:w="60" w:type="dxa"/>
+              <w:left w:w="100" w:type="dxa"/>
+              <w:bottom w:w="60" w:type="dxa"/>
+              <w:right w:w="100" w:type="dxa"/>
+            </w:tcMar>
+            <w:vAlign w:val="center"/>
+          </w:tcPr>
+          <w:p>
+            <w:proofErr w:type="spellStart"/>
+            <w:r>
+              <w:rPr>
+                <w:sz w:val="18"/>
+                <w:szCs w:val="18"/>
+              </w:rPr>
+              <w:t>fiscal_day_in_month</w:t>
+            </w:r>
+            <w:proofErr w:type="spellEnd"/>
+          </w:p>
+        </w:tc>
+        <w:tc>
+          <w:tcPr>
+            <w:tcW w:w="1800" w:type="dxa"/>
+            <w:tcBorders>
+              <w:top w:val="single" w:sz="2" w:space="0" w:color="AAAAAA"/>
+              <w:left w:val="single" w:sz="2" w:space="0" w:color="AAAAAA"/>
+              <w:bottom w:val="single" w:sz="2" w:space="0" w:color="AAAAAA"/>
+              <w:right w:val="single" w:sz="2" w:space="0" w:color="AAAAAA"/>
+            </w:tcBorders>
+            <w:tcMar>
+              <w:top w:w="60" w:type="dxa"/>
+              <w:left w:w="100" w:type="dxa"/>
+              <w:bottom w:w="60" w:type="dxa"/>
+              <w:right w:w="100" w:type="dxa"/>
+            </w:tcMar>
+            <w:vAlign w:val="center"/>
+          </w:tcPr>
+          <w:p>
+            <w:r>
+              <w:rPr>
+                <w:sz w:val="18"/>
+                <w:szCs w:val="18"/>
+              </w:rPr>
+              <w:t>SMALLINT</w:t>
+            </w:r>
+          </w:p>
+        </w:tc>
+        <w:tc>
+          <w:tcPr>
+            <w:tcW w:w="5350" w:type="dxa"/>
+            <w:tcBorders>
+              <w:top w:val="single" w:sz="2" w:space="0" w:color="AAAAAA"/>
+              <w:left w:val="single" w:sz="2" w:space="0" w:color="AAAAAA"/>
+              <w:bottom w:val="single" w:sz="2" w:space="0" w:color="AAAAAA"/>
+              <w:right w:val="single" w:sz="2" w:space="0" w:color="AAAAAA"/>
+            </w:tcBorders>
+            <w:tcMar>
+              <w:top w:w="60" w:type="dxa"/>
+              <w:left w:w="100" w:type="dxa"/>
+              <w:bottom w:w="60" w:type="dxa"/>
+              <w:right w:w="100" w:type="dxa"/>
+            </w:tcMar>
+            <w:vAlign w:val="center"/>
+          </w:tcPr>
+          <w:p>
+            <w:r>
+              <w:rPr>
+                <w:sz w:val="18"/>
+                <w:szCs w:val="18"/>
+              </w:rPr>
+              <w:t>Día dentro del mes fiscal.</w:t>
+            </w:r>
+          </w:p>
+        </w:tc>
+      </w:tr>
+      <w:tr>
+        <w:tc>
+          <w:tcPr>
+            <w:tcW w:w="2200" w:type="dxa"/>
+            <w:tcBorders>
+              <w:top w:val="single" w:sz="2" w:space="0" w:color="AAAAAA"/>
+              <w:left w:val="single" w:sz="2" w:space="0" w:color="AAAAAA"/>
+              <w:bottom w:val="single" w:sz="2" w:space="0" w:color="AAAAAA"/>
+              <w:right w:val="single" w:sz="2" w:space="0" w:color="AAAAAA"/>
+            </w:tcBorders>
+            <w:shd w:val="clear" w:color="auto" w:fill="F2F2F2"/>
+            <w:tcMar>
+              <w:top w:w="60" w:type="dxa"/>
+              <w:left w:w="100" w:type="dxa"/>
+              <w:bottom w:w="60" w:type="dxa"/>
+              <w:right w:w="100" w:type="dxa"/>
+            </w:tcMar>
+            <w:vAlign w:val="center"/>
+          </w:tcPr>
+          <w:p>
+            <w:proofErr w:type="spellStart"/>
+            <w:r>
+              <w:rPr>
+                <w:sz w:val="18"/>
+                <w:szCs w:val="18"/>
+              </w:rPr>
+              <w:t>fiscal_day_in_quarter</w:t>
+            </w:r>
+            <w:proofErr w:type="spellEnd"/>
+          </w:p>
+        </w:tc>
+        <w:tc>
+          <w:tcPr>
+            <w:tcW w:w="1800" w:type="dxa"/>
+            <w:tcBorders>
+              <w:top w:val="single" w:sz="2" w:space="0" w:color="AAAAAA"/>
+              <w:left w:val="single" w:sz="2" w:space="0" w:color="AAAAAA"/>
+              <w:bottom w:val="single" w:sz="2" w:space="0" w:color="AAAAAA"/>
+              <w:right w:val="single" w:sz="2" w:space="0" w:color="AAAAAA"/>
+            </w:tcBorders>
+            <w:shd w:val="clear" w:color="auto" w:fill="F2F2F2"/>
+            <w:tcMar>
+              <w:top w:w="60" w:type="dxa"/>
+              <w:left w:w="100" w:type="dxa"/>
+              <w:bottom w:w="60" w:type="dxa"/>
+              <w:right w:w="100" w:type="dxa"/>
+            </w:tcMar>
+            <w:vAlign w:val="center"/>
+          </w:tcPr>
+          <w:p>
+            <w:r>
+              <w:rPr>
+                <w:sz w:val="18"/>
+                <w:szCs w:val="18"/>
+              </w:rPr>
+              <w:t>SMALLINT</w:t>
+            </w:r>
+          </w:p>
+        </w:tc>
+        <w:tc>
+          <w:tcPr>
+            <w:tcW w:w="5350" w:type="dxa"/>
+            <w:tcBorders>
+              <w:top w:val="single" w:sz="2" w:space="0" w:color="AAAAAA"/>
+              <w:left w:val="single" w:sz="2" w:space="0" w:color="AAAAAA"/>
+              <w:bottom w:val="single" w:sz="2" w:space="0" w:color="AAAAAA"/>
+              <w:right w:val="single" w:sz="2" w:space="0" w:color="AAAAAA"/>
+            </w:tcBorders>
+            <w:shd w:val="clear" w:color="auto" w:fill="F2F2F2"/>
+            <w:tcMar>
+              <w:top w:w="60" w:type="dxa"/>
+              <w:left w:w="100" w:type="dxa"/>
+              <w:bottom w:w="60" w:type="dxa"/>
+              <w:right w:w="100" w:type="dxa"/>
+            </w:tcMar>
+            <w:vAlign w:val="center"/>
+          </w:tcPr>
+          <w:p>
+            <w:r>
+              <w:rPr>
+                <w:sz w:val="18"/>
+                <w:szCs w:val="18"/>
+              </w:rPr>
+              <w:t>Día dentro del trimestre fiscal.</w:t>
+            </w:r>
+          </w:p>
+        </w:tc>
+      </w:tr>
+      <w:tr>
+        <w:tc>
+          <w:tcPr>
+            <w:tcW w:w="2200" w:type="dxa"/>
+            <w:tcBorders>
+              <w:top w:val="single" w:sz="2" w:space="0" w:color="AAAAAA"/>
+              <w:left w:val="single" w:sz="2" w:space="0" w:color="AAAAAA"/>
+              <w:bottom w:val="single" w:sz="2" w:space="0" w:color="AAAAAA"/>
+              <w:right w:val="single" w:sz="2" w:space="0" w:color="AAAAAA"/>
+            </w:tcBorders>
+            <w:tcMar>
+              <w:top w:w="60" w:type="dxa"/>
+              <w:left w:w="100" w:type="dxa"/>
+              <w:bottom w:w="60" w:type="dxa"/>
+              <w:right w:w="100" w:type="dxa"/>
+            </w:tcMar>
+            <w:vAlign w:val="center"/>
+          </w:tcPr>
+          <w:p>
+            <w:proofErr w:type="spellStart"/>
+            <w:r>
+              <w:rPr>
+                <w:sz w:val="18"/>
+                <w:szCs w:val="18"/>
+              </w:rPr>
+              <w:t>fiscal_day_in_year</w:t>
+            </w:r>
+            <w:proofErr w:type="spellEnd"/>
+          </w:p>
+        </w:tc>
+        <w:tc>
+          <w:tcPr>
+            <w:tcW w:w="1800" w:type="dxa"/>
+            <w:tcBorders>
+              <w:top w:val="single" w:sz="2" w:space="0" w:color="AAAAAA"/>
+              <w:left w:val="single" w:sz="2" w:space="0" w:color="AAAAAA"/>
+              <w:bottom w:val="single" w:sz="2" w:space="0" w:color="AAAAAA"/>
+              <w:right w:val="single" w:sz="2" w:space="0" w:color="AAAAAA"/>
+            </w:tcBorders>
+            <w:tcMar>
+              <w:top w:w="60" w:type="dxa"/>
+              <w:left w:w="100" w:type="dxa"/>
+              <w:bottom w:w="60" w:type="dxa"/>
+              <w:right w:w="100" w:type="dxa"/>
+            </w:tcMar>
+            <w:vAlign w:val="center"/>
+          </w:tcPr>
+          <w:p>
+            <w:r>
+              <w:rPr>
+                <w:sz w:val="18"/>
+                <w:szCs w:val="18"/>
+              </w:rPr>
+              <w:t>SMALLINT</w:t>
+            </w:r>
+          </w:p>
+        </w:tc>
+        <w:tc>
+          <w:tcPr>
+            <w:tcW w:w="5350" w:type="dxa"/>
+            <w:tcBorders>
+              <w:top w:val="single" w:sz="2" w:space="0" w:color="AAAAAA"/>
+              <w:left w:val="single" w:sz="2" w:space="0" w:color="AAAAAA"/>
+              <w:bottom w:val="single" w:sz="2" w:space="0" w:color="AAAAAA"/>
+              <w:right w:val="single" w:sz="2" w:space="0" w:color="AAAAAA"/>
+            </w:tcBorders>
+            <w:tcMar>
+              <w:top w:w="60" w:type="dxa"/>
+              <w:left w:w="100" w:type="dxa"/>
+              <w:bottom w:w="60" w:type="dxa"/>
+              <w:right w:w="100" w:type="dxa"/>
+            </w:tcMar>
+            <w:vAlign w:val="center"/>
+          </w:tcPr>
+          <w:p>
+            <w:r>
+              <w:rPr>
+                <w:sz w:val="18"/>
+                <w:szCs w:val="18"/>
+              </w:rPr>
+              <w:t>Día dentro del año fiscal.</w:t>
+            </w:r>
+          </w:p>
+        </w:tc>
+      </w:tr>
+      <w:tr>
+        <w:tc>
+          <w:tcPr>
+            <w:tcW w:w="2200" w:type="dxa"/>
+            <w:tcBorders>
+              <w:top w:val="single" w:sz="2" w:space="0" w:color="AAAAAA"/>
+              <w:left w:val="single" w:sz="2" w:space="0" w:color="AAAAAA"/>
+              <w:bottom w:val="single" w:sz="2" w:space="0" w:color="AAAAAA"/>
+              <w:right w:val="single" w:sz="2" w:space="0" w:color="AAAAAA"/>
+            </w:tcBorders>
+            <w:shd w:val="clear" w:color="auto" w:fill="F2F2F2"/>
+            <w:tcMar>
+              <w:top w:w="60" w:type="dxa"/>
+              <w:left w:w="100" w:type="dxa"/>
+              <w:bottom w:w="60" w:type="dxa"/>
+              <w:right w:w="100" w:type="dxa"/>
+            </w:tcMar>
+            <w:vAlign w:val="center"/>
+          </w:tcPr>
+          <w:p>
+            <w:proofErr w:type="spellStart"/>
+            <w:r>
+              <w:rPr>
+                <w:sz w:val="18"/>
+                <w:szCs w:val="18"/>
+              </w:rPr>
+              <w:t>fiscal_week</w:t>
+            </w:r>
+            <w:proofErr w:type="spellEnd"/>
+          </w:p>
+        </w:tc>
+        <w:tc>
+          <w:tcPr>
+            <w:tcW w:w="1800" w:type="dxa"/>
+            <w:tcBorders>
+              <w:top w:val="single" w:sz="2" w:space="0" w:color="AAAAAA"/>
+              <w:left w:val="single" w:sz="2" w:space="0" w:color="AAAAAA"/>
+              <w:bottom w:val="single" w:sz="2" w:space="0" w:color="AAAAAA"/>
+              <w:right w:val="single" w:sz="2" w:space="0" w:color="AAAAAA"/>
+            </w:tcBorders>
+            <w:shd w:val="clear" w:color="auto" w:fill="F2F2F2"/>
+            <w:tcMar>
+              <w:top w:w="60" w:type="dxa"/>
+              <w:left w:w="100" w:type="dxa"/>
+              <w:bottom w:w="60" w:type="dxa"/>
+              <w:right w:w="100" w:type="dxa"/>
+            </w:tcMar>
+            <w:vAlign w:val="center"/>
+          </w:tcPr>
+          <w:p>
+            <w:r>
+              <w:rPr>
+                <w:sz w:val="18"/>
+                <w:szCs w:val="18"/>
+              </w:rPr>
+              <w:t>SMALLINT</w:t>
+            </w:r>
+          </w:p>
+        </w:tc>
+        <w:tc>
+          <w:tcPr>
+            <w:tcW w:w="5350" w:type="dxa"/>
+            <w:tcBorders>
+              <w:top w:val="single" w:sz="2" w:space="0" w:color="AAAAAA"/>
+              <w:left w:val="single" w:sz="2" w:space="0" w:color="AAAAAA"/>
+              <w:bottom w:val="single" w:sz="2" w:space="0" w:color="AAAAAA"/>
+              <w:right w:val="single" w:sz="2" w:space="0" w:color="AAAAAA"/>
+            </w:tcBorders>
+            <w:shd w:val="clear" w:color="auto" w:fill="F2F2F2"/>
+            <w:tcMar>
+              <w:top w:w="60" w:type="dxa"/>
+              <w:left w:w="100" w:type="dxa"/>
+              <w:bottom w:w="60" w:type="dxa"/>
+              <w:right w:w="100" w:type="dxa"/>
+            </w:tcMar>
+            <w:vAlign w:val="center"/>
+          </w:tcPr>
+          <w:p>
+            <w:r>
+              <w:rPr>
+                <w:sz w:val="18"/>
+                <w:szCs w:val="18"/>
+              </w:rPr>
+              <w:t>Semana fiscal.</w:t>
+            </w:r>
+          </w:p>
+        </w:tc>
+      </w:tr>
+      <w:tr>
+        <w:tc>
+          <w:tcPr>
+            <w:tcW w:w="2200" w:type="dxa"/>
+            <w:tcBorders>
+              <w:top w:val="single" w:sz="2" w:space="0" w:color="AAAAAA"/>
+              <w:left w:val="single" w:sz="2" w:space="0" w:color="AAAAAA"/>
+              <w:bottom w:val="single" w:sz="2" w:space="0" w:color="AAAAAA"/>
+              <w:right w:val="single" w:sz="2" w:space="0" w:color="AAAAAA"/>
+            </w:tcBorders>
+            <w:tcMar>
+              <w:top w:w="60" w:type="dxa"/>
+              <w:left w:w="100" w:type="dxa"/>
+              <w:bottom w:w="60" w:type="dxa"/>
+              <w:right w:w="100" w:type="dxa"/>
+            </w:tcMar>
+            <w:vAlign w:val="center"/>
+          </w:tcPr>
+          <w:p>
+            <w:proofErr w:type="spellStart"/>
+            <w:r>
+              <w:rPr>
+                <w:sz w:val="18"/>
+                <w:szCs w:val="18"/>
+              </w:rPr>
+              <w:lastRenderedPageBreak/>
+              <w:t>fiscal_month</w:t>
+            </w:r>
+            <w:proofErr w:type="spellEnd"/>
+          </w:p>
+        </w:tc>
+        <w:tc>
+          <w:tcPr>
+            <w:tcW w:w="1800" w:type="dxa"/>
+            <w:tcBorders>
+              <w:top w:val="single" w:sz="2" w:space="0" w:color="AAAAAA"/>
+              <w:left w:val="single" w:sz="2" w:space="0" w:color="AAAAAA"/>
+              <w:bottom w:val="single" w:sz="2" w:space="0" w:color="AAAAAA"/>
+              <w:right w:val="single" w:sz="2" w:space="0" w:color="AAAAAA"/>
+            </w:tcBorders>
+            <w:tcMar>
+              <w:top w:w="60" w:type="dxa"/>
+              <w:left w:w="100" w:type="dxa"/>
+              <w:bottom w:w="60" w:type="dxa"/>
+              <w:right w:w="100" w:type="dxa"/>
+            </w:tcMar>
+            <w:vAlign w:val="center"/>
+          </w:tcPr>
+          <w:p>
+            <w:r>
+              <w:rPr>
+                <w:sz w:val="18"/>
+                <w:szCs w:val="18"/>
+              </w:rPr>
+              <w:t>SMALLINT</w:t>
+            </w:r>
+          </w:p>
+        </w:tc>
+        <w:tc>
+          <w:tcPr>
+            <w:tcW w:w="5350" w:type="dxa"/>
+            <w:tcBorders>
+              <w:top w:val="single" w:sz="2" w:space="0" w:color="AAAAAA"/>
+              <w:left w:val="single" w:sz="2" w:space="0" w:color="AAAAAA"/>
+              <w:bottom w:val="single" w:sz="2" w:space="0" w:color="AAAAAA"/>
+              <w:right w:val="single" w:sz="2" w:space="0" w:color="AAAAAA"/>
+            </w:tcBorders>
+            <w:tcMar>
+              <w:top w:w="60" w:type="dxa"/>
+              <w:left w:w="100" w:type="dxa"/>
+              <w:bottom w:w="60" w:type="dxa"/>
+              <w:right w:w="100" w:type="dxa"/>
+            </w:tcMar>
+            <w:vAlign w:val="center"/>
+          </w:tcPr>
+          <w:p>
+            <w:r>
+              <w:rPr>
+                <w:sz w:val="18"/>
+                <w:szCs w:val="18"/>
+              </w:rPr>
+              <w:t>Mes fiscal.</w:t>
+            </w:r>
+          </w:p>
+        </w:tc>
+      </w:tr>
+      <w:tr>
+        <w:tc>
+          <w:tcPr>
+            <w:tcW w:w="2200" w:type="dxa"/>
+            <w:tcBorders>
+              <w:top w:val="single" w:sz="2" w:space="0" w:color="AAAAAA"/>
+              <w:left w:val="single" w:sz="2" w:space="0" w:color="AAAAAA"/>
+              <w:bottom w:val="single" w:sz="2" w:space="0" w:color="AAAAAA"/>
+              <w:right w:val="single" w:sz="2" w:space="0" w:color="AAAAAA"/>
+            </w:tcBorders>
+            <w:shd w:val="clear" w:color="auto" w:fill="F2F2F2"/>
+            <w:tcMar>
+              <w:top w:w="60" w:type="dxa"/>
+              <w:left w:w="100" w:type="dxa"/>
+              <w:bottom w:w="60" w:type="dxa"/>
+              <w:right w:w="100" w:type="dxa"/>
+            </w:tcMar>
+            <w:vAlign w:val="center"/>
+          </w:tcPr>
+          <w:p>
+            <w:proofErr w:type="spellStart"/>
+            <w:r>
+              <w:rPr>
+                <w:sz w:val="18"/>
+                <w:szCs w:val="18"/>
+              </w:rPr>
+              <w:t>fiscal_quarter</w:t>
+            </w:r>
+            <w:proofErr w:type="spellEnd"/>
+          </w:p>
+        </w:tc>
+        <w:tc>
+          <w:tcPr>
+            <w:tcW w:w="1800" w:type="dxa"/>
+            <w:tcBorders>
+              <w:top w:val="single" w:sz="2" w:space="0" w:color="AAAAAA"/>
+              <w:left w:val="single" w:sz="2" w:space="0" w:color="AAAAAA"/>
+              <w:bottom w:val="single" w:sz="2" w:space="0" w:color="AAAAAA"/>
+              <w:right w:val="single" w:sz="2" w:space="0" w:color="AAAAAA"/>
+            </w:tcBorders>
+            <w:shd w:val="clear" w:color="auto" w:fill="F2F2F2"/>
+            <w:tcMar>
+              <w:top w:w="60" w:type="dxa"/>
+              <w:left w:w="100" w:type="dxa"/>
+              <w:bottom w:w="60" w:type="dxa"/>
+              <w:right w:w="100" w:type="dxa"/>
+            </w:tcMar>
+            <w:vAlign w:val="center"/>
+          </w:tcPr>
+          <w:p>
+            <w:r>
+              <w:rPr>
+                <w:sz w:val="18"/>
+                <w:szCs w:val="18"/>
+              </w:rPr>
+              <w:t>SMALLINT</w:t>
+            </w:r>
+          </w:p>
+        </w:tc>
+        <w:tc>
+          <w:tcPr>
+            <w:tcW w:w="5350" w:type="dxa"/>
+            <w:tcBorders>
+              <w:top w:val="single" w:sz="2" w:space="0" w:color="AAAAAA"/>
+              <w:left w:val="single" w:sz="2" w:space="0" w:color="AAAAAA"/>
+              <w:bottom w:val="single" w:sz="2" w:space="0" w:color="AAAAAA"/>
+              <w:right w:val="single" w:sz="2" w:space="0" w:color="AAAAAA"/>
+            </w:tcBorders>
+            <w:shd w:val="clear" w:color="auto" w:fill="F2F2F2"/>
+            <w:tcMar>
+              <w:top w:w="60" w:type="dxa"/>
+              <w:left w:w="100" w:type="dxa"/>
+              <w:bottom w:w="60" w:type="dxa"/>
+              <w:right w:w="100" w:type="dxa"/>
+            </w:tcMar>
+            <w:vAlign w:val="center"/>
+          </w:tcPr>
+          <w:p>
+            <w:r>
+              <w:rPr>
+                <w:sz w:val="18"/>
+                <w:szCs w:val="18"/>
+              </w:rPr>
+              <w:t>Trimestre fiscal.</w:t>
+            </w:r>
+          </w:p>
+        </w:tc>
+      </w:tr>
+      <w:tr>
+        <w:tc>
+          <w:tcPr>
+            <w:tcW w:w="2200" w:type="dxa"/>
+            <w:tcBorders>
+              <w:top w:val="single" w:sz="2" w:space="0" w:color="AAAAAA"/>
+              <w:left w:val="single" w:sz="2" w:space="0" w:color="AAAAAA"/>
+              <w:bottom w:val="single" w:sz="2" w:space="0" w:color="AAAAAA"/>
+              <w:right w:val="single" w:sz="2" w:space="0" w:color="AAAAAA"/>
+            </w:tcBorders>
+            <w:tcMar>
+              <w:top w:w="60" w:type="dxa"/>
+              <w:left w:w="100" w:type="dxa"/>
+              <w:bottom w:w="60" w:type="dxa"/>
+              <w:right w:w="100" w:type="dxa"/>
+            </w:tcMar>
+            <w:vAlign w:val="center"/>
+          </w:tcPr>
+          <w:p>
+            <w:proofErr w:type="spellStart"/>
+            <w:r>
+              <w:rPr>
+                <w:sz w:val="18"/>
+                <w:szCs w:val="18"/>
+              </w:rPr>
+              <w:t>fiscal_year</w:t>
+            </w:r>
+            <w:proofErr w:type="spellEnd"/>
+          </w:p>
+        </w:tc>
+        <w:tc>
+          <w:tcPr>
+            <w:tcW w:w="1800" w:type="dxa"/>
+            <w:tcBorders>
+              <w:top w:val="single" w:sz="2" w:space="0" w:color="AAAAAA"/>
+              <w:left w:val="single" w:sz="2" w:space="0" w:color="AAAAAA"/>
+              <w:bottom w:val="single" w:sz="2" w:space="0" w:color="AAAAAA"/>
+              <w:right w:val="single" w:sz="2" w:space="0" w:color="AAAAAA"/>
+            </w:tcBorders>
+            <w:tcMar>
+              <w:top w:w="60" w:type="dxa"/>
+              <w:left w:w="100" w:type="dxa"/>
+              <w:bottom w:w="60" w:type="dxa"/>
+              <w:right w:w="100" w:type="dxa"/>
+            </w:tcMar>
+            <w:vAlign w:val="center"/>
+          </w:tcPr>
+          <w:p>
+            <w:r>
+              <w:rPr>
+                <w:sz w:val="18"/>
+                <w:szCs w:val="18"/>
+              </w:rPr>
+              <w:t>SMALLINT</w:t>
+            </w:r>
+          </w:p>
+        </w:tc>
+        <w:tc>
+          <w:tcPr>
+            <w:tcW w:w="5350" w:type="dxa"/>
+            <w:tcBorders>
+              <w:top w:val="single" w:sz="2" w:space="0" w:color="AAAAAA"/>
+              <w:left w:val="single" w:sz="2" w:space="0" w:color="AAAAAA"/>
+              <w:bottom w:val="single" w:sz="2" w:space="0" w:color="AAAAAA"/>
+              <w:right w:val="single" w:sz="2" w:space="0" w:color="AAAAAA"/>
+            </w:tcBorders>
+            <w:tcMar>
+              <w:top w:w="60" w:type="dxa"/>
+              <w:left w:w="100" w:type="dxa"/>
+              <w:bottom w:w="60" w:type="dxa"/>
+              <w:right w:w="100" w:type="dxa"/>
+            </w:tcMar>
+            <w:vAlign w:val="center"/>
+          </w:tcPr>
+          <w:p>
+            <w:r>
+              <w:rPr>
+                <w:sz w:val="18"/>
+                <w:szCs w:val="18"/>
+              </w:rPr>
+              <w:t>Año fiscal.</w:t>
+            </w:r>
+          </w:p>
+        </w:tc>
+      </w:tr>
+      <w:tr>
+        <w:tc>
+          <w:tcPr>
+            <w:tcW w:w="2200" w:type="dxa"/>
+            <w:tcBorders>
+              <w:top w:val="single" w:sz="2" w:space="0" w:color="AAAAAA"/>
+              <w:left w:val="single" w:sz="2" w:space="0" w:color="AAAAAA"/>
+              <w:bottom w:val="single" w:sz="2" w:space="0" w:color="AAAAAA"/>
+              <w:right w:val="single" w:sz="2" w:space="0" w:color="AAAAAA"/>
+            </w:tcBorders>
+            <w:shd w:val="clear" w:color="auto" w:fill="F2F2F2"/>
+            <w:tcMar>
+              <w:top w:w="60" w:type="dxa"/>
+              <w:left w:w="100" w:type="dxa"/>
+              <w:bottom w:w="60" w:type="dxa"/>
+              <w:right w:w="100" w:type="dxa"/>
+            </w:tcMar>
+            <w:vAlign w:val="center"/>
+          </w:tcPr>
+          <w:p>
+            <w:pPr>
+              <w:rPr>
+                <w:lang w:val="en-CA"/>
+              </w:rPr>
+            </w:pPr>
+            <w:r>
+              <w:rPr>
+                <w:sz w:val="18"/>
+                <w:szCs w:val="18"/>
+                <w:lang w:val="en-CA"/>
+              </w:rPr>
+              <w:t>first_or_last_day_in_week</w:t>
+            </w:r>
+          </w:p>
+        </w:tc>
+        <w:tc>
+          <w:tcPr>
+            <w:tcW w:w="1800" w:type="dxa"/>
+            <w:tcBorders>
+              <w:top w:val="single" w:sz="2" w:space="0" w:color="AAAAAA"/>
+              <w:left w:val="single" w:sz="2" w:space="0" w:color="AAAAAA"/>
+              <w:bottom w:val="single" w:sz="2" w:space="0" w:color="AAAAAA"/>
+              <w:right w:val="single" w:sz="2" w:space="0" w:color="AAAAAA"/>
+            </w:tcBorders>
+            <w:shd w:val="clear" w:color="auto" w:fill="F2F2F2"/>
+            <w:tcMar>
+              <w:top w:w="60" w:type="dxa"/>
+              <w:left w:w="100" w:type="dxa"/>
+              <w:bottom w:w="60" w:type="dxa"/>
+              <w:right w:w="100" w:type="dxa"/>
+            </w:tcMar>
+            <w:vAlign w:val="center"/>
+          </w:tcPr>
+          <w:p>
+            <w:r>
+              <w:rPr>
+                <w:sz w:val="18"/>
+                <w:szCs w:val="18"/>
+              </w:rPr>
+              <w:t>VARCHAR(20)</w:t>
+            </w:r>
+          </w:p>
+        </w:tc>
+        <w:tc>
+          <w:tcPr>
+            <w:tcW w:w="5350" w:type="dxa"/>
+            <w:tcBorders>
+              <w:top w:val="single" w:sz="2" w:space="0" w:color="AAAAAA"/>
+              <w:left w:val="single" w:sz="2" w:space="0" w:color="AAAAAA"/>
+              <w:bottom w:val="single" w:sz="2" w:space="0" w:color="AAAAAA"/>
+              <w:right w:val="single" w:sz="2" w:space="0" w:color="AAAAAA"/>
+            </w:tcBorders>
+            <w:shd w:val="clear" w:color="auto" w:fill="F2F2F2"/>
+            <w:tcMar>
+              <w:top w:w="60" w:type="dxa"/>
+              <w:left w:w="100" w:type="dxa"/>
+              <w:bottom w:w="60" w:type="dxa"/>
+              <w:right w:w="100" w:type="dxa"/>
+            </w:tcMar>
+            <w:vAlign w:val="center"/>
+          </w:tcPr>
+          <w:p>
+            <w:r>
+              <w:rPr>
+                <w:sz w:val="18"/>
+                <w:szCs w:val="18"/>
+              </w:rPr>
+              <w:t>Indica si la fecha es primer/último día de la semana.</w:t>
+            </w:r>
+          </w:p>
+        </w:tc>
+      </w:tr>
+      <w:tr>
+        <w:tc>
+          <w:tcPr>
+            <w:tcW w:w="2200" w:type="dxa"/>
+            <w:tcBorders>
+              <w:top w:val="single" w:sz="2" w:space="0" w:color="AAAAAA"/>
+              <w:left w:val="single" w:sz="2" w:space="0" w:color="AAAAAA"/>
+              <w:bottom w:val="single" w:sz="2" w:space="0" w:color="AAAAAA"/>
+              <w:right w:val="single" w:sz="2" w:space="0" w:color="AAAAAA"/>
+            </w:tcBorders>
+            <w:tcMar>
+              <w:top w:w="60" w:type="dxa"/>
+              <w:left w:w="100" w:type="dxa"/>
+              <w:bottom w:w="60" w:type="dxa"/>
+              <w:right w:w="100" w:type="dxa"/>
+            </w:tcMar>
+            <w:vAlign w:val="center"/>
+          </w:tcPr>
+          <w:p>
+            <w:pPr>
+              <w:rPr>
+                <w:lang w:val="en-CA"/>
+              </w:rPr>
+            </w:pPr>
+            <w:r>
+              <w:rPr>
+                <w:sz w:val="18"/>
+                <w:szCs w:val="18"/>
+                <w:lang w:val="en-CA"/>
+              </w:rPr>
+              <w:t>first_or_last_day_in_month</w:t>
+            </w:r>
+          </w:p>
+        </w:tc>
+        <w:tc>
+          <w:tcPr>
+            <w:tcW w:w="1800" w:type="dxa"/>
+            <w:tcBorders>
+              <w:top w:val="single" w:sz="2" w:space="0" w:color="AAAAAA"/>
+              <w:left w:val="single" w:sz="2" w:space="0" w:color="AAAAAA"/>
+              <w:bottom w:val="single" w:sz="2" w:space="0" w:color="AAAAAA"/>
+              <w:right w:val="single" w:sz="2" w:space="0" w:color="AAAAAA"/>
+            </w:tcBorders>
+            <w:tcMar>
+              <w:top w:w="60" w:type="dxa"/>
+              <w:left w:w="100" w:type="dxa"/>
+              <w:bottom w:w="60" w:type="dxa"/>
+              <w:right w:w="100" w:type="dxa"/>
+            </w:tcMar>
+            <w:vAlign w:val="center"/>
+          </w:tcPr>
+          <w:p>
+            <w:r>
+              <w:rPr>
+                <w:sz w:val="18"/>
+                <w:szCs w:val="18"/>
+              </w:rPr>
+              <w:t>VARCHAR(20)</w:t>
+            </w:r>
+          </w:p>
+        </w:tc>
+        <w:tc>
+          <w:tcPr>
+            <w:tcW w:w="5350" w:type="dxa"/>
+            <w:tcBorders>
+              <w:top w:val="single" w:sz="2" w:space="0" w:color="AAAAAA"/>
+              <w:left w:val="single" w:sz="2" w:space="0" w:color="AAAAAA"/>
+              <w:bottom w:val="single" w:sz="2" w:space="0" w:color="AAAAAA"/>
+              <w:right w:val="single" w:sz="2" w:space="0" w:color="AAAAAA"/>
+            </w:tcBorders>
+            <w:tcMar>
+              <w:top w:w="60" w:type="dxa"/>
+              <w:left w:w="100" w:type="dxa"/>
+              <w:bottom w:w="60" w:type="dxa"/>
+              <w:right w:w="100" w:type="dxa"/>
+            </w:tcMar>
+            <w:vAlign w:val="center"/>
+          </w:tcPr>
+          <w:p>
+            <w:r>
+              <w:rPr>
+                <w:sz w:val="18"/>
+                <w:szCs w:val="18"/>
+              </w:rPr>
+              <w:t>Indica si la fecha es primer/último día del mes.</w:t>
+            </w:r>
+          </w:p>
+        </w:tc>
+      </w:tr>
+      <w:tr>
+        <w:tc>
+          <w:tcPr>
+            <w:tcW w:w="2200" w:type="dxa"/>
+            <w:tcBorders>
+              <w:top w:val="single" w:sz="2" w:space="0" w:color="AAAAAA"/>
+              <w:left w:val="single" w:sz="2" w:space="0" w:color="AAAAAA"/>
+              <w:bottom w:val="single" w:sz="2" w:space="0" w:color="AAAAAA"/>
+              <w:right w:val="single" w:sz="2" w:space="0" w:color="AAAAAA"/>
+            </w:tcBorders>
+            <w:shd w:val="clear" w:color="auto" w:fill="F2F2F2"/>
+            <w:tcMar>
+              <w:top w:w="60" w:type="dxa"/>
+              <w:left w:w="100" w:type="dxa"/>
+              <w:bottom w:w="60" w:type="dxa"/>
+              <w:right w:w="100" w:type="dxa"/>
+            </w:tcMar>
+            <w:vAlign w:val="center"/>
+          </w:tcPr>
+          <w:p>
+            <w:pPr>
+              <w:rPr>
+                <w:lang w:val="en-CA"/>
+              </w:rPr>
+            </w:pPr>
+            <w:r>
+              <w:rPr>
+                <w:sz w:val="18"/>
+                <w:szCs w:val="18"/>
+                <w:lang w:val="en-CA"/>
+              </w:rPr>
+              <w:t>first_or_last_day_in_year</w:t>
+            </w:r>
+          </w:p>
+        </w:tc>
+        <w:tc>
+          <w:tcPr>
+            <w:tcW w:w="1800" w:type="dxa"/>
+            <w:tcBorders>
+              <w:top w:val="single" w:sz="2" w:space="0" w:color="AAAAAA"/>
+              <w:left w:val="single" w:sz="2" w:space="0" w:color="AAAAAA"/>
+              <w:bottom w:val="single" w:sz="2" w:space="0" w:color="AAAAAA"/>
+              <w:right w:val="single" w:sz="2" w:space="0" w:color="AAAAAA"/>
+            </w:tcBorders>
+            <w:shd w:val="clear" w:color="auto" w:fill="F2F2F2"/>
+            <w:tcMar>
+              <w:top w:w="60" w:type="dxa"/>
+              <w:left w:w="100" w:type="dxa"/>
+              <w:bottom w:w="60" w:type="dxa"/>
+              <w:right w:w="100" w:type="dxa"/>
+            </w:tcMar>
+            <w:vAlign w:val="center"/>
+          </w:tcPr>
+          <w:p>
+            <w:r>
+              <w:rPr>
+                <w:sz w:val="18"/>
+                <w:szCs w:val="18"/>
+              </w:rPr>
+              <w:t>VARCHAR(20)</w:t>
+            </w:r>
+          </w:p>
+        </w:tc>
+        <w:tc>
+          <w:tcPr>
+            <w:tcW w:w="5350" w:type="dxa"/>
+            <w:tcBorders>
+              <w:top w:val="single" w:sz="2" w:space="0" w:color="AAAAAA"/>
+              <w:left w:val="single" w:sz="2" w:space="0" w:color="AAAAAA"/>
+              <w:bottom w:val="single" w:sz="2" w:space="0" w:color="AAAAAA"/>
+              <w:right w:val="single" w:sz="2" w:space="0" w:color="AAAAAA"/>
+            </w:tcBorders>
+            <w:shd w:val="clear" w:color="auto" w:fill="F2F2F2"/>
+            <w:tcMar>
+              <w:top w:w="60" w:type="dxa"/>
+              <w:left w:w="100" w:type="dxa"/>
+              <w:bottom w:w="60" w:type="dxa"/>
+              <w:right w:w="100" w:type="dxa"/>
+            </w:tcMar>
+            <w:vAlign w:val="center"/>
+          </w:tcPr>
+          <w:p>
+            <w:r>
+              <w:rPr>
+                <w:sz w:val="18"/>
+                <w:szCs w:val="18"/>
+              </w:rPr>
+              <w:t>Indica si la fecha es primer/último día del año.</w:t>
+            </w:r>
+          </w:p>
+        </w:tc>
+      </w:tr>
+      <w:tr>
+        <w:tc>
+          <w:tcPr>
+            <w:tcW w:w="2200" w:type="dxa"/>
+            <w:tcBorders>
+              <w:top w:val="single" w:sz="2" w:space="0" w:color="AAAAAA"/>
+              <w:left w:val="single" w:sz="2" w:space="0" w:color="AAAAAA"/>
+              <w:bottom w:val="single" w:sz="2" w:space="0" w:color="AAAAAA"/>
+              <w:right w:val="single" w:sz="2" w:space="0" w:color="AAAAAA"/>
+            </w:tcBorders>
+            <w:tcMar>
+              <w:top w:w="60" w:type="dxa"/>
+              <w:left w:w="100" w:type="dxa"/>
+              <w:bottom w:w="60" w:type="dxa"/>
+              <w:right w:w="100" w:type="dxa"/>
+            </w:tcMar>
+            <w:vAlign w:val="center"/>
+          </w:tcPr>
+          <w:p>
+            <w:proofErr w:type="spellStart"/>
+            <w:r>
+              <w:rPr>
+                <w:sz w:val="18"/>
+                <w:szCs w:val="18"/>
+              </w:rPr>
+              <w:t>weekend_or_weekday</w:t>
+            </w:r>
+            <w:proofErr w:type="spellEnd"/>
+          </w:p>
+        </w:tc>
+        <w:tc>
+          <w:tcPr>
+            <w:tcW w:w="1800" w:type="dxa"/>
+            <w:tcBorders>
+              <w:top w:val="single" w:sz="2" w:space="0" w:color="AAAAAA"/>
+              <w:left w:val="single" w:sz="2" w:space="0" w:color="AAAAAA"/>
+              <w:bottom w:val="single" w:sz="2" w:space="0" w:color="AAAAAA"/>
+              <w:right w:val="single" w:sz="2" w:space="0" w:color="AAAAAA"/>
+            </w:tcBorders>
+            <w:tcMar>
+              <w:top w:w="60" w:type="dxa"/>
+              <w:left w:w="100" w:type="dxa"/>
+              <w:bottom w:w="60" w:type="dxa"/>
+              <w:right w:w="100" w:type="dxa"/>
+            </w:tcMar>
+            <w:vAlign w:val="center"/>
+          </w:tcPr>
+          <w:p>
+            <w:r>
+              <w:rPr>
+                <w:sz w:val="18"/>
+                <w:szCs w:val="18"/>
+              </w:rPr>
+              <w:t>VARCHAR(20)</w:t>
+            </w:r>
+          </w:p>
+        </w:tc>
+        <w:tc>
+          <w:tcPr>
+            <w:tcW w:w="5350" w:type="dxa"/>
+            <w:tcBorders>
+              <w:top w:val="single" w:sz="2" w:space="0" w:color="AAAAAA"/>
+              <w:left w:val="single" w:sz="2" w:space="0" w:color="AAAAAA"/>
+              <w:bottom w:val="single" w:sz="2" w:space="0" w:color="AAAAAA"/>
+              <w:right w:val="single" w:sz="2" w:space="0" w:color="AAAAAA"/>
+            </w:tcBorders>
+            <w:tcMar>
+              <w:top w:w="60" w:type="dxa"/>
+              <w:left w:w="100" w:type="dxa"/>
+              <w:bottom w:w="60" w:type="dxa"/>
+              <w:right w:w="100" w:type="dxa"/>
+            </w:tcMar>
+            <w:vAlign w:val="center"/>
+          </w:tcPr>
+          <w:p>
+            <w:r>
+              <w:rPr>
+                <w:sz w:val="18"/>
+                <w:szCs w:val="18"/>
+              </w:rPr>
+              <w:t>'WEEKEND' o 'WEEKDAY'.</w:t>
+            </w:r>
+          </w:p>
+        </w:tc>
+      </w:tr>
+      <w:tr>
+        <w:tc>
+          <w:tcPr>
+            <w:tcW w:w="2200" w:type="dxa"/>
+            <w:tcBorders>
+              <w:top w:val="single" w:sz="2" w:space="0" w:color="AAAAAA"/>
+              <w:left w:val="single" w:sz="2" w:space="0" w:color="AAAAAA"/>
+              <w:bottom w:val="single" w:sz="2" w:space="0" w:color="AAAAAA"/>
+              <w:right w:val="single" w:sz="2" w:space="0" w:color="AAAAAA"/>
+            </w:tcBorders>
+            <w:shd w:val="clear" w:color="auto" w:fill="F2F2F2"/>
+            <w:tcMar>
+              <w:top w:w="60" w:type="dxa"/>
+              <w:left w:w="100" w:type="dxa"/>
+              <w:bottom w:w="60" w:type="dxa"/>
+              <w:right w:w="100" w:type="dxa"/>
+            </w:tcMar>
+            <w:vAlign w:val="center"/>
+          </w:tcPr>
+          <w:p>
+            <w:proofErr w:type="spellStart"/>
+            <w:r>
+              <w:rPr>
+                <w:sz w:val="18"/>
+                <w:szCs w:val="18"/>
+              </w:rPr>
+              <w:t>leap_year</w:t>
+            </w:r>
+            <w:proofErr w:type="spellEnd"/>
+          </w:p>
+        </w:tc>
+        <w:tc>
+          <w:tcPr>
+            <w:tcW w:w="1800" w:type="dxa"/>
+            <w:tcBorders>
+              <w:top w:val="single" w:sz="2" w:space="0" w:color="AAAAAA"/>
+              <w:left w:val="single" w:sz="2" w:space="0" w:color="AAAAAA"/>
+              <w:bottom w:val="single" w:sz="2" w:space="0" w:color="AAAAAA"/>
+              <w:right w:val="single" w:sz="2" w:space="0" w:color="AAAAAA"/>
+            </w:tcBorders>
+            <w:shd w:val="clear" w:color="auto" w:fill="F2F2F2"/>
+            <w:tcMar>
+              <w:top w:w="60" w:type="dxa"/>
+              <w:left w:w="100" w:type="dxa"/>
+              <w:bottom w:w="60" w:type="dxa"/>
+              <w:right w:w="100" w:type="dxa"/>
+            </w:tcMar>
+            <w:vAlign w:val="center"/>
+          </w:tcPr>
+          <w:p>
+            <w:r>
+              <w:rPr>
+                <w:sz w:val="18"/>
+                <w:szCs w:val="18"/>
+              </w:rPr>
+              <w:t>VARCHAR(20)</w:t>
+            </w:r>
+          </w:p>
+        </w:tc>
+        <w:tc>
+          <w:tcPr>
+            <w:tcW w:w="5350" w:type="dxa"/>
+            <w:tcBorders>
+              <w:top w:val="single" w:sz="2" w:space="0" w:color="AAAAAA"/>
+              <w:left w:val="single" w:sz="2" w:space="0" w:color="AAAAAA"/>
+              <w:bottom w:val="single" w:sz="2" w:space="0" w:color="AAAAAA"/>
+              <w:right w:val="single" w:sz="2" w:space="0" w:color="AAAAAA"/>
+            </w:tcBorders>
+            <w:shd w:val="clear" w:color="auto" w:fill="F2F2F2"/>
+            <w:tcMar>
+              <w:top w:w="60" w:type="dxa"/>
+              <w:left w:w="100" w:type="dxa"/>
+              <w:bottom w:w="60" w:type="dxa"/>
+              <w:right w:w="100" w:type="dxa"/>
+            </w:tcMar>
+            <w:vAlign w:val="center"/>
+          </w:tcPr>
+          <w:p>
+            <w:pPr>
+              <w:rPr>
+                <w:lang w:val="en-CA"/>
+              </w:rPr>
+            </w:pPr>
+            <w:r>
+              <w:rPr>
+                <w:sz w:val="18"/>
+                <w:szCs w:val="18"/>
+                <w:lang w:val="en-CA"/>
+              </w:rPr>
+              <w:t>'LEAP YEAR' o 'NOT LEAP YEAR'.</w:t>
             </w:r>
           </w:p>
         </w:tc>
@@ -5846,13 +8162,13 @@
     </w:tbl>
     <w:p>
       <w:pPr>
-        <w:pStyle w:val="Ttulo3"/>
+        <w:pStyle w:val="Heading3"/>
         <w:spacing w:before="200"/>
         <w:rPr>
           <w:color w:val="auto"/>
         </w:rPr>
       </w:pPr>
-      <w:bookmarkStart w:id="13" w:name="_Toc240732053"/>
+      <w:bookmarkStart w:id="13" w:name="_Toc240820723"/>
       <w:r>
         <w:rPr>
           <w:color w:val="auto"/>
@@ -5884,12 +8200,6 @@
         <w:gridCol w:w="5350"/>
       </w:tblGrid>
       <w:tr>
-        <w:tblPrEx>
-          <w:tblCellMar>
-            <w:top w:w="0" w:type="dxa"/>
-            <w:bottom w:w="0" w:type="dxa"/>
-          </w:tblCellMar>
-        </w:tblPrEx>
         <w:trPr>
           <w:tblHeader/>
         </w:trPr>
@@ -6006,12 +8316,6 @@
         </w:tc>
       </w:tr>
       <w:tr>
-        <w:tblPrEx>
-          <w:tblCellMar>
-            <w:top w:w="0" w:type="dxa"/>
-            <w:bottom w:w="0" w:type="dxa"/>
-          </w:tblCellMar>
-        </w:tblPrEx>
         <w:tc>
           <w:tcPr>
             <w:tcW w:w="2200" w:type="dxa"/>
@@ -6097,12 +8401,6 @@
         </w:tc>
       </w:tr>
       <w:tr>
-        <w:tblPrEx>
-          <w:tblCellMar>
-            <w:top w:w="0" w:type="dxa"/>
-            <w:bottom w:w="0" w:type="dxa"/>
-          </w:tblCellMar>
-        </w:tblPrEx>
         <w:tc>
           <w:tcPr>
             <w:tcW w:w="2200" w:type="dxa"/>
@@ -6200,12 +8498,6 @@
         </w:tc>
       </w:tr>
       <w:tr>
-        <w:tblPrEx>
-          <w:tblCellMar>
-            <w:top w:w="0" w:type="dxa"/>
-            <w:bottom w:w="0" w:type="dxa"/>
-          </w:tblCellMar>
-        </w:tblPrEx>
         <w:tc>
           <w:tcPr>
             <w:tcW w:w="2200" w:type="dxa"/>
@@ -6308,13 +8600,13 @@
     </w:tbl>
     <w:p>
       <w:pPr>
-        <w:pStyle w:val="Ttulo3"/>
+        <w:pStyle w:val="Heading3"/>
         <w:spacing w:before="200"/>
         <w:rPr>
           <w:color w:val="auto"/>
         </w:rPr>
       </w:pPr>
-      <w:bookmarkStart w:id="14" w:name="_Toc240732054"/>
+      <w:bookmarkStart w:id="14" w:name="_Toc240820724"/>
       <w:r>
         <w:rPr>
           <w:color w:val="auto"/>
@@ -6370,12 +8662,6 @@
         <w:gridCol w:w="5350"/>
       </w:tblGrid>
       <w:tr>
-        <w:tblPrEx>
-          <w:tblCellMar>
-            <w:top w:w="0" w:type="dxa"/>
-            <w:bottom w:w="0" w:type="dxa"/>
-          </w:tblCellMar>
-        </w:tblPrEx>
         <w:trPr>
           <w:tblHeader/>
         </w:trPr>
@@ -6492,12 +8778,6 @@
         </w:tc>
       </w:tr>
       <w:tr>
-        <w:tblPrEx>
-          <w:tblCellMar>
-            <w:top w:w="0" w:type="dxa"/>
-            <w:bottom w:w="0" w:type="dxa"/>
-          </w:tblCellMar>
-        </w:tblPrEx>
         <w:tc>
           <w:tcPr>
             <w:tcW w:w="2200" w:type="dxa"/>
@@ -6583,12 +8863,6 @@
         </w:tc>
       </w:tr>
       <w:tr>
-        <w:tblPrEx>
-          <w:tblCellMar>
-            <w:top w:w="0" w:type="dxa"/>
-            <w:bottom w:w="0" w:type="dxa"/>
-          </w:tblCellMar>
-        </w:tblPrEx>
         <w:tc>
           <w:tcPr>
             <w:tcW w:w="2200" w:type="dxa"/>
@@ -6702,12 +8976,6 @@
         </w:tc>
       </w:tr>
       <w:tr>
-        <w:tblPrEx>
-          <w:tblCellMar>
-            <w:top w:w="0" w:type="dxa"/>
-            <w:bottom w:w="0" w:type="dxa"/>
-          </w:tblCellMar>
-        </w:tblPrEx>
         <w:tc>
           <w:tcPr>
             <w:tcW w:w="2200" w:type="dxa"/>
@@ -6818,12 +9086,6 @@
         </w:tc>
       </w:tr>
       <w:tr>
-        <w:tblPrEx>
-          <w:tblCellMar>
-            <w:top w:w="0" w:type="dxa"/>
-            <w:bottom w:w="0" w:type="dxa"/>
-          </w:tblCellMar>
-        </w:tblPrEx>
         <w:tc>
           <w:tcPr>
             <w:tcW w:w="2200" w:type="dxa"/>
@@ -6929,18 +9191,17 @@
     </w:tbl>
     <w:p>
       <w:pPr>
-        <w:pStyle w:val="Ttulo3"/>
+        <w:pStyle w:val="Heading3"/>
         <w:spacing w:before="200"/>
         <w:rPr>
           <w:color w:val="auto"/>
         </w:rPr>
       </w:pPr>
-      <w:bookmarkStart w:id="15" w:name="_Toc240732055"/>
+      <w:bookmarkStart w:id="15" w:name="_Toc240820725"/>
       <w:r>
         <w:rPr>
           <w:color w:val="auto"/>
         </w:rPr>
-        <w:lastRenderedPageBreak/>
         <w:t>4.5.6 DIM_BEHAVIOR</w:t>
       </w:r>
       <w:bookmarkEnd w:id="15"/>
@@ -6976,12 +9237,6 @@
         <w:gridCol w:w="5350"/>
       </w:tblGrid>
       <w:tr>
-        <w:tblPrEx>
-          <w:tblCellMar>
-            <w:top w:w="0" w:type="dxa"/>
-            <w:bottom w:w="0" w:type="dxa"/>
-          </w:tblCellMar>
-        </w:tblPrEx>
         <w:trPr>
           <w:tblHeader/>
         </w:trPr>
@@ -7098,12 +9353,6 @@
         </w:tc>
       </w:tr>
       <w:tr>
-        <w:tblPrEx>
-          <w:tblCellMar>
-            <w:top w:w="0" w:type="dxa"/>
-            <w:bottom w:w="0" w:type="dxa"/>
-          </w:tblCellMar>
-        </w:tblPrEx>
         <w:tc>
           <w:tcPr>
             <w:tcW w:w="2200" w:type="dxa"/>
@@ -7189,12 +9438,6 @@
         </w:tc>
       </w:tr>
       <w:tr>
-        <w:tblPrEx>
-          <w:tblCellMar>
-            <w:top w:w="0" w:type="dxa"/>
-            <w:bottom w:w="0" w:type="dxa"/>
-          </w:tblCellMar>
-        </w:tblPrEx>
         <w:tc>
           <w:tcPr>
             <w:tcW w:w="2200" w:type="dxa"/>
@@ -7292,12 +9535,6 @@
         </w:tc>
       </w:tr>
       <w:tr>
-        <w:tblPrEx>
-          <w:tblCellMar>
-            <w:top w:w="0" w:type="dxa"/>
-            <w:bottom w:w="0" w:type="dxa"/>
-          </w:tblCellMar>
-        </w:tblPrEx>
         <w:tc>
           <w:tcPr>
             <w:tcW w:w="2200" w:type="dxa"/>
@@ -7392,12 +9629,6 @@
         </w:tc>
       </w:tr>
       <w:tr>
-        <w:tblPrEx>
-          <w:tblCellMar>
-            <w:top w:w="0" w:type="dxa"/>
-            <w:bottom w:w="0" w:type="dxa"/>
-          </w:tblCellMar>
-        </w:tblPrEx>
         <w:tc>
           <w:tcPr>
             <w:tcW w:w="2200" w:type="dxa"/>
@@ -7495,12 +9726,6 @@
         </w:tc>
       </w:tr>
       <w:tr>
-        <w:tblPrEx>
-          <w:tblCellMar>
-            <w:top w:w="0" w:type="dxa"/>
-            <w:bottom w:w="0" w:type="dxa"/>
-          </w:tblCellMar>
-        </w:tblPrEx>
         <w:tc>
           <w:tcPr>
             <w:tcW w:w="2200" w:type="dxa"/>
@@ -7597,12 +9822,12 @@
     </w:tbl>
     <w:p>
       <w:pPr>
-        <w:pStyle w:val="Ttulo2"/>
+        <w:pStyle w:val="Heading2"/>
         <w:rPr>
           <w:color w:val="auto"/>
         </w:rPr>
       </w:pPr>
-      <w:bookmarkStart w:id="16" w:name="_Toc240732056"/>
+      <w:bookmarkStart w:id="16" w:name="_Toc240820726"/>
       <w:r>
         <w:rPr>
           <w:color w:val="auto"/>
@@ -7634,12 +9859,6 @@
         <w:gridCol w:w="5150"/>
       </w:tblGrid>
       <w:tr>
-        <w:tblPrEx>
-          <w:tblCellMar>
-            <w:top w:w="0" w:type="dxa"/>
-            <w:bottom w:w="0" w:type="dxa"/>
-          </w:tblCellMar>
-        </w:tblPrEx>
         <w:trPr>
           <w:tblHeader/>
         </w:trPr>
@@ -7756,12 +9975,6 @@
         </w:tc>
       </w:tr>
       <w:tr>
-        <w:tblPrEx>
-          <w:tblCellMar>
-            <w:top w:w="0" w:type="dxa"/>
-            <w:bottom w:w="0" w:type="dxa"/>
-          </w:tblCellMar>
-        </w:tblPrEx>
         <w:tc>
           <w:tcPr>
             <w:tcW w:w="2400" w:type="dxa"/>
@@ -7847,12 +10060,6 @@
         </w:tc>
       </w:tr>
       <w:tr>
-        <w:tblPrEx>
-          <w:tblCellMar>
-            <w:top w:w="0" w:type="dxa"/>
-            <w:bottom w:w="0" w:type="dxa"/>
-          </w:tblCellMar>
-        </w:tblPrEx>
         <w:tc>
           <w:tcPr>
             <w:tcW w:w="2400" w:type="dxa"/>
@@ -7935,34 +10142,12 @@
                 <w:sz w:val="18"/>
                 <w:szCs w:val="18"/>
               </w:rPr>
-              <w:t xml:space="preserve">Referencia a </w:t>
-            </w:r>
-            <w:proofErr w:type="spellStart"/>
-            <w:r>
-              <w:rPr>
-                <w:sz w:val="18"/>
-                <w:szCs w:val="18"/>
-              </w:rPr>
-              <w:t>dim_customer</w:t>
-            </w:r>
-            <w:proofErr w:type="spellEnd"/>
-            <w:r>
-              <w:rPr>
-                <w:sz w:val="18"/>
-                <w:szCs w:val="18"/>
-              </w:rPr>
-              <w:t>.</w:t>
+              <w:t>Referencia a dim_customer.</w:t>
             </w:r>
           </w:p>
         </w:tc>
       </w:tr>
       <w:tr>
-        <w:tblPrEx>
-          <w:tblCellMar>
-            <w:top w:w="0" w:type="dxa"/>
-            <w:bottom w:w="0" w:type="dxa"/>
-          </w:tblCellMar>
-        </w:tblPrEx>
         <w:tc>
           <w:tcPr>
             <w:tcW w:w="2400" w:type="dxa"/>
@@ -8042,34 +10227,12 @@
                 <w:sz w:val="18"/>
                 <w:szCs w:val="18"/>
               </w:rPr>
-              <w:t xml:space="preserve">Referencia a </w:t>
-            </w:r>
-            <w:proofErr w:type="spellStart"/>
-            <w:r>
-              <w:rPr>
-                <w:sz w:val="18"/>
-                <w:szCs w:val="18"/>
-              </w:rPr>
-              <w:t>dim_geography</w:t>
-            </w:r>
-            <w:proofErr w:type="spellEnd"/>
-            <w:r>
-              <w:rPr>
-                <w:sz w:val="18"/>
-                <w:szCs w:val="18"/>
-              </w:rPr>
-              <w:t>.</w:t>
+              <w:t>Referencia a dim_geography.</w:t>
             </w:r>
           </w:p>
         </w:tc>
       </w:tr>
       <w:tr>
-        <w:tblPrEx>
-          <w:tblCellMar>
-            <w:top w:w="0" w:type="dxa"/>
-            <w:bottom w:w="0" w:type="dxa"/>
-          </w:tblCellMar>
-        </w:tblPrEx>
         <w:tc>
           <w:tcPr>
             <w:tcW w:w="2400" w:type="dxa"/>
@@ -8095,6 +10258,7 @@
                 <w:sz w:val="18"/>
                 <w:szCs w:val="18"/>
               </w:rPr>
+              <w:lastRenderedPageBreak/>
               <w:t>date_key</w:t>
             </w:r>
             <w:proofErr w:type="spellEnd"/>
@@ -8152,34 +10316,12 @@
                 <w:sz w:val="18"/>
                 <w:szCs w:val="18"/>
               </w:rPr>
-              <w:t xml:space="preserve">Referencia a </w:t>
-            </w:r>
-            <w:proofErr w:type="spellStart"/>
-            <w:r>
-              <w:rPr>
-                <w:sz w:val="18"/>
-                <w:szCs w:val="18"/>
-              </w:rPr>
-              <w:t>dim_date</w:t>
-            </w:r>
-            <w:proofErr w:type="spellEnd"/>
-            <w:r>
-              <w:rPr>
-                <w:sz w:val="18"/>
-                <w:szCs w:val="18"/>
-              </w:rPr>
-              <w:t xml:space="preserve"> (fecha del pedido).</w:t>
+              <w:t>Referencia a dim_date (fecha del pedido).</w:t>
             </w:r>
           </w:p>
         </w:tc>
       </w:tr>
       <w:tr>
-        <w:tblPrEx>
-          <w:tblCellMar>
-            <w:top w:w="0" w:type="dxa"/>
-            <w:bottom w:w="0" w:type="dxa"/>
-          </w:tblCellMar>
-        </w:tblPrEx>
         <w:tc>
           <w:tcPr>
             <w:tcW w:w="2400" w:type="dxa"/>
@@ -8259,34 +10401,12 @@
                 <w:sz w:val="18"/>
                 <w:szCs w:val="18"/>
               </w:rPr>
-              <w:t xml:space="preserve">Referencia a </w:t>
-            </w:r>
-            <w:proofErr w:type="spellStart"/>
-            <w:r>
-              <w:rPr>
-                <w:sz w:val="18"/>
-                <w:szCs w:val="18"/>
-              </w:rPr>
-              <w:t>dim_product</w:t>
-            </w:r>
-            <w:proofErr w:type="spellEnd"/>
-            <w:r>
-              <w:rPr>
-                <w:sz w:val="18"/>
-                <w:szCs w:val="18"/>
-              </w:rPr>
-              <w:t>.</w:t>
+              <w:t>Referencia a dim_product.</w:t>
             </w:r>
           </w:p>
         </w:tc>
       </w:tr>
       <w:tr>
-        <w:tblPrEx>
-          <w:tblCellMar>
-            <w:top w:w="0" w:type="dxa"/>
-            <w:bottom w:w="0" w:type="dxa"/>
-          </w:tblCellMar>
-        </w:tblPrEx>
         <w:tc>
           <w:tcPr>
             <w:tcW w:w="2400" w:type="dxa"/>
@@ -8369,34 +10489,12 @@
                 <w:sz w:val="18"/>
                 <w:szCs w:val="18"/>
               </w:rPr>
-              <w:t xml:space="preserve">Referencia a </w:t>
-            </w:r>
-            <w:proofErr w:type="spellStart"/>
-            <w:r>
-              <w:rPr>
-                <w:sz w:val="18"/>
-                <w:szCs w:val="18"/>
-              </w:rPr>
-              <w:t>dim_order</w:t>
-            </w:r>
-            <w:proofErr w:type="spellEnd"/>
-            <w:r>
-              <w:rPr>
-                <w:sz w:val="18"/>
-                <w:szCs w:val="18"/>
-              </w:rPr>
-              <w:t>.</w:t>
+              <w:t>Referencia a dim_order.</w:t>
             </w:r>
           </w:p>
         </w:tc>
       </w:tr>
       <w:tr>
-        <w:tblPrEx>
-          <w:tblCellMar>
-            <w:top w:w="0" w:type="dxa"/>
-            <w:bottom w:w="0" w:type="dxa"/>
-          </w:tblCellMar>
-        </w:tblPrEx>
         <w:tc>
           <w:tcPr>
             <w:tcW w:w="2400" w:type="dxa"/>
@@ -8476,34 +10574,12 @@
                 <w:sz w:val="18"/>
                 <w:szCs w:val="18"/>
               </w:rPr>
-              <w:t xml:space="preserve">Referencia a </w:t>
-            </w:r>
-            <w:proofErr w:type="spellStart"/>
-            <w:r>
-              <w:rPr>
-                <w:sz w:val="18"/>
-                <w:szCs w:val="18"/>
-              </w:rPr>
-              <w:t>dim_behavior</w:t>
-            </w:r>
-            <w:proofErr w:type="spellEnd"/>
-            <w:r>
-              <w:rPr>
-                <w:sz w:val="18"/>
-                <w:szCs w:val="18"/>
-              </w:rPr>
-              <w:t>.</w:t>
+              <w:t>Referencia a dim_behavior.</w:t>
             </w:r>
           </w:p>
         </w:tc>
       </w:tr>
       <w:tr>
-        <w:tblPrEx>
-          <w:tblCellMar>
-            <w:top w:w="0" w:type="dxa"/>
-            <w:bottom w:w="0" w:type="dxa"/>
-          </w:tblCellMar>
-        </w:tblPrEx>
         <w:tc>
           <w:tcPr>
             <w:tcW w:w="2400" w:type="dxa"/>
@@ -8529,7 +10605,7 @@
                 <w:sz w:val="18"/>
                 <w:szCs w:val="18"/>
               </w:rPr>
-              <w:t>sales_amount</w:t>
+              <w:t>category_key</w:t>
             </w:r>
             <w:proofErr w:type="spellEnd"/>
           </w:p>
@@ -8553,21 +10629,12 @@
             <w:vAlign w:val="center"/>
           </w:tcPr>
           <w:p>
-            <w:proofErr w:type="gramStart"/>
-            <w:r>
-              <w:rPr>
-                <w:sz w:val="18"/>
-                <w:szCs w:val="18"/>
-              </w:rPr>
-              <w:t>DECIMAL(</w:t>
-            </w:r>
-            <w:proofErr w:type="gramEnd"/>
-            <w:r>
-              <w:rPr>
-                <w:sz w:val="18"/>
-                <w:szCs w:val="18"/>
-              </w:rPr>
-              <w:t>12,2)</w:t>
+            <w:r>
+              <w:rPr>
+                <w:sz w:val="18"/>
+                <w:szCs w:val="18"/>
+              </w:rPr>
+              <w:t>INT</w:t>
             </w:r>
           </w:p>
         </w:tc>
@@ -8595,18 +10662,12 @@
                 <w:sz w:val="18"/>
                 <w:szCs w:val="18"/>
               </w:rPr>
-              <w:t>Métrica aditiva. Importe de la venta.</w:t>
+              <w:t>Sin dimensión propia asociada (ver sección 4.7).</w:t>
             </w:r>
           </w:p>
         </w:tc>
       </w:tr>
       <w:tr>
-        <w:tblPrEx>
-          <w:tblCellMar>
-            <w:top w:w="0" w:type="dxa"/>
-            <w:bottom w:w="0" w:type="dxa"/>
-          </w:tblCellMar>
-        </w:tblPrEx>
         <w:tc>
           <w:tcPr>
             <w:tcW w:w="2400" w:type="dxa"/>
@@ -8631,7 +10692,7 @@
                 <w:sz w:val="18"/>
                 <w:szCs w:val="18"/>
               </w:rPr>
-              <w:t>quantity</w:t>
+              <w:t>shipping_key</w:t>
             </w:r>
             <w:proofErr w:type="spellEnd"/>
           </w:p>
@@ -8686,18 +10747,12 @@
                 <w:sz w:val="18"/>
                 <w:szCs w:val="18"/>
               </w:rPr>
-              <w:t>Métrica aditiva. Unidades compradas.</w:t>
+              <w:t>Sin dimensión propia asociada (ver sección 4.7).</w:t>
             </w:r>
           </w:p>
         </w:tc>
       </w:tr>
       <w:tr>
-        <w:tblPrEx>
-          <w:tblCellMar>
-            <w:top w:w="0" w:type="dxa"/>
-            <w:bottom w:w="0" w:type="dxa"/>
-          </w:tblCellMar>
-        </w:tblPrEx>
         <w:tc>
           <w:tcPr>
             <w:tcW w:w="2400" w:type="dxa"/>
@@ -8723,7 +10778,7 @@
                 <w:sz w:val="18"/>
                 <w:szCs w:val="18"/>
               </w:rPr>
-              <w:t>discount_rate</w:t>
+              <w:t>sales_amount</w:t>
             </w:r>
             <w:proofErr w:type="spellEnd"/>
           </w:p>
@@ -8747,21 +10802,12 @@
             <w:vAlign w:val="center"/>
           </w:tcPr>
           <w:p>
-            <w:proofErr w:type="gramStart"/>
-            <w:r>
-              <w:rPr>
-                <w:sz w:val="18"/>
-                <w:szCs w:val="18"/>
-              </w:rPr>
-              <w:t>DECIMAL(</w:t>
-            </w:r>
-            <w:proofErr w:type="gramEnd"/>
-            <w:r>
-              <w:rPr>
-                <w:sz w:val="18"/>
-                <w:szCs w:val="18"/>
-              </w:rPr>
-              <w:t>6,4)</w:t>
+            <w:r>
+              <w:rPr>
+                <w:sz w:val="18"/>
+                <w:szCs w:val="18"/>
+              </w:rPr>
+              <w:t>DECIMAL(12,2)</w:t>
             </w:r>
           </w:p>
         </w:tc>
@@ -8789,34 +10835,12 @@
                 <w:sz w:val="18"/>
                 <w:szCs w:val="18"/>
               </w:rPr>
-              <w:t xml:space="preserve">Métrica </w:t>
-            </w:r>
-            <w:proofErr w:type="spellStart"/>
-            <w:r>
-              <w:rPr>
-                <w:sz w:val="18"/>
-                <w:szCs w:val="18"/>
-              </w:rPr>
-              <w:t>semi-aditiva</w:t>
-            </w:r>
-            <w:proofErr w:type="spellEnd"/>
-            <w:r>
-              <w:rPr>
-                <w:sz w:val="18"/>
-                <w:szCs w:val="18"/>
-              </w:rPr>
-              <w:t>. Tasa de descuento (0 a 1).</w:t>
+              <w:t>Métrica aditiva. Importe de la venta.</w:t>
             </w:r>
           </w:p>
         </w:tc>
       </w:tr>
       <w:tr>
-        <w:tblPrEx>
-          <w:tblCellMar>
-            <w:top w:w="0" w:type="dxa"/>
-            <w:bottom w:w="0" w:type="dxa"/>
-          </w:tblCellMar>
-        </w:tblPrEx>
         <w:tc>
           <w:tcPr>
             <w:tcW w:w="2400" w:type="dxa"/>
@@ -8841,7 +10865,7 @@
                 <w:sz w:val="18"/>
                 <w:szCs w:val="18"/>
               </w:rPr>
-              <w:t>profit_amount</w:t>
+              <w:t>quantity</w:t>
             </w:r>
             <w:proofErr w:type="spellEnd"/>
           </w:p>
@@ -8864,21 +10888,12 @@
             <w:vAlign w:val="center"/>
           </w:tcPr>
           <w:p>
-            <w:proofErr w:type="gramStart"/>
-            <w:r>
-              <w:rPr>
-                <w:sz w:val="18"/>
-                <w:szCs w:val="18"/>
-              </w:rPr>
-              <w:t>DECIMAL(</w:t>
-            </w:r>
-            <w:proofErr w:type="gramEnd"/>
-            <w:r>
-              <w:rPr>
-                <w:sz w:val="18"/>
-                <w:szCs w:val="18"/>
-              </w:rPr>
-              <w:t>12,2)</w:t>
+            <w:r>
+              <w:rPr>
+                <w:sz w:val="18"/>
+                <w:szCs w:val="18"/>
+              </w:rPr>
+              <w:t>INT</w:t>
             </w:r>
           </w:p>
         </w:tc>
@@ -8905,18 +10920,12 @@
                 <w:sz w:val="18"/>
                 <w:szCs w:val="18"/>
               </w:rPr>
-              <w:t>Métrica aditiva. Beneficio neto (puede ser negativo).</w:t>
+              <w:t>Métrica aditiva. Unidades compradas.</w:t>
             </w:r>
           </w:p>
         </w:tc>
       </w:tr>
       <w:tr>
-        <w:tblPrEx>
-          <w:tblCellMar>
-            <w:top w:w="0" w:type="dxa"/>
-            <w:bottom w:w="0" w:type="dxa"/>
-          </w:tblCellMar>
-        </w:tblPrEx>
         <w:tc>
           <w:tcPr>
             <w:tcW w:w="2400" w:type="dxa"/>
@@ -8942,6 +10951,179 @@
                 <w:sz w:val="18"/>
                 <w:szCs w:val="18"/>
               </w:rPr>
+              <w:t>discount_rate</w:t>
+            </w:r>
+            <w:proofErr w:type="spellEnd"/>
+          </w:p>
+        </w:tc>
+        <w:tc>
+          <w:tcPr>
+            <w:tcW w:w="1800" w:type="dxa"/>
+            <w:tcBorders>
+              <w:top w:val="single" w:sz="2" w:space="0" w:color="AAAAAA"/>
+              <w:left w:val="single" w:sz="2" w:space="0" w:color="AAAAAA"/>
+              <w:bottom w:val="single" w:sz="2" w:space="0" w:color="AAAAAA"/>
+              <w:right w:val="single" w:sz="2" w:space="0" w:color="AAAAAA"/>
+            </w:tcBorders>
+            <w:shd w:val="clear" w:color="auto" w:fill="F2F2F2"/>
+            <w:tcMar>
+              <w:top w:w="60" w:type="dxa"/>
+              <w:left w:w="100" w:type="dxa"/>
+              <w:bottom w:w="60" w:type="dxa"/>
+              <w:right w:w="100" w:type="dxa"/>
+            </w:tcMar>
+            <w:vAlign w:val="center"/>
+          </w:tcPr>
+          <w:p>
+            <w:r>
+              <w:rPr>
+                <w:sz w:val="18"/>
+                <w:szCs w:val="18"/>
+              </w:rPr>
+              <w:t>DECIMAL(6,4)</w:t>
+            </w:r>
+          </w:p>
+        </w:tc>
+        <w:tc>
+          <w:tcPr>
+            <w:tcW w:w="5150" w:type="dxa"/>
+            <w:tcBorders>
+              <w:top w:val="single" w:sz="2" w:space="0" w:color="AAAAAA"/>
+              <w:left w:val="single" w:sz="2" w:space="0" w:color="AAAAAA"/>
+              <w:bottom w:val="single" w:sz="2" w:space="0" w:color="AAAAAA"/>
+              <w:right w:val="single" w:sz="2" w:space="0" w:color="AAAAAA"/>
+            </w:tcBorders>
+            <w:shd w:val="clear" w:color="auto" w:fill="F2F2F2"/>
+            <w:tcMar>
+              <w:top w:w="60" w:type="dxa"/>
+              <w:left w:w="100" w:type="dxa"/>
+              <w:bottom w:w="60" w:type="dxa"/>
+              <w:right w:w="100" w:type="dxa"/>
+            </w:tcMar>
+            <w:vAlign w:val="center"/>
+          </w:tcPr>
+          <w:p>
+            <w:r>
+              <w:rPr>
+                <w:sz w:val="18"/>
+                <w:szCs w:val="18"/>
+              </w:rPr>
+              <w:t>Métrica semi-aditiva. Tasa de descuento (0 a 1).</w:t>
+            </w:r>
+          </w:p>
+        </w:tc>
+      </w:tr>
+      <w:tr>
+        <w:tc>
+          <w:tcPr>
+            <w:tcW w:w="2400" w:type="dxa"/>
+            <w:tcBorders>
+              <w:top w:val="single" w:sz="2" w:space="0" w:color="AAAAAA"/>
+              <w:left w:val="single" w:sz="2" w:space="0" w:color="AAAAAA"/>
+              <w:bottom w:val="single" w:sz="2" w:space="0" w:color="AAAAAA"/>
+              <w:right w:val="single" w:sz="2" w:space="0" w:color="AAAAAA"/>
+            </w:tcBorders>
+            <w:tcMar>
+              <w:top w:w="60" w:type="dxa"/>
+              <w:left w:w="100" w:type="dxa"/>
+              <w:bottom w:w="60" w:type="dxa"/>
+              <w:right w:w="100" w:type="dxa"/>
+            </w:tcMar>
+            <w:vAlign w:val="center"/>
+          </w:tcPr>
+          <w:p>
+            <w:proofErr w:type="spellStart"/>
+            <w:r>
+              <w:rPr>
+                <w:sz w:val="18"/>
+                <w:szCs w:val="18"/>
+              </w:rPr>
+              <w:t>profit_amount</w:t>
+            </w:r>
+            <w:proofErr w:type="spellEnd"/>
+          </w:p>
+        </w:tc>
+        <w:tc>
+          <w:tcPr>
+            <w:tcW w:w="1800" w:type="dxa"/>
+            <w:tcBorders>
+              <w:top w:val="single" w:sz="2" w:space="0" w:color="AAAAAA"/>
+              <w:left w:val="single" w:sz="2" w:space="0" w:color="AAAAAA"/>
+              <w:bottom w:val="single" w:sz="2" w:space="0" w:color="AAAAAA"/>
+              <w:right w:val="single" w:sz="2" w:space="0" w:color="AAAAAA"/>
+            </w:tcBorders>
+            <w:tcMar>
+              <w:top w:w="60" w:type="dxa"/>
+              <w:left w:w="100" w:type="dxa"/>
+              <w:bottom w:w="60" w:type="dxa"/>
+              <w:right w:w="100" w:type="dxa"/>
+            </w:tcMar>
+            <w:vAlign w:val="center"/>
+          </w:tcPr>
+          <w:p>
+            <w:r>
+              <w:rPr>
+                <w:sz w:val="18"/>
+                <w:szCs w:val="18"/>
+              </w:rPr>
+              <w:t>DECIMAL(12,2)</w:t>
+            </w:r>
+          </w:p>
+        </w:tc>
+        <w:tc>
+          <w:tcPr>
+            <w:tcW w:w="5150" w:type="dxa"/>
+            <w:tcBorders>
+              <w:top w:val="single" w:sz="2" w:space="0" w:color="AAAAAA"/>
+              <w:left w:val="single" w:sz="2" w:space="0" w:color="AAAAAA"/>
+              <w:bottom w:val="single" w:sz="2" w:space="0" w:color="AAAAAA"/>
+              <w:right w:val="single" w:sz="2" w:space="0" w:color="AAAAAA"/>
+            </w:tcBorders>
+            <w:tcMar>
+              <w:top w:w="60" w:type="dxa"/>
+              <w:left w:w="100" w:type="dxa"/>
+              <w:bottom w:w="60" w:type="dxa"/>
+              <w:right w:w="100" w:type="dxa"/>
+            </w:tcMar>
+            <w:vAlign w:val="center"/>
+          </w:tcPr>
+          <w:p>
+            <w:r>
+              <w:rPr>
+                <w:sz w:val="18"/>
+                <w:szCs w:val="18"/>
+              </w:rPr>
+              <w:t>Métrica aditiva. Beneficio neto (puede ser negativo).</w:t>
+            </w:r>
+          </w:p>
+        </w:tc>
+      </w:tr>
+      <w:tr>
+        <w:tc>
+          <w:tcPr>
+            <w:tcW w:w="2400" w:type="dxa"/>
+            <w:tcBorders>
+              <w:top w:val="single" w:sz="2" w:space="0" w:color="AAAAAA"/>
+              <w:left w:val="single" w:sz="2" w:space="0" w:color="AAAAAA"/>
+              <w:bottom w:val="single" w:sz="2" w:space="0" w:color="AAAAAA"/>
+              <w:right w:val="single" w:sz="2" w:space="0" w:color="AAAAAA"/>
+            </w:tcBorders>
+            <w:shd w:val="clear" w:color="auto" w:fill="F2F2F2"/>
+            <w:tcMar>
+              <w:top w:w="60" w:type="dxa"/>
+              <w:left w:w="100" w:type="dxa"/>
+              <w:bottom w:w="60" w:type="dxa"/>
+              <w:right w:w="100" w:type="dxa"/>
+            </w:tcMar>
+            <w:vAlign w:val="center"/>
+          </w:tcPr>
+          <w:p>
+            <w:proofErr w:type="spellStart"/>
+            <w:r>
+              <w:rPr>
+                <w:sz w:val="18"/>
+                <w:szCs w:val="18"/>
+              </w:rPr>
               <w:t>shipping_cost</w:t>
             </w:r>
             <w:proofErr w:type="spellEnd"/>
@@ -8966,21 +11148,12 @@
             <w:vAlign w:val="center"/>
           </w:tcPr>
           <w:p>
-            <w:proofErr w:type="gramStart"/>
-            <w:r>
-              <w:rPr>
-                <w:sz w:val="18"/>
-                <w:szCs w:val="18"/>
-              </w:rPr>
-              <w:t>DECIMAL(</w:t>
-            </w:r>
-            <w:proofErr w:type="gramEnd"/>
-            <w:r>
-              <w:rPr>
-                <w:sz w:val="18"/>
-                <w:szCs w:val="18"/>
-              </w:rPr>
-              <w:t>12,2)</w:t>
+            <w:r>
+              <w:rPr>
+                <w:sz w:val="18"/>
+                <w:szCs w:val="18"/>
+              </w:rPr>
+              <w:t>DECIMAL(12,2)</w:t>
             </w:r>
           </w:p>
         </w:tc>
@@ -9009,6 +11182,91 @@
                 <w:szCs w:val="18"/>
               </w:rPr>
               <w:t>Métrica aditiva. Costo de envío del pedido.</w:t>
+            </w:r>
+          </w:p>
+        </w:tc>
+      </w:tr>
+      <w:tr>
+        <w:tc>
+          <w:tcPr>
+            <w:tcW w:w="2400" w:type="dxa"/>
+            <w:tcBorders>
+              <w:top w:val="single" w:sz="2" w:space="0" w:color="AAAAAA"/>
+              <w:left w:val="single" w:sz="2" w:space="0" w:color="AAAAAA"/>
+              <w:bottom w:val="single" w:sz="2" w:space="0" w:color="AAAAAA"/>
+              <w:right w:val="single" w:sz="2" w:space="0" w:color="AAAAAA"/>
+            </w:tcBorders>
+            <w:tcMar>
+              <w:top w:w="60" w:type="dxa"/>
+              <w:left w:w="100" w:type="dxa"/>
+              <w:bottom w:w="60" w:type="dxa"/>
+              <w:right w:w="100" w:type="dxa"/>
+            </w:tcMar>
+            <w:vAlign w:val="center"/>
+          </w:tcPr>
+          <w:p>
+            <w:proofErr w:type="spellStart"/>
+            <w:r>
+              <w:rPr>
+                <w:sz w:val="18"/>
+                <w:szCs w:val="18"/>
+              </w:rPr>
+              <w:t>unit_price</w:t>
+            </w:r>
+            <w:proofErr w:type="spellEnd"/>
+          </w:p>
+        </w:tc>
+        <w:tc>
+          <w:tcPr>
+            <w:tcW w:w="1800" w:type="dxa"/>
+            <w:tcBorders>
+              <w:top w:val="single" w:sz="2" w:space="0" w:color="AAAAAA"/>
+              <w:left w:val="single" w:sz="2" w:space="0" w:color="AAAAAA"/>
+              <w:bottom w:val="single" w:sz="2" w:space="0" w:color="AAAAAA"/>
+              <w:right w:val="single" w:sz="2" w:space="0" w:color="AAAAAA"/>
+            </w:tcBorders>
+            <w:tcMar>
+              <w:top w:w="60" w:type="dxa"/>
+              <w:left w:w="100" w:type="dxa"/>
+              <w:bottom w:w="60" w:type="dxa"/>
+              <w:right w:w="100" w:type="dxa"/>
+            </w:tcMar>
+            <w:vAlign w:val="center"/>
+          </w:tcPr>
+          <w:p>
+            <w:r>
+              <w:rPr>
+                <w:sz w:val="18"/>
+                <w:szCs w:val="18"/>
+              </w:rPr>
+              <w:t>DECIMAL(12,2)</w:t>
+            </w:r>
+          </w:p>
+        </w:tc>
+        <w:tc>
+          <w:tcPr>
+            <w:tcW w:w="5150" w:type="dxa"/>
+            <w:tcBorders>
+              <w:top w:val="single" w:sz="2" w:space="0" w:color="AAAAAA"/>
+              <w:left w:val="single" w:sz="2" w:space="0" w:color="AAAAAA"/>
+              <w:bottom w:val="single" w:sz="2" w:space="0" w:color="AAAAAA"/>
+              <w:right w:val="single" w:sz="2" w:space="0" w:color="AAAAAA"/>
+            </w:tcBorders>
+            <w:tcMar>
+              <w:top w:w="60" w:type="dxa"/>
+              <w:left w:w="100" w:type="dxa"/>
+              <w:bottom w:w="60" w:type="dxa"/>
+              <w:right w:w="100" w:type="dxa"/>
+            </w:tcMar>
+            <w:vAlign w:val="center"/>
+          </w:tcPr>
+          <w:p>
+            <w:r>
+              <w:rPr>
+                <w:sz w:val="18"/>
+                <w:szCs w:val="18"/>
+              </w:rPr>
+              <w:t>Métrica calculada en el ETL: ROUND(sales_amount / quantity, 2).</w:t>
             </w:r>
           </w:p>
         </w:tc>
@@ -9016,12 +11274,12 @@
     </w:tbl>
     <w:p>
       <w:pPr>
-        <w:pStyle w:val="Ttulo2"/>
+        <w:pStyle w:val="Heading2"/>
         <w:rPr>
           <w:color w:val="auto"/>
         </w:rPr>
       </w:pPr>
-      <w:bookmarkStart w:id="17" w:name="_Toc240732057"/>
+      <w:bookmarkStart w:id="17" w:name="_Toc240820727"/>
       <w:r>
         <w:rPr>
           <w:color w:val="auto"/>
@@ -9032,7 +11290,7 @@
     </w:p>
     <w:p>
       <w:pPr>
-        <w:pStyle w:val="Prrafodelista"/>
+        <w:pStyle w:val="ListParagraph"/>
         <w:numPr>
           <w:ilvl w:val="0"/>
           <w:numId w:val="1"/>
@@ -9093,7 +11351,7 @@
     </w:p>
     <w:p>
       <w:pPr>
-        <w:pStyle w:val="Prrafodelista"/>
+        <w:pStyle w:val="ListParagraph"/>
         <w:numPr>
           <w:ilvl w:val="0"/>
           <w:numId w:val="1"/>
@@ -9101,44 +11359,108 @@
         <w:spacing w:after="80"/>
       </w:pPr>
       <w:r>
-        <w:t xml:space="preserve">Las columnas </w:t>
-      </w:r>
-      <w:proofErr w:type="spellStart"/>
-      <w:r>
-        <w:t>category_key</w:t>
-      </w:r>
-      <w:proofErr w:type="spellEnd"/>
-      <w:r>
-        <w:t xml:space="preserve"> y </w:t>
-      </w:r>
-      <w:proofErr w:type="spellStart"/>
-      <w:r>
-        <w:t>shipping_key</w:t>
-      </w:r>
-      <w:proofErr w:type="spellEnd"/>
-      <w:r>
-        <w:t xml:space="preserve"> propuestas inicialmente en el boceto del diagrama se eliminaron de </w:t>
-      </w:r>
-      <w:proofErr w:type="spellStart"/>
-      <w:r>
-        <w:t>fact_sales</w:t>
-      </w:r>
-      <w:proofErr w:type="spellEnd"/>
-      <w:r>
-        <w:t xml:space="preserve"> por ser redundantes: la categoría ya vive en </w:t>
-      </w:r>
-      <w:proofErr w:type="spellStart"/>
-      <w:r>
-        <w:t>dim_product</w:t>
-      </w:r>
-      <w:proofErr w:type="spellEnd"/>
-      <w:r>
-        <w:t xml:space="preserve"> y el costo de envío ya es una métrica del hecho.</w:t>
+        <w:t>category_key y shipping_key se mantienen en fact_sales por decisión del equipo, aunque actualmente no cuentan con una dimensión propia que los respalde (no existe DIM_CATEGORY ni DIM_SHIPPING en el flujo de ETL). Se dejan sin FK en el DDL para no romper la carga; se recomienda para una siguiente iteración poblar category_key mediante lookup a dim_product.product_category, o bien retirar ambos campos si no se les da uso en los tableros de la Fase II.</w:t>
       </w:r>
     </w:p>
     <w:p>
       <w:pPr>
-        <w:pStyle w:val="Prrafodelista"/>
+        <w:pStyle w:val="ListParagraph"/>
+        <w:numPr>
+          <w:ilvl w:val="0"/>
+          <w:numId w:val="1"/>
+        </w:numPr>
+        <w:spacing w:after="80"/>
+      </w:pPr>
+      <w:r>
+        <w:t>unit_price se agregó como métrica calculada en fact_sales: ROUND(sales_amount / quantity, 2), definida directamente en el flujo de Tableau Prep (paso "Tabla de hechos", ver sección 7.4).</w:t>
+      </w:r>
+    </w:p>
+    <w:p>
+      <w:pPr>
+        <w:pStyle w:val="ListParagraph"/>
+        <w:numPr>
+          <w:ilvl w:val="0"/>
+          <w:numId w:val="1"/>
+        </w:numPr>
+        <w:spacing w:after="80"/>
+      </w:pPr>
+      <w:r>
+        <w:t>Todos los campos de texto (segment, gender, marital_status, education, product/product_category, ship_mode, order_priority, region, city, state, country) se estandarizaron a MAYÚSCULAS durante la limpieza en Tableau Prep (paso "Make Uppercase" aplicado de forma sistemática). Los CHECK constraints del DDL (sección 6.2) se actualizaron para reflejar este cambio.</w:t>
+      </w:r>
+    </w:p>
+    <w:p>
+      <w:pPr>
+        <w:pStyle w:val="ListParagraph"/>
+        <w:numPr>
+          <w:ilvl w:val="0"/>
+          <w:numId w:val="1"/>
+        </w:numPr>
+        <w:spacing w:after="80"/>
+        <w:rPr>
+          <w:lang w:val="en-CA"/>
+        </w:rPr>
+      </w:pPr>
+      <w:r>
+        <w:rPr>
+          <w:lang w:val="en-CA"/>
+        </w:rPr>
+        <w:t>dim_behavior: liked IN ('LIKED','NOT LIKED'); shared IN ('SHARED','NOT SHARED'); added_to_cart IN ('ADDED TO CART','NOT ADDED TO CART'); browsing_time_min ≥ 0.</w:t>
+      </w:r>
+    </w:p>
+    <w:p>
+      <w:pPr>
+        <w:pStyle w:val="ListParagraph"/>
+        <w:numPr>
+          <w:ilvl w:val="0"/>
+          <w:numId w:val="1"/>
+        </w:numPr>
+        <w:spacing w:after="80"/>
+        <w:rPr>
+          <w:lang w:val="en-CA"/>
+        </w:rPr>
+      </w:pPr>
+      <w:r>
+        <w:rPr>
+          <w:lang w:val="en-CA"/>
+        </w:rPr>
+        <w:t>dim_geography: region IN ('AFRICA','CANADA','CARIBBEAN','CENTRAL','CENTRAL ASIA','EAST','EMEA','NORTH','NORTH ASIA','OCEANIA','SOUTH','SOUTHEAST ASIA','DESCONOCIDO').</w:t>
+      </w:r>
+    </w:p>
+    <w:p>
+      <w:pPr>
+        <w:pStyle w:val="ListParagraph"/>
+        <w:numPr>
+          <w:ilvl w:val="0"/>
+          <w:numId w:val="1"/>
+        </w:numPr>
+        <w:spacing w:after="80"/>
+        <w:rPr>
+          <w:lang w:val="en-CA"/>
+        </w:rPr>
+      </w:pPr>
+      <w:r>
+        <w:rPr>
+          <w:lang w:val="en-CA"/>
+        </w:rPr>
+        <w:t>dim_date: weekend_or_weekday IN ('WEEKEND','WEEKDAY'); leap_year IN ('LEAP YEAR','NOT LEAP YEAR').</w:t>
+      </w:r>
+    </w:p>
+    <w:p>
+      <w:pPr>
+        <w:pStyle w:val="ListParagraph"/>
+        <w:numPr>
+          <w:ilvl w:val="0"/>
+          <w:numId w:val="1"/>
+        </w:numPr>
+        <w:spacing w:after="80"/>
+      </w:pPr>
+      <w:r>
+        <w:t>dim_geography ya no tiene UNIQUE sobre (city, state, country, region): el perfilamiento del resultado del ETL encontró combinaciones duplicadas que el equipo decidió conservar intencionalmente para no perder datos de ciudades repetidas entre países.</w:t>
+      </w:r>
+    </w:p>
+    <w:p>
+      <w:pPr>
+        <w:pStyle w:val="ListParagraph"/>
         <w:numPr>
           <w:ilvl w:val="0"/>
           <w:numId w:val="1"/>
@@ -9180,7 +11502,7 @@
     </w:p>
     <w:p>
       <w:pPr>
-        <w:pStyle w:val="Prrafodelista"/>
+        <w:pStyle w:val="ListParagraph"/>
         <w:numPr>
           <w:ilvl w:val="0"/>
           <w:numId w:val="1"/>
@@ -9230,7 +11552,7 @@
     </w:p>
     <w:p>
       <w:pPr>
-        <w:pStyle w:val="Prrafodelista"/>
+        <w:pStyle w:val="ListParagraph"/>
         <w:numPr>
           <w:ilvl w:val="0"/>
           <w:numId w:val="1"/>
@@ -9238,12 +11560,13 @@
         <w:spacing w:after="80"/>
       </w:pPr>
       <w:r>
-        <w:t>Se agregó una fila "Desconocido" / fecha de control (1900-01-01) en las dimensiones aplicables, para manejar valores nulos o corruptos que puedan llegar desde el origen sin romper la integridad referencial del modelo.</w:t>
+        <w:lastRenderedPageBreak/>
+        <w:t>Se utiliza el valor 'DESCONOCIDO' como categoría de control en dim_order (order_priority, ship_mode) y dim_geography (region) para manejar valores nulos que puedan llegar desde el origen, sin romper la integridad referencial ni los CHECK constraints del modelo.</w:t>
       </w:r>
     </w:p>
     <w:p>
       <w:pPr>
-        <w:pStyle w:val="Prrafodelista"/>
+        <w:pStyle w:val="ListParagraph"/>
         <w:numPr>
           <w:ilvl w:val="0"/>
           <w:numId w:val="1"/>
@@ -9298,12 +11621,12 @@
     </w:p>
     <w:p>
       <w:pPr>
-        <w:pStyle w:val="Ttulo1"/>
+        <w:pStyle w:val="Heading1"/>
         <w:rPr>
           <w:color w:val="auto"/>
         </w:rPr>
       </w:pPr>
-      <w:bookmarkStart w:id="18" w:name="_Toc240732058"/>
+      <w:bookmarkStart w:id="18" w:name="_Toc240820728"/>
       <w:r>
         <w:rPr>
           <w:color w:val="auto"/>
@@ -9354,12 +11677,6 @@
         <w:gridCol w:w="2900"/>
       </w:tblGrid>
       <w:tr>
-        <w:tblPrEx>
-          <w:tblCellMar>
-            <w:top w:w="0" w:type="dxa"/>
-            <w:bottom w:w="0" w:type="dxa"/>
-          </w:tblCellMar>
-        </w:tblPrEx>
         <w:trPr>
           <w:tblHeader/>
         </w:trPr>
@@ -9550,12 +11867,6 @@
         </w:tc>
       </w:tr>
       <w:tr>
-        <w:tblPrEx>
-          <w:tblCellMar>
-            <w:top w:w="0" w:type="dxa"/>
-            <w:bottom w:w="0" w:type="dxa"/>
-          </w:tblCellMar>
-        </w:tblPrEx>
         <w:tc>
           <w:tcPr>
             <w:tcW w:w="1500" w:type="dxa"/>
@@ -9743,12 +12054,6 @@
         </w:tc>
       </w:tr>
       <w:tr>
-        <w:tblPrEx>
-          <w:tblCellMar>
-            <w:top w:w="0" w:type="dxa"/>
-            <w:bottom w:w="0" w:type="dxa"/>
-          </w:tblCellMar>
-        </w:tblPrEx>
         <w:tc>
           <w:tcPr>
             <w:tcW w:w="1500" w:type="dxa"/>
@@ -9909,12 +12214,6 @@
         </w:tc>
       </w:tr>
       <w:tr>
-        <w:tblPrEx>
-          <w:tblCellMar>
-            <w:top w:w="0" w:type="dxa"/>
-            <w:bottom w:w="0" w:type="dxa"/>
-          </w:tblCellMar>
-        </w:tblPrEx>
         <w:tc>
           <w:tcPr>
             <w:tcW w:w="1500" w:type="dxa"/>
@@ -10084,12 +12383,6 @@
         </w:tc>
       </w:tr>
       <w:tr>
-        <w:tblPrEx>
-          <w:tblCellMar>
-            <w:top w:w="0" w:type="dxa"/>
-            <w:bottom w:w="0" w:type="dxa"/>
-          </w:tblCellMar>
-        </w:tblPrEx>
         <w:tc>
           <w:tcPr>
             <w:tcW w:w="1500" w:type="dxa"/>
@@ -10266,12 +12559,6 @@
         </w:tc>
       </w:tr>
       <w:tr>
-        <w:tblPrEx>
-          <w:tblCellMar>
-            <w:top w:w="0" w:type="dxa"/>
-            <w:bottom w:w="0" w:type="dxa"/>
-          </w:tblCellMar>
-        </w:tblPrEx>
         <w:tc>
           <w:tcPr>
             <w:tcW w:w="1500" w:type="dxa"/>
@@ -10425,12 +12712,6 @@
         </w:tc>
       </w:tr>
       <w:tr>
-        <w:tblPrEx>
-          <w:tblCellMar>
-            <w:top w:w="0" w:type="dxa"/>
-            <w:bottom w:w="0" w:type="dxa"/>
-          </w:tblCellMar>
-        </w:tblPrEx>
         <w:tc>
           <w:tcPr>
             <w:tcW w:w="1500" w:type="dxa"/>
@@ -10575,12 +12856,6 @@
         </w:tc>
       </w:tr>
       <w:tr>
-        <w:tblPrEx>
-          <w:tblCellMar>
-            <w:top w:w="0" w:type="dxa"/>
-            <w:bottom w:w="0" w:type="dxa"/>
-          </w:tblCellMar>
-        </w:tblPrEx>
         <w:tc>
           <w:tcPr>
             <w:tcW w:w="1500" w:type="dxa"/>
@@ -10736,12 +13011,6 @@
         </w:tc>
       </w:tr>
       <w:tr>
-        <w:tblPrEx>
-          <w:tblCellMar>
-            <w:top w:w="0" w:type="dxa"/>
-            <w:bottom w:w="0" w:type="dxa"/>
-          </w:tblCellMar>
-        </w:tblPrEx>
         <w:tc>
           <w:tcPr>
             <w:tcW w:w="1500" w:type="dxa"/>
@@ -10918,12 +13187,6 @@
         </w:tc>
       </w:tr>
       <w:tr>
-        <w:tblPrEx>
-          <w:tblCellMar>
-            <w:top w:w="0" w:type="dxa"/>
-            <w:bottom w:w="0" w:type="dxa"/>
-          </w:tblCellMar>
-        </w:tblPrEx>
         <w:tc>
           <w:tcPr>
             <w:tcW w:w="1500" w:type="dxa"/>
@@ -11133,12 +13396,6 @@
         </w:tc>
       </w:tr>
       <w:tr>
-        <w:tblPrEx>
-          <w:tblCellMar>
-            <w:top w:w="0" w:type="dxa"/>
-            <w:bottom w:w="0" w:type="dxa"/>
-          </w:tblCellMar>
-        </w:tblPrEx>
         <w:tc>
           <w:tcPr>
             <w:tcW w:w="1500" w:type="dxa"/>
@@ -11316,7 +13573,151 @@
                 <w:sz w:val="18"/>
                 <w:szCs w:val="18"/>
               </w:rPr>
-              <w:t>Definir regla de negocio: conservar el primer cliente registrado, o marcar como excepción para revisión manual (a decidir en la Fase de ETL).</w:t>
+              <w:t>Resuelto en el ETL: se identificó la fila duplicada (Is Duplicate Row?) y se reemplazó su Order ID por un identificador único, evitando colisiones de llave natural en DIM_ORDER y en el staging de ventas.</w:t>
+            </w:r>
+          </w:p>
+        </w:tc>
+      </w:tr>
+      <w:tr>
+        <w:tc>
+          <w:tcPr>
+            <w:tcW w:w="1500" w:type="dxa"/>
+            <w:tcBorders>
+              <w:top w:val="single" w:sz="2" w:space="0" w:color="AAAAAA"/>
+              <w:left w:val="single" w:sz="2" w:space="0" w:color="AAAAAA"/>
+              <w:bottom w:val="single" w:sz="2" w:space="0" w:color="AAAAAA"/>
+              <w:right w:val="single" w:sz="2" w:space="0" w:color="AAAAAA"/>
+            </w:tcBorders>
+            <w:shd w:val="clear" w:color="auto" w:fill="F2F2F2"/>
+            <w:tcMar>
+              <w:top w:w="60" w:type="dxa"/>
+              <w:left w:w="100" w:type="dxa"/>
+              <w:bottom w:w="60" w:type="dxa"/>
+              <w:right w:w="100" w:type="dxa"/>
+            </w:tcMar>
+            <w:vAlign w:val="center"/>
+          </w:tcPr>
+          <w:p>
+            <w:proofErr w:type="spellStart"/>
+            <w:r>
+              <w:rPr>
+                <w:sz w:val="18"/>
+                <w:szCs w:val="18"/>
+              </w:rPr>
+              <w:t>Geography</w:t>
+            </w:r>
+            <w:proofErr w:type="spellEnd"/>
+          </w:p>
+        </w:tc>
+        <w:tc>
+          <w:tcPr>
+            <w:tcW w:w="1900" w:type="dxa"/>
+            <w:tcBorders>
+              <w:top w:val="single" w:sz="2" w:space="0" w:color="AAAAAA"/>
+              <w:left w:val="single" w:sz="2" w:space="0" w:color="AAAAAA"/>
+              <w:bottom w:val="single" w:sz="2" w:space="0" w:color="AAAAAA"/>
+              <w:right w:val="single" w:sz="2" w:space="0" w:color="AAAAAA"/>
+            </w:tcBorders>
+            <w:shd w:val="clear" w:color="auto" w:fill="F2F2F2"/>
+            <w:tcMar>
+              <w:top w:w="60" w:type="dxa"/>
+              <w:left w:w="100" w:type="dxa"/>
+              <w:bottom w:w="60" w:type="dxa"/>
+              <w:right w:w="100" w:type="dxa"/>
+            </w:tcMar>
+            <w:vAlign w:val="center"/>
+          </w:tcPr>
+          <w:p>
+            <w:r>
+              <w:rPr>
+                <w:sz w:val="18"/>
+                <w:szCs w:val="18"/>
+              </w:rPr>
+              <w:t>Combinaciones duplicadas</w:t>
+            </w:r>
+          </w:p>
+        </w:tc>
+        <w:tc>
+          <w:tcPr>
+            <w:tcW w:w="1650" w:type="dxa"/>
+            <w:tcBorders>
+              <w:top w:val="single" w:sz="2" w:space="0" w:color="AAAAAA"/>
+              <w:left w:val="single" w:sz="2" w:space="0" w:color="AAAAAA"/>
+              <w:bottom w:val="single" w:sz="2" w:space="0" w:color="AAAAAA"/>
+              <w:right w:val="single" w:sz="2" w:space="0" w:color="AAAAAA"/>
+            </w:tcBorders>
+            <w:shd w:val="clear" w:color="auto" w:fill="F2F2F2"/>
+            <w:tcMar>
+              <w:top w:w="60" w:type="dxa"/>
+              <w:left w:w="100" w:type="dxa"/>
+              <w:bottom w:w="60" w:type="dxa"/>
+              <w:right w:w="100" w:type="dxa"/>
+            </w:tcMar>
+            <w:vAlign w:val="center"/>
+          </w:tcPr>
+          <w:p>
+            <w:r>
+              <w:rPr>
+                <w:sz w:val="18"/>
+                <w:szCs w:val="18"/>
+              </w:rPr>
+              <w:t>Ciudades repetidas entre países</w:t>
+            </w:r>
+          </w:p>
+        </w:tc>
+        <w:tc>
+          <w:tcPr>
+            <w:tcW w:w="1400" w:type="dxa"/>
+            <w:tcBorders>
+              <w:top w:val="single" w:sz="2" w:space="0" w:color="AAAAAA"/>
+              <w:left w:val="single" w:sz="2" w:space="0" w:color="AAAAAA"/>
+              <w:bottom w:val="single" w:sz="2" w:space="0" w:color="AAAAAA"/>
+              <w:right w:val="single" w:sz="2" w:space="0" w:color="AAAAAA"/>
+            </w:tcBorders>
+            <w:shd w:val="clear" w:color="auto" w:fill="F2F2F2"/>
+            <w:tcMar>
+              <w:top w:w="60" w:type="dxa"/>
+              <w:left w:w="100" w:type="dxa"/>
+              <w:bottom w:w="60" w:type="dxa"/>
+              <w:right w:w="100" w:type="dxa"/>
+            </w:tcMar>
+            <w:vAlign w:val="center"/>
+          </w:tcPr>
+          <w:p>
+            <w:r>
+              <w:rPr>
+                <w:sz w:val="18"/>
+                <w:szCs w:val="18"/>
+              </w:rPr>
+              <w:t>—</w:t>
+            </w:r>
+          </w:p>
+        </w:tc>
+        <w:tc>
+          <w:tcPr>
+            <w:tcW w:w="2900" w:type="dxa"/>
+            <w:tcBorders>
+              <w:top w:val="single" w:sz="2" w:space="0" w:color="AAAAAA"/>
+              <w:left w:val="single" w:sz="2" w:space="0" w:color="AAAAAA"/>
+              <w:bottom w:val="single" w:sz="2" w:space="0" w:color="AAAAAA"/>
+              <w:right w:val="single" w:sz="2" w:space="0" w:color="AAAAAA"/>
+            </w:tcBorders>
+            <w:shd w:val="clear" w:color="auto" w:fill="F2F2F2"/>
+            <w:tcMar>
+              <w:top w:w="60" w:type="dxa"/>
+              <w:left w:w="100" w:type="dxa"/>
+              <w:bottom w:w="60" w:type="dxa"/>
+              <w:right w:w="100" w:type="dxa"/>
+            </w:tcMar>
+            <w:vAlign w:val="center"/>
+          </w:tcPr>
+          <w:p>
+            <w:r>
+              <w:rPr>
+                <w:sz w:val="18"/>
+                <w:szCs w:val="18"/>
+              </w:rPr>
+              <w:t>Decisión de negocio: se conservaron intencionalmente en DIM_GEOGRAPHY para no perder datos (eliminar el UNIQUE de (city, state, country, region) en el DDL v3).</w:t>
             </w:r>
           </w:p>
         </w:tc>
@@ -11388,12 +13789,12 @@
     </w:p>
     <w:p>
       <w:pPr>
-        <w:pStyle w:val="Ttulo1"/>
+        <w:pStyle w:val="Heading1"/>
         <w:rPr>
           <w:color w:val="auto"/>
         </w:rPr>
       </w:pPr>
-      <w:bookmarkStart w:id="19" w:name="_Toc240732059"/>
+      <w:bookmarkStart w:id="19" w:name="_Toc240820729"/>
       <w:r>
         <w:rPr>
           <w:color w:val="auto"/>
@@ -11413,12 +13814,12 @@
     </w:p>
     <w:p>
       <w:pPr>
-        <w:pStyle w:val="Ttulo2"/>
+        <w:pStyle w:val="Heading2"/>
         <w:rPr>
           <w:color w:val="auto"/>
         </w:rPr>
       </w:pPr>
-      <w:bookmarkStart w:id="20" w:name="_Toc240732060"/>
+      <w:bookmarkStart w:id="20" w:name="_Toc240820730"/>
       <w:r>
         <w:rPr>
           <w:color w:val="auto"/>
@@ -11450,12 +13851,6 @@
         <w:gridCol w:w="4400"/>
       </w:tblGrid>
       <w:tr>
-        <w:tblPrEx>
-          <w:tblCellMar>
-            <w:top w:w="0" w:type="dxa"/>
-            <w:bottom w:w="0" w:type="dxa"/>
-          </w:tblCellMar>
-        </w:tblPrEx>
         <w:trPr>
           <w:tblHeader/>
         </w:trPr>
@@ -11572,12 +13967,6 @@
         </w:tc>
       </w:tr>
       <w:tr>
-        <w:tblPrEx>
-          <w:tblCellMar>
-            <w:top w:w="0" w:type="dxa"/>
-            <w:bottom w:w="0" w:type="dxa"/>
-          </w:tblCellMar>
-        </w:tblPrEx>
         <w:tc>
           <w:tcPr>
             <w:tcW w:w="2600" w:type="dxa"/>
@@ -11665,12 +14054,6 @@
         </w:tc>
       </w:tr>
       <w:tr>
-        <w:tblPrEx>
-          <w:tblCellMar>
-            <w:top w:w="0" w:type="dxa"/>
-            <w:bottom w:w="0" w:type="dxa"/>
-          </w:tblCellMar>
-        </w:tblPrEx>
         <w:tc>
           <w:tcPr>
             <w:tcW w:w="2600" w:type="dxa"/>
@@ -11761,12 +14144,6 @@
         </w:tc>
       </w:tr>
       <w:tr>
-        <w:tblPrEx>
-          <w:tblCellMar>
-            <w:top w:w="0" w:type="dxa"/>
-            <w:bottom w:w="0" w:type="dxa"/>
-          </w:tblCellMar>
-        </w:tblPrEx>
         <w:tc>
           <w:tcPr>
             <w:tcW w:w="2600" w:type="dxa"/>
@@ -11854,12 +14231,6 @@
         </w:tc>
       </w:tr>
       <w:tr>
-        <w:tblPrEx>
-          <w:tblCellMar>
-            <w:top w:w="0" w:type="dxa"/>
-            <w:bottom w:w="0" w:type="dxa"/>
-          </w:tblCellMar>
-        </w:tblPrEx>
         <w:tc>
           <w:tcPr>
             <w:tcW w:w="2600" w:type="dxa"/>
@@ -11950,12 +14321,6 @@
         </w:tc>
       </w:tr>
       <w:tr>
-        <w:tblPrEx>
-          <w:tblCellMar>
-            <w:top w:w="0" w:type="dxa"/>
-            <w:bottom w:w="0" w:type="dxa"/>
-          </w:tblCellMar>
-        </w:tblPrEx>
         <w:tc>
           <w:tcPr>
             <w:tcW w:w="2600" w:type="dxa"/>
@@ -12043,12 +14408,6 @@
         </w:tc>
       </w:tr>
       <w:tr>
-        <w:tblPrEx>
-          <w:tblCellMar>
-            <w:top w:w="0" w:type="dxa"/>
-            <w:bottom w:w="0" w:type="dxa"/>
-          </w:tblCellMar>
-        </w:tblPrEx>
         <w:tc>
           <w:tcPr>
             <w:tcW w:w="2600" w:type="dxa"/>
@@ -12139,12 +14498,6 @@
         </w:tc>
       </w:tr>
       <w:tr>
-        <w:tblPrEx>
-          <w:tblCellMar>
-            <w:top w:w="0" w:type="dxa"/>
-            <w:bottom w:w="0" w:type="dxa"/>
-          </w:tblCellMar>
-        </w:tblPrEx>
         <w:tc>
           <w:tcPr>
             <w:tcW w:w="2600" w:type="dxa"/>
@@ -12440,12 +14793,12 @@
     </w:tbl>
     <w:p>
       <w:pPr>
-        <w:pStyle w:val="Ttulo2"/>
+        <w:pStyle w:val="Heading2"/>
         <w:rPr>
           <w:color w:val="auto"/>
         </w:rPr>
       </w:pPr>
-      <w:bookmarkStart w:id="21" w:name="_Toc240732061"/>
+      <w:bookmarkStart w:id="21" w:name="_Toc240820731"/>
       <w:r>
         <w:rPr>
           <w:color w:val="auto"/>
@@ -12486,7 +14839,7 @@
     </w:p>
     <w:p>
       <w:pPr>
-        <w:pStyle w:val="Prrafodelista"/>
+        <w:pStyle w:val="ListParagraph"/>
         <w:numPr>
           <w:ilvl w:val="0"/>
           <w:numId w:val="1"/>
@@ -12508,68 +14861,26 @@
         <w:rPr>
           <w:lang w:val="en-CA"/>
         </w:rPr>
-        <w:t>: gender IN ('</w:t>
+        <w:t xml:space="preserve">: gender IN ('MALE','FEMALE'); segment IN ('CONSUMER','CORPORATE','HOME OFFICE'); </w:t>
       </w:r>
       <w:proofErr w:type="spellStart"/>
       <w:r>
         <w:rPr>
           <w:lang w:val="en-CA"/>
         </w:rPr>
-        <w:t>Male','Female</w:t>
+        <w:t>marital_status</w:t>
       </w:r>
       <w:proofErr w:type="spellEnd"/>
       <w:r>
         <w:rPr>
           <w:lang w:val="en-CA"/>
         </w:rPr>
-        <w:t>'); segment IN ('</w:t>
-      </w:r>
-      <w:proofErr w:type="spellStart"/>
-      <w:r>
-        <w:rPr>
-          <w:lang w:val="en-CA"/>
-        </w:rPr>
-        <w:t>Consumer','Corporate','Home</w:t>
-      </w:r>
-      <w:proofErr w:type="spellEnd"/>
-      <w:r>
-        <w:rPr>
-          <w:lang w:val="en-CA"/>
-        </w:rPr>
-        <w:t xml:space="preserve"> Office'); </w:t>
-      </w:r>
-      <w:proofErr w:type="spellStart"/>
-      <w:r>
-        <w:rPr>
-          <w:lang w:val="en-CA"/>
-        </w:rPr>
-        <w:t>marital_status</w:t>
-      </w:r>
-      <w:proofErr w:type="spellEnd"/>
-      <w:r>
-        <w:rPr>
-          <w:lang w:val="en-CA"/>
-        </w:rPr>
-        <w:t xml:space="preserve"> IN ('</w:t>
-      </w:r>
-      <w:proofErr w:type="spellStart"/>
-      <w:r>
-        <w:rPr>
-          <w:lang w:val="en-CA"/>
-        </w:rPr>
-        <w:t>Single','Married</w:t>
-      </w:r>
-      <w:proofErr w:type="spellEnd"/>
-      <w:r>
-        <w:rPr>
-          <w:lang w:val="en-CA"/>
-        </w:rPr>
-        <w:t>'); age BETWEEN 0 AND 120.</w:t>
+        <w:t xml:space="preserve"> IN ('SINGLE','MARRIED'); age BETWEEN 0 AND 120.</w:t>
       </w:r>
     </w:p>
     <w:p>
       <w:pPr>
-        <w:pStyle w:val="Prrafodelista"/>
+        <w:pStyle w:val="ListParagraph"/>
         <w:numPr>
           <w:ilvl w:val="0"/>
           <w:numId w:val="1"/>
@@ -12605,40 +14916,12 @@
         <w:rPr>
           <w:lang w:val="en-CA"/>
         </w:rPr>
-        <w:t xml:space="preserve"> IN ('Auto &amp; </w:t>
-      </w:r>
-      <w:proofErr w:type="spellStart"/>
-      <w:r>
-        <w:rPr>
-          <w:lang w:val="en-CA"/>
-        </w:rPr>
-        <w:t>Accessories','Electronic','Home</w:t>
-      </w:r>
-      <w:proofErr w:type="spellEnd"/>
-      <w:r>
-        <w:rPr>
-          <w:lang w:val="en-CA"/>
-        </w:rPr>
-        <w:t xml:space="preserve"> &amp; </w:t>
-      </w:r>
-      <w:proofErr w:type="spellStart"/>
-      <w:r>
-        <w:rPr>
-          <w:lang w:val="en-CA"/>
-        </w:rPr>
-        <w:t>Furniture','Fashion</w:t>
-      </w:r>
-      <w:proofErr w:type="spellEnd"/>
-      <w:r>
-        <w:rPr>
-          <w:lang w:val="en-CA"/>
-        </w:rPr>
-        <w:t>').</w:t>
+        <w:t xml:space="preserve"> IN ('AUTO &amp; ACCESSORIES','ELECTRONIC','HOME &amp; FURNITURE','FASHION').</w:t>
       </w:r>
     </w:p>
     <w:p>
       <w:pPr>
-        <w:pStyle w:val="Prrafodelista"/>
+        <w:pStyle w:val="ListParagraph"/>
         <w:numPr>
           <w:ilvl w:val="0"/>
           <w:numId w:val="1"/>
@@ -12674,96 +14957,26 @@
         <w:rPr>
           <w:lang w:val="en-CA"/>
         </w:rPr>
-        <w:t xml:space="preserve"> IN ('Low','Medium','High','Critical','</w:t>
+        <w:t xml:space="preserve"> IN ('LOW','MEDIUM','HIGH','CRITICAL','DESCONOCIDO'); </w:t>
       </w:r>
       <w:proofErr w:type="spellStart"/>
       <w:r>
         <w:rPr>
           <w:lang w:val="en-CA"/>
         </w:rPr>
-        <w:t>Desconocido</w:t>
+        <w:t>ship_mode</w:t>
       </w:r>
       <w:proofErr w:type="spellEnd"/>
       <w:r>
         <w:rPr>
           <w:lang w:val="en-CA"/>
         </w:rPr>
-        <w:t xml:space="preserve">'); </w:t>
-      </w:r>
-      <w:proofErr w:type="spellStart"/>
-      <w:r>
-        <w:rPr>
-          <w:lang w:val="en-CA"/>
-        </w:rPr>
-        <w:t>ship_mode</w:t>
-      </w:r>
-      <w:proofErr w:type="spellEnd"/>
-      <w:r>
-        <w:rPr>
-          <w:lang w:val="en-CA"/>
-        </w:rPr>
-        <w:t xml:space="preserve"> IN ('Standard </w:t>
-      </w:r>
-      <w:proofErr w:type="spellStart"/>
-      <w:r>
-        <w:rPr>
-          <w:lang w:val="en-CA"/>
-        </w:rPr>
-        <w:t>Class','Second</w:t>
-      </w:r>
-      <w:proofErr w:type="spellEnd"/>
-      <w:r>
-        <w:rPr>
-          <w:lang w:val="en-CA"/>
-        </w:rPr>
-        <w:t xml:space="preserve"> </w:t>
-      </w:r>
-      <w:proofErr w:type="spellStart"/>
-      <w:r>
-        <w:rPr>
-          <w:lang w:val="en-CA"/>
-        </w:rPr>
-        <w:t>Class','First</w:t>
-      </w:r>
-      <w:proofErr w:type="spellEnd"/>
-      <w:r>
-        <w:rPr>
-          <w:lang w:val="en-CA"/>
-        </w:rPr>
-        <w:t xml:space="preserve"> </w:t>
-      </w:r>
-      <w:proofErr w:type="spellStart"/>
-      <w:r>
-        <w:rPr>
-          <w:lang w:val="en-CA"/>
-        </w:rPr>
-        <w:t>Class','Same</w:t>
-      </w:r>
-      <w:proofErr w:type="spellEnd"/>
-      <w:r>
-        <w:rPr>
-          <w:lang w:val="en-CA"/>
-        </w:rPr>
-        <w:t xml:space="preserve"> Day','</w:t>
-      </w:r>
-      <w:proofErr w:type="spellStart"/>
-      <w:r>
-        <w:rPr>
-          <w:lang w:val="en-CA"/>
-        </w:rPr>
-        <w:t>Desconocido</w:t>
-      </w:r>
-      <w:proofErr w:type="spellEnd"/>
-      <w:r>
-        <w:rPr>
-          <w:lang w:val="en-CA"/>
-        </w:rPr>
-        <w:t>').</w:t>
+        <w:t xml:space="preserve"> IN ('STANDARD CLASS','SECOND CLASS','FIRST CLASS','SAME DAY','DESCONOCIDO').</w:t>
       </w:r>
     </w:p>
     <w:p>
       <w:pPr>
-        <w:pStyle w:val="Prrafodelista"/>
+        <w:pStyle w:val="ListParagraph"/>
         <w:numPr>
           <w:ilvl w:val="0"/>
           <w:numId w:val="1"/>
@@ -12785,7 +14998,7 @@
         <w:rPr>
           <w:lang w:val="en-CA"/>
         </w:rPr>
-        <w:t xml:space="preserve">: liked, shared, </w:t>
+        <w:t xml:space="preserve">: liked IN ('LIKED','NOT LIKED'); shared IN ('SHARED','NOT SHARED'); </w:t>
       </w:r>
       <w:proofErr w:type="spellStart"/>
       <w:r>
@@ -12799,7 +15012,7 @@
         <w:rPr>
           <w:lang w:val="en-CA"/>
         </w:rPr>
-        <w:t xml:space="preserve"> IN ('0','1'); </w:t>
+        <w:t xml:space="preserve"> IN ('ADDED TO CART','NOT ADDED TO CART'); </w:t>
       </w:r>
       <w:proofErr w:type="spellStart"/>
       <w:r>
@@ -12818,7 +15031,7 @@
     </w:p>
     <w:p>
       <w:pPr>
-        <w:pStyle w:val="Prrafodelista"/>
+        <w:pStyle w:val="ListParagraph"/>
         <w:numPr>
           <w:ilvl w:val="0"/>
           <w:numId w:val="1"/>
@@ -12833,66 +15046,162 @@
         <w:rPr>
           <w:lang w:val="en-CA"/>
         </w:rPr>
-        <w:t>fact_sales</w:t>
+        <w:t>dim_geography</w:t>
       </w:r>
       <w:proofErr w:type="spellEnd"/>
       <w:r>
         <w:rPr>
           <w:lang w:val="en-CA"/>
         </w:rPr>
-        <w:t xml:space="preserve">: </w:t>
-      </w:r>
-      <w:proofErr w:type="spellStart"/>
-      <w:r>
-        <w:rPr>
-          <w:lang w:val="en-CA"/>
-        </w:rPr>
-        <w:t>sales_amount</w:t>
-      </w:r>
-      <w:proofErr w:type="spellEnd"/>
-      <w:r>
-        <w:rPr>
-          <w:lang w:val="en-CA"/>
-        </w:rPr>
-        <w:t xml:space="preserve"> ≥ 0; quantity &gt; 0; </w:t>
-      </w:r>
-      <w:proofErr w:type="spellStart"/>
-      <w:r>
-        <w:rPr>
-          <w:lang w:val="en-CA"/>
-        </w:rPr>
-        <w:t>discount_rate</w:t>
-      </w:r>
-      <w:proofErr w:type="spellEnd"/>
-      <w:r>
-        <w:rPr>
-          <w:lang w:val="en-CA"/>
-        </w:rPr>
-        <w:t xml:space="preserve"> BETWEEN 0 AND 1; </w:t>
-      </w:r>
-      <w:proofErr w:type="spellStart"/>
-      <w:r>
-        <w:rPr>
-          <w:lang w:val="en-CA"/>
-        </w:rPr>
-        <w:t>shipping_cost</w:t>
-      </w:r>
-      <w:proofErr w:type="spellEnd"/>
-      <w:r>
-        <w:rPr>
-          <w:lang w:val="en-CA"/>
-        </w:rPr>
-        <w:t xml:space="preserve"> ≥ 0.</w:t>
+        <w:t>: region IN ('AFRICA','CANADA','CARIBBEAN','CENTRAL','CENTRAL ASIA','EAST','EMEA','NORTH','NORTH ASIA','OCEANIA','SOUTH','SOUTHEAST ASIA','DESCONOCIDO').</w:t>
       </w:r>
     </w:p>
     <w:p>
       <w:pPr>
-        <w:pStyle w:val="Ttulo2"/>
+        <w:pStyle w:val="ListParagraph"/>
+        <w:numPr>
+          <w:ilvl w:val="0"/>
+          <w:numId w:val="1"/>
+        </w:numPr>
+        <w:spacing w:after="80"/>
+        <w:rPr>
+          <w:lang w:val="en-CA"/>
+        </w:rPr>
+      </w:pPr>
+      <w:proofErr w:type="spellStart"/>
+      <w:r>
+        <w:rPr>
+          <w:lang w:val="en-CA"/>
+        </w:rPr>
+        <w:t>dim_date</w:t>
+      </w:r>
+      <w:proofErr w:type="spellEnd"/>
+      <w:r>
+        <w:rPr>
+          <w:lang w:val="en-CA"/>
+        </w:rPr>
+        <w:t xml:space="preserve">: </w:t>
+      </w:r>
+      <w:proofErr w:type="spellStart"/>
+      <w:r>
+        <w:rPr>
+          <w:lang w:val="en-CA"/>
+        </w:rPr>
+        <w:t>weekend_or_weekday</w:t>
+      </w:r>
+      <w:proofErr w:type="spellEnd"/>
+      <w:r>
+        <w:rPr>
+          <w:lang w:val="en-CA"/>
+        </w:rPr>
+        <w:t xml:space="preserve"> IN ('WEEKEND','WEEKDAY'); </w:t>
+      </w:r>
+      <w:proofErr w:type="spellStart"/>
+      <w:r>
+        <w:rPr>
+          <w:lang w:val="en-CA"/>
+        </w:rPr>
+        <w:t>leap_year</w:t>
+      </w:r>
+      <w:proofErr w:type="spellEnd"/>
+      <w:r>
+        <w:rPr>
+          <w:lang w:val="en-CA"/>
+        </w:rPr>
+        <w:t xml:space="preserve"> IN ('LEAP YEAR','NOT LEAP YEAR').</w:t>
+      </w:r>
+    </w:p>
+    <w:p>
+      <w:pPr>
+        <w:pStyle w:val="ListParagraph"/>
+        <w:numPr>
+          <w:ilvl w:val="0"/>
+          <w:numId w:val="1"/>
+        </w:numPr>
+        <w:spacing w:after="80"/>
+        <w:rPr>
+          <w:lang w:val="en-CA"/>
+        </w:rPr>
+      </w:pPr>
+      <w:proofErr w:type="spellStart"/>
+      <w:r>
+        <w:rPr>
+          <w:lang w:val="en-CA"/>
+        </w:rPr>
+        <w:t>fact_sales</w:t>
+      </w:r>
+      <w:proofErr w:type="spellEnd"/>
+      <w:r>
+        <w:rPr>
+          <w:lang w:val="en-CA"/>
+        </w:rPr>
+        <w:t xml:space="preserve">: </w:t>
+      </w:r>
+      <w:proofErr w:type="spellStart"/>
+      <w:r>
+        <w:rPr>
+          <w:lang w:val="en-CA"/>
+        </w:rPr>
+        <w:t>sales_amount</w:t>
+      </w:r>
+      <w:proofErr w:type="spellEnd"/>
+      <w:r>
+        <w:rPr>
+          <w:lang w:val="en-CA"/>
+        </w:rPr>
+        <w:t xml:space="preserve"> ≥ 0; quantity &gt; 0; </w:t>
+      </w:r>
+      <w:proofErr w:type="spellStart"/>
+      <w:r>
+        <w:rPr>
+          <w:lang w:val="en-CA"/>
+        </w:rPr>
+        <w:t>discount_rate</w:t>
+      </w:r>
+      <w:proofErr w:type="spellEnd"/>
+      <w:r>
+        <w:rPr>
+          <w:lang w:val="en-CA"/>
+        </w:rPr>
+        <w:t xml:space="preserve"> BETWEEN 0 AND 1; </w:t>
+      </w:r>
+      <w:proofErr w:type="spellStart"/>
+      <w:r>
+        <w:rPr>
+          <w:lang w:val="en-CA"/>
+        </w:rPr>
+        <w:t>shipping_cost</w:t>
+      </w:r>
+      <w:proofErr w:type="spellEnd"/>
+      <w:r>
+        <w:rPr>
+          <w:lang w:val="en-CA"/>
+        </w:rPr>
+        <w:t xml:space="preserve"> ≥ 0; </w:t>
+      </w:r>
+      <w:proofErr w:type="spellStart"/>
+      <w:r>
+        <w:rPr>
+          <w:lang w:val="en-CA"/>
+        </w:rPr>
+        <w:t>unit_price</w:t>
+      </w:r>
+      <w:proofErr w:type="spellEnd"/>
+      <w:r>
+        <w:rPr>
+          <w:lang w:val="en-CA"/>
+        </w:rPr>
+        <w:t xml:space="preserve"> ≥ 0.</w:t>
+      </w:r>
+    </w:p>
+    <w:p>
+      <w:pPr>
+        <w:pStyle w:val="Heading2"/>
         <w:rPr>
           <w:color w:val="auto"/>
         </w:rPr>
       </w:pPr>
-      <w:bookmarkStart w:id="22" w:name="_Toc240732062"/>
+      <w:bookmarkStart w:id="22" w:name="_Toc240820732"/>
       <w:r>
         <w:rPr>
           <w:color w:val="auto"/>
@@ -12935,12 +15244,12 @@
     </w:p>
     <w:p>
       <w:pPr>
-        <w:pStyle w:val="Ttulo1"/>
+        <w:pStyle w:val="Heading1"/>
         <w:rPr>
           <w:color w:val="auto"/>
         </w:rPr>
       </w:pPr>
-      <w:bookmarkStart w:id="23" w:name="_Toc240732064"/>
+      <w:bookmarkStart w:id="23" w:name="_Toc240820733"/>
       <w:r>
         <w:rPr>
           <w:color w:val="auto"/>
@@ -12956,12 +15265,12 @@
     </w:p>
     <w:p>
       <w:pPr>
-        <w:pStyle w:val="Ttulo2"/>
+        <w:pStyle w:val="Heading2"/>
         <w:rPr>
           <w:color w:val="auto"/>
         </w:rPr>
       </w:pPr>
-      <w:bookmarkStart w:id="24" w:name="_Toc240732065"/>
+      <w:bookmarkStart w:id="24" w:name="_Toc240820734"/>
       <w:r>
         <w:rPr>
           <w:color w:val="auto"/>
@@ -12974,15 +15283,27 @@
       <w:pPr>
         <w:spacing w:after="160"/>
       </w:pPr>
+      <w:r>
+        <w:lastRenderedPageBreak/>
+        <w:t>El proceso de ETL se implementó en Tableau Prep Builder. La arquitectura general sigue el patrón extracción → limpieza y conformación por dimensión → staging de hechos → joins contra las dimensiones ya con llave subrogada → carga a la tabla de hechos. El diagrama completo del flujo se muestra en la sección 7.5.</w:t>
+      </w:r>
     </w:p>
     <w:p>
       <w:pPr>
-        <w:pStyle w:val="Ttulo2"/>
+        <w:spacing w:after="160"/>
+      </w:pPr>
+      <w:r>
+        <w:t>Fuentes utilizadas: el archivo plano E_commerce.csv (51,289 filas) como fuente transaccional, y un archivo generado externamente con dimdates.com (dimdates_fixed) como fuente de la dimensión de calendario.</w:t>
+      </w:r>
+    </w:p>
+    <w:p>
+      <w:pPr>
+        <w:pStyle w:val="Heading2"/>
         <w:rPr>
           <w:color w:val="auto"/>
         </w:rPr>
       </w:pPr>
-      <w:bookmarkStart w:id="25" w:name="_Toc240732066"/>
+      <w:bookmarkStart w:id="25" w:name="_Toc240820735"/>
       <w:r>
         <w:rPr>
           <w:color w:val="auto"/>
@@ -12995,15 +15316,355 @@
       <w:pPr>
         <w:spacing w:after="160"/>
       </w:pPr>
+      <w:r>
+        <w:t>El archivo E_commerce.csv se conecta directamente como entrada de Tableau Prep (nodo "E_commerce"). Para la dimensión de fechas se utilizó el generador de dimdates.com, seleccionando los campos de calendario y fiscales necesarios y exportando el resultado como CSV ("dimdates_fixed"), tal como recomienda el enunciado del proyecto.</w:t>
+      </w:r>
     </w:p>
     <w:p>
       <w:pPr>
-        <w:pStyle w:val="Ttulo2"/>
+        <w:spacing w:before="80" w:after="80"/>
+        <w:jc w:val="center"/>
+      </w:pPr>
+      <w:r>
+        <w:rPr>
+          <w:noProof/>
+        </w:rPr>
+        <w:drawing>
+          <wp:inline distT="0" distB="0" distL="0" distR="0" wp14:anchorId="06F2C4CA" wp14:editId="2A741F86">
+            <wp:extent cx="5486400" cy="2701571"/>
+            <wp:effectExtent l="0" t="0" r="0" b="0"/>
+            <wp:docPr id="1758674392" name="Picture 1758674392"/>
+            <wp:cNvGraphicFramePr>
+              <a:graphicFrameLocks xmlns:a="http://schemas.openxmlformats.org/drawingml/2006/main" noChangeAspect="1"/>
+            </wp:cNvGraphicFramePr>
+            <a:graphic xmlns:a="http://schemas.openxmlformats.org/drawingml/2006/main">
+              <a:graphicData uri="http://schemas.openxmlformats.org/drawingml/2006/picture">
+                <pic:pic xmlns:pic="http://schemas.openxmlformats.org/drawingml/2006/picture">
+                  <pic:nvPicPr>
+                    <pic:cNvPr id="0" name="image4.png"/>
+                    <pic:cNvPicPr/>
+                  </pic:nvPicPr>
+                  <pic:blipFill>
+                    <a:blip r:embed="rId10"/>
+                    <a:stretch>
+                      <a:fillRect/>
+                    </a:stretch>
+                  </pic:blipFill>
+                  <pic:spPr>
+                    <a:xfrm>
+                      <a:off x="0" y="0"/>
+                      <a:ext cx="5486400" cy="2701571"/>
+                    </a:xfrm>
+                    <a:prstGeom prst="rect">
+                      <a:avLst/>
+                    </a:prstGeom>
+                  </pic:spPr>
+                </pic:pic>
+              </a:graphicData>
+            </a:graphic>
+          </wp:inline>
+        </w:drawing>
+      </w:r>
+    </w:p>
+    <w:p>
+      <w:pPr>
+        <w:spacing w:before="80" w:after="80"/>
+        <w:jc w:val="center"/>
+      </w:pPr>
+      <w:r>
+        <w:rPr>
+          <w:noProof/>
+        </w:rPr>
+        <w:drawing>
+          <wp:inline distT="0" distB="0" distL="0" distR="0" wp14:anchorId="43EA1C9D" wp14:editId="07589113">
+            <wp:extent cx="5486400" cy="2718848"/>
+            <wp:effectExtent l="0" t="0" r="0" b="0"/>
+            <wp:docPr id="1758674393" name="Picture 1758674393"/>
+            <wp:cNvGraphicFramePr>
+              <a:graphicFrameLocks xmlns:a="http://schemas.openxmlformats.org/drawingml/2006/main" noChangeAspect="1"/>
+            </wp:cNvGraphicFramePr>
+            <a:graphic xmlns:a="http://schemas.openxmlformats.org/drawingml/2006/main">
+              <a:graphicData uri="http://schemas.openxmlformats.org/drawingml/2006/picture">
+                <pic:pic xmlns:pic="http://schemas.openxmlformats.org/drawingml/2006/picture">
+                  <pic:nvPicPr>
+                    <pic:cNvPr id="0" name="image5.png"/>
+                    <pic:cNvPicPr/>
+                  </pic:nvPicPr>
+                  <pic:blipFill>
+                    <a:blip r:embed="rId11"/>
+                    <a:stretch>
+                      <a:fillRect/>
+                    </a:stretch>
+                  </pic:blipFill>
+                  <pic:spPr>
+                    <a:xfrm>
+                      <a:off x="0" y="0"/>
+                      <a:ext cx="5486400" cy="2718848"/>
+                    </a:xfrm>
+                    <a:prstGeom prst="rect">
+                      <a:avLst/>
+                    </a:prstGeom>
+                  </pic:spPr>
+                </pic:pic>
+              </a:graphicData>
+            </a:graphic>
+          </wp:inline>
+        </w:drawing>
+      </w:r>
+    </w:p>
+    <w:p>
+      <w:pPr>
+        <w:spacing w:before="80" w:after="80"/>
+        <w:jc w:val="center"/>
+      </w:pPr>
+      <w:r>
+        <w:rPr>
+          <w:noProof/>
+        </w:rPr>
+        <w:lastRenderedPageBreak/>
+        <w:drawing>
+          <wp:inline distT="0" distB="0" distL="0" distR="0" wp14:anchorId="6BC237CD" wp14:editId="14E3B2A1">
+            <wp:extent cx="5486400" cy="2700293"/>
+            <wp:effectExtent l="0" t="0" r="0" b="0"/>
+            <wp:docPr id="1758674394" name="Picture 1758674394"/>
+            <wp:cNvGraphicFramePr>
+              <a:graphicFrameLocks xmlns:a="http://schemas.openxmlformats.org/drawingml/2006/main" noChangeAspect="1"/>
+            </wp:cNvGraphicFramePr>
+            <a:graphic xmlns:a="http://schemas.openxmlformats.org/drawingml/2006/main">
+              <a:graphicData uri="http://schemas.openxmlformats.org/drawingml/2006/picture">
+                <pic:pic xmlns:pic="http://schemas.openxmlformats.org/drawingml/2006/picture">
+                  <pic:nvPicPr>
+                    <pic:cNvPr id="0" name="image6.png"/>
+                    <pic:cNvPicPr/>
+                  </pic:nvPicPr>
+                  <pic:blipFill>
+                    <a:blip r:embed="rId12"/>
+                    <a:stretch>
+                      <a:fillRect/>
+                    </a:stretch>
+                  </pic:blipFill>
+                  <pic:spPr>
+                    <a:xfrm>
+                      <a:off x="0" y="0"/>
+                      <a:ext cx="5486400" cy="2700293"/>
+                    </a:xfrm>
+                    <a:prstGeom prst="rect">
+                      <a:avLst/>
+                    </a:prstGeom>
+                  </pic:spPr>
+                </pic:pic>
+              </a:graphicData>
+            </a:graphic>
+          </wp:inline>
+        </w:drawing>
+      </w:r>
+    </w:p>
+    <w:p>
+      <w:pPr>
+        <w:spacing w:before="80" w:after="80"/>
+        <w:jc w:val="center"/>
+      </w:pPr>
+      <w:r>
+        <w:rPr>
+          <w:noProof/>
+        </w:rPr>
+        <w:drawing>
+          <wp:inline distT="0" distB="0" distL="0" distR="0" wp14:anchorId="7E488767" wp14:editId="3F7F6E1C">
+            <wp:extent cx="5486400" cy="2693168"/>
+            <wp:effectExtent l="0" t="0" r="0" b="0"/>
+            <wp:docPr id="1758674395" name="Picture 1758674395"/>
+            <wp:cNvGraphicFramePr>
+              <a:graphicFrameLocks xmlns:a="http://schemas.openxmlformats.org/drawingml/2006/main" noChangeAspect="1"/>
+            </wp:cNvGraphicFramePr>
+            <a:graphic xmlns:a="http://schemas.openxmlformats.org/drawingml/2006/main">
+              <a:graphicData uri="http://schemas.openxmlformats.org/drawingml/2006/picture">
+                <pic:pic xmlns:pic="http://schemas.openxmlformats.org/drawingml/2006/picture">
+                  <pic:nvPicPr>
+                    <pic:cNvPr id="0" name="image7.png"/>
+                    <pic:cNvPicPr/>
+                  </pic:nvPicPr>
+                  <pic:blipFill>
+                    <a:blip r:embed="rId13"/>
+                    <a:stretch>
+                      <a:fillRect/>
+                    </a:stretch>
+                  </pic:blipFill>
+                  <pic:spPr>
+                    <a:xfrm>
+                      <a:off x="0" y="0"/>
+                      <a:ext cx="5486400" cy="2693168"/>
+                    </a:xfrm>
+                    <a:prstGeom prst="rect">
+                      <a:avLst/>
+                    </a:prstGeom>
+                  </pic:spPr>
+                </pic:pic>
+              </a:graphicData>
+            </a:graphic>
+          </wp:inline>
+        </w:drawing>
+      </w:r>
+    </w:p>
+    <w:p>
+      <w:pPr>
+        <w:spacing w:before="80" w:after="80"/>
+        <w:jc w:val="center"/>
+      </w:pPr>
+      <w:r>
+        <w:rPr>
+          <w:noProof/>
+        </w:rPr>
+        <w:drawing>
+          <wp:inline distT="0" distB="0" distL="0" distR="0" wp14:anchorId="16AFED09" wp14:editId="762522F8">
+            <wp:extent cx="5486400" cy="2684591"/>
+            <wp:effectExtent l="0" t="0" r="0" b="0"/>
+            <wp:docPr id="1758674396" name="Picture 1758674396"/>
+            <wp:cNvGraphicFramePr>
+              <a:graphicFrameLocks xmlns:a="http://schemas.openxmlformats.org/drawingml/2006/main" noChangeAspect="1"/>
+            </wp:cNvGraphicFramePr>
+            <a:graphic xmlns:a="http://schemas.openxmlformats.org/drawingml/2006/main">
+              <a:graphicData uri="http://schemas.openxmlformats.org/drawingml/2006/picture">
+                <pic:pic xmlns:pic="http://schemas.openxmlformats.org/drawingml/2006/picture">
+                  <pic:nvPicPr>
+                    <pic:cNvPr id="0" name="image8.png"/>
+                    <pic:cNvPicPr/>
+                  </pic:nvPicPr>
+                  <pic:blipFill>
+                    <a:blip r:embed="rId14"/>
+                    <a:stretch>
+                      <a:fillRect/>
+                    </a:stretch>
+                  </pic:blipFill>
+                  <pic:spPr>
+                    <a:xfrm>
+                      <a:off x="0" y="0"/>
+                      <a:ext cx="5486400" cy="2684591"/>
+                    </a:xfrm>
+                    <a:prstGeom prst="rect">
+                      <a:avLst/>
+                    </a:prstGeom>
+                  </pic:spPr>
+                </pic:pic>
+              </a:graphicData>
+            </a:graphic>
+          </wp:inline>
+        </w:drawing>
+      </w:r>
+    </w:p>
+    <w:p>
+      <w:pPr>
+        <w:spacing w:before="80" w:after="80"/>
+        <w:jc w:val="center"/>
+      </w:pPr>
+      <w:r>
+        <w:rPr>
+          <w:noProof/>
+        </w:rPr>
+        <w:lastRenderedPageBreak/>
+        <w:drawing>
+          <wp:inline distT="0" distB="0" distL="0" distR="0" wp14:anchorId="09BB86D9" wp14:editId="7A30E4F5">
+            <wp:extent cx="5486400" cy="2696027"/>
+            <wp:effectExtent l="0" t="0" r="0" b="0"/>
+            <wp:docPr id="1758674397" name="Picture 1758674397"/>
+            <wp:cNvGraphicFramePr>
+              <a:graphicFrameLocks xmlns:a="http://schemas.openxmlformats.org/drawingml/2006/main" noChangeAspect="1"/>
+            </wp:cNvGraphicFramePr>
+            <a:graphic xmlns:a="http://schemas.openxmlformats.org/drawingml/2006/main">
+              <a:graphicData uri="http://schemas.openxmlformats.org/drawingml/2006/picture">
+                <pic:pic xmlns:pic="http://schemas.openxmlformats.org/drawingml/2006/picture">
+                  <pic:nvPicPr>
+                    <pic:cNvPr id="0" name="image9.png"/>
+                    <pic:cNvPicPr/>
+                  </pic:nvPicPr>
+                  <pic:blipFill>
+                    <a:blip r:embed="rId15"/>
+                    <a:stretch>
+                      <a:fillRect/>
+                    </a:stretch>
+                  </pic:blipFill>
+                  <pic:spPr>
+                    <a:xfrm>
+                      <a:off x="0" y="0"/>
+                      <a:ext cx="5486400" cy="2696027"/>
+                    </a:xfrm>
+                    <a:prstGeom prst="rect">
+                      <a:avLst/>
+                    </a:prstGeom>
+                  </pic:spPr>
+                </pic:pic>
+              </a:graphicData>
+            </a:graphic>
+          </wp:inline>
+        </w:drawing>
+      </w:r>
+    </w:p>
+    <w:p>
+      <w:pPr>
+        <w:spacing w:before="80" w:after="80"/>
+        <w:jc w:val="center"/>
+      </w:pPr>
+      <w:r>
+        <w:rPr>
+          <w:noProof/>
+        </w:rPr>
+        <w:drawing>
+          <wp:inline distT="0" distB="0" distL="0" distR="0" wp14:anchorId="40CC78B3" wp14:editId="7F3F41DE">
+            <wp:extent cx="5486400" cy="2678806"/>
+            <wp:effectExtent l="0" t="0" r="0" b="0"/>
+            <wp:docPr id="1758674398" name="Picture 1758674398"/>
+            <wp:cNvGraphicFramePr>
+              <a:graphicFrameLocks xmlns:a="http://schemas.openxmlformats.org/drawingml/2006/main" noChangeAspect="1"/>
+            </wp:cNvGraphicFramePr>
+            <a:graphic xmlns:a="http://schemas.openxmlformats.org/drawingml/2006/main">
+              <a:graphicData uri="http://schemas.openxmlformats.org/drawingml/2006/picture">
+                <pic:pic xmlns:pic="http://schemas.openxmlformats.org/drawingml/2006/picture">
+                  <pic:nvPicPr>
+                    <pic:cNvPr id="0" name="image10.png"/>
+                    <pic:cNvPicPr/>
+                  </pic:nvPicPr>
+                  <pic:blipFill>
+                    <a:blip r:embed="rId16"/>
+                    <a:stretch>
+                      <a:fillRect/>
+                    </a:stretch>
+                  </pic:blipFill>
+                  <pic:spPr>
+                    <a:xfrm>
+                      <a:off x="0" y="0"/>
+                      <a:ext cx="5486400" cy="2678806"/>
+                    </a:xfrm>
+                    <a:prstGeom prst="rect">
+                      <a:avLst/>
+                    </a:prstGeom>
+                  </pic:spPr>
+                </pic:pic>
+              </a:graphicData>
+            </a:graphic>
+          </wp:inline>
+        </w:drawing>
+      </w:r>
+    </w:p>
+    <w:p>
+      <w:pPr>
+        <w:spacing w:after="160"/>
+      </w:pPr>
+      <w:r>
+        <w:rPr>
+          <w:i/>
+          <w:color w:val="666666"/>
+          <w:sz w:val="18"/>
+        </w:rPr>
+        <w:t>Generación de la dimensional de fecha con dimdates.com: configuración de campos de calendario, fiscales y flags (primer/último día de semana, mes y año; fin de semana; año bisiesto).</w:t>
+      </w:r>
+    </w:p>
+    <w:p>
+      <w:pPr>
+        <w:pStyle w:val="Heading2"/>
         <w:rPr>
           <w:color w:val="auto"/>
         </w:rPr>
       </w:pPr>
-      <w:bookmarkStart w:id="26" w:name="_Toc240732067"/>
+      <w:bookmarkStart w:id="26" w:name="_Toc240820736"/>
       <w:r>
         <w:rPr>
           <w:color w:val="auto"/>
@@ -13014,18 +15675,19 @@
     </w:p>
     <w:p>
       <w:pPr>
-        <w:pStyle w:val="Ttulo2"/>
-        <w:rPr>
-          <w:color w:val="auto"/>
-        </w:rPr>
+        <w:spacing w:after="160"/>
       </w:pPr>
-      <w:bookmarkStart w:id="27" w:name="_Toc240732068"/>
-      <w:r>
-        <w:rPr>
-          <w:color w:val="auto"/>
-        </w:rPr>
-        <w:lastRenderedPageBreak/>
-        <w:t>7.4 Estrategia y orden de carga</w:t>
+      <w:r>
+        <w:t>Cada dimensión se construyó a partir del archivo fuente (o del archivo de fechas) aplicando agregación/agrupación para llegar a una fila por valor único, seguida de limpieza y generación de la llave subrogada mediante un campo calculado con ROW_NUMBER(). A continuación se documenta la limpieza aplicada a cada una, con evidencia de las recetas ("recipes") de Tableau Prep.</w:t>
+      </w:r>
+    </w:p>
+    <w:p>
+      <w:pPr>
+        <w:pStyle w:val="Heading3"/>
+      </w:pPr>
+      <w:bookmarkStart w:id="27" w:name="_Toc240820737"/>
+      <w:r>
+        <w:t>7.3.1 DIM_DATE</w:t>
       </w:r>
       <w:bookmarkEnd w:id="27"/>
     </w:p>
@@ -13033,20 +15695,162 @@
       <w:pPr>
         <w:spacing w:after="160"/>
       </w:pPr>
+      <w:r>
+        <w:t>A partir del archivo de dimdates.com se estandarizaron a mayúsculas los nombres de día y mes, se generó date_id con ROW_NUMBER() ordenado por Id, y se calcularon los indicadores derivados (primer/último día de semana, mes y año; fin de semana; año bisiesto), eliminando después los campos booleanos auxiliares (IsFirstDayOfWeek, IsWeekend, etc.) que solo se usaron como paso intermedio del cálculo.</w:t>
+      </w:r>
     </w:p>
     <w:p>
       <w:pPr>
-        <w:pStyle w:val="Ttulo2"/>
-        <w:rPr>
-          <w:color w:val="auto"/>
-        </w:rPr>
+        <w:spacing w:before="80" w:after="80"/>
+        <w:jc w:val="center"/>
       </w:pPr>
-      <w:bookmarkStart w:id="28" w:name="_Toc240732069"/>
-      <w:r>
-        <w:rPr>
-          <w:color w:val="auto"/>
-        </w:rPr>
-        <w:t>7.5 Diagrama de flujo de ETL</w:t>
+      <w:r>
+        <w:rPr>
+          <w:noProof/>
+        </w:rPr>
+        <w:lastRenderedPageBreak/>
+        <w:drawing>
+          <wp:inline distT="0" distB="0" distL="0" distR="0" wp14:anchorId="38CECF7E" wp14:editId="70FAF9B3">
+            <wp:extent cx="5760720" cy="2376801"/>
+            <wp:effectExtent l="0" t="0" r="0" b="0"/>
+            <wp:docPr id="1758674399" name="Picture 1758674399"/>
+            <wp:cNvGraphicFramePr>
+              <a:graphicFrameLocks xmlns:a="http://schemas.openxmlformats.org/drawingml/2006/main" noChangeAspect="1"/>
+            </wp:cNvGraphicFramePr>
+            <a:graphic xmlns:a="http://schemas.openxmlformats.org/drawingml/2006/main">
+              <a:graphicData uri="http://schemas.openxmlformats.org/drawingml/2006/picture">
+                <pic:pic xmlns:pic="http://schemas.openxmlformats.org/drawingml/2006/picture">
+                  <pic:nvPicPr>
+                    <pic:cNvPr id="0" name="image11.png"/>
+                    <pic:cNvPicPr/>
+                  </pic:nvPicPr>
+                  <pic:blipFill>
+                    <a:blip r:embed="rId17"/>
+                    <a:stretch>
+                      <a:fillRect/>
+                    </a:stretch>
+                  </pic:blipFill>
+                  <pic:spPr>
+                    <a:xfrm>
+                      <a:off x="0" y="0"/>
+                      <a:ext cx="5760720" cy="2376801"/>
+                    </a:xfrm>
+                    <a:prstGeom prst="rect">
+                      <a:avLst/>
+                    </a:prstGeom>
+                  </pic:spPr>
+                </pic:pic>
+              </a:graphicData>
+            </a:graphic>
+          </wp:inline>
+        </w:drawing>
+      </w:r>
+    </w:p>
+    <w:p>
+      <w:pPr>
+        <w:spacing w:before="80" w:after="80"/>
+        <w:jc w:val="center"/>
+      </w:pPr>
+      <w:r>
+        <w:rPr>
+          <w:noProof/>
+        </w:rPr>
+        <w:drawing>
+          <wp:inline distT="0" distB="0" distL="0" distR="0" wp14:anchorId="674A3B91" wp14:editId="25DC071D">
+            <wp:extent cx="5760720" cy="2359408"/>
+            <wp:effectExtent l="0" t="0" r="0" b="0"/>
+            <wp:docPr id="1758674400" name="Picture 1758674400"/>
+            <wp:cNvGraphicFramePr>
+              <a:graphicFrameLocks xmlns:a="http://schemas.openxmlformats.org/drawingml/2006/main" noChangeAspect="1"/>
+            </wp:cNvGraphicFramePr>
+            <a:graphic xmlns:a="http://schemas.openxmlformats.org/drawingml/2006/main">
+              <a:graphicData uri="http://schemas.openxmlformats.org/drawingml/2006/picture">
+                <pic:pic xmlns:pic="http://schemas.openxmlformats.org/drawingml/2006/picture">
+                  <pic:nvPicPr>
+                    <pic:cNvPr id="0" name="image12.png"/>
+                    <pic:cNvPicPr/>
+                  </pic:nvPicPr>
+                  <pic:blipFill>
+                    <a:blip r:embed="rId18"/>
+                    <a:stretch>
+                      <a:fillRect/>
+                    </a:stretch>
+                  </pic:blipFill>
+                  <pic:spPr>
+                    <a:xfrm>
+                      <a:off x="0" y="0"/>
+                      <a:ext cx="5760720" cy="2359408"/>
+                    </a:xfrm>
+                    <a:prstGeom prst="rect">
+                      <a:avLst/>
+                    </a:prstGeom>
+                  </pic:spPr>
+                </pic:pic>
+              </a:graphicData>
+            </a:graphic>
+          </wp:inline>
+        </w:drawing>
+      </w:r>
+    </w:p>
+    <w:p>
+      <w:pPr>
+        <w:spacing w:before="80" w:after="80"/>
+        <w:jc w:val="center"/>
+      </w:pPr>
+      <w:r>
+        <w:rPr>
+          <w:noProof/>
+        </w:rPr>
+        <w:drawing>
+          <wp:inline distT="0" distB="0" distL="0" distR="0" wp14:anchorId="0509AA6C" wp14:editId="5EDB9E44">
+            <wp:extent cx="5760720" cy="2388264"/>
+            <wp:effectExtent l="0" t="0" r="0" b="0"/>
+            <wp:docPr id="1758674401" name="Picture 1758674401"/>
+            <wp:cNvGraphicFramePr>
+              <a:graphicFrameLocks xmlns:a="http://schemas.openxmlformats.org/drawingml/2006/main" noChangeAspect="1"/>
+            </wp:cNvGraphicFramePr>
+            <a:graphic xmlns:a="http://schemas.openxmlformats.org/drawingml/2006/main">
+              <a:graphicData uri="http://schemas.openxmlformats.org/drawingml/2006/picture">
+                <pic:pic xmlns:pic="http://schemas.openxmlformats.org/drawingml/2006/picture">
+                  <pic:nvPicPr>
+                    <pic:cNvPr id="0" name="image13.png"/>
+                    <pic:cNvPicPr/>
+                  </pic:nvPicPr>
+                  <pic:blipFill>
+                    <a:blip r:embed="rId19"/>
+                    <a:stretch>
+                      <a:fillRect/>
+                    </a:stretch>
+                  </pic:blipFill>
+                  <pic:spPr>
+                    <a:xfrm>
+                      <a:off x="0" y="0"/>
+                      <a:ext cx="5760720" cy="2388264"/>
+                    </a:xfrm>
+                    <a:prstGeom prst="rect">
+                      <a:avLst/>
+                    </a:prstGeom>
+                  </pic:spPr>
+                </pic:pic>
+              </a:graphicData>
+            </a:graphic>
+          </wp:inline>
+        </w:drawing>
+      </w:r>
+    </w:p>
+    <w:p>
+      <w:pPr>
+        <w:pStyle w:val="Heading3"/>
+        <w:rPr>
+          <w:lang w:val="en-CA"/>
+        </w:rPr>
+      </w:pPr>
+      <w:bookmarkStart w:id="28" w:name="_Toc240820738"/>
+      <w:r>
+        <w:rPr>
+          <w:lang w:val="en-CA"/>
+        </w:rPr>
+        <w:t>7.3.2 DIM_ORDER</w:t>
       </w:r>
       <w:bookmarkEnd w:id="28"/>
     </w:p>
@@ -13054,40 +15858,1646 @@
       <w:pPr>
         <w:spacing w:after="160"/>
       </w:pPr>
+      <w:r>
+        <w:rPr>
+          <w:lang w:val="en-CA"/>
+        </w:rPr>
+        <w:t xml:space="preserve">Se agruparon Order ID, Ship Mode y Order Priority. </w:t>
+      </w:r>
+      <w:r>
+        <w:t>Se estandarizó el texto a mayúsculas, se filtraron los registros con Order Priority nulo y el valor fuera de dominio '45788' en Ship Mode, y se generó order_id con ROW_NUMBER(). Se detectaron Order ID repetidos con datos distintos; para esos casos se identificó la fila duplicada (Is Duplicate Row?) y se reemplazó su Order ID por un identificador único, evitando así colisiones de llave natural.</w:t>
+      </w:r>
     </w:p>
     <w:p>
       <w:pPr>
-        <w:pStyle w:val="Ttulo2"/>
-        <w:rPr>
-          <w:color w:val="auto"/>
-        </w:rPr>
+        <w:spacing w:before="80" w:after="80"/>
+        <w:jc w:val="center"/>
       </w:pPr>
-      <w:bookmarkStart w:id="29" w:name="_Toc240732070"/>
-      <w:r>
-        <w:rPr>
-          <w:color w:val="auto"/>
-        </w:rPr>
-        <w:t>7.6 Evidencia de ejecución</w:t>
+      <w:r>
+        <w:rPr>
+          <w:noProof/>
+        </w:rPr>
+        <w:lastRenderedPageBreak/>
+        <w:drawing>
+          <wp:inline distT="0" distB="0" distL="0" distR="0" wp14:anchorId="2A5376EA" wp14:editId="5F05AB2C">
+            <wp:extent cx="5760720" cy="2377012"/>
+            <wp:effectExtent l="0" t="0" r="0" b="0"/>
+            <wp:docPr id="1758674402" name="Picture 1758674402"/>
+            <wp:cNvGraphicFramePr>
+              <a:graphicFrameLocks xmlns:a="http://schemas.openxmlformats.org/drawingml/2006/main" noChangeAspect="1"/>
+            </wp:cNvGraphicFramePr>
+            <a:graphic xmlns:a="http://schemas.openxmlformats.org/drawingml/2006/main">
+              <a:graphicData uri="http://schemas.openxmlformats.org/drawingml/2006/picture">
+                <pic:pic xmlns:pic="http://schemas.openxmlformats.org/drawingml/2006/picture">
+                  <pic:nvPicPr>
+                    <pic:cNvPr id="0" name="image14.png"/>
+                    <pic:cNvPicPr/>
+                  </pic:nvPicPr>
+                  <pic:blipFill>
+                    <a:blip r:embed="rId20"/>
+                    <a:stretch>
+                      <a:fillRect/>
+                    </a:stretch>
+                  </pic:blipFill>
+                  <pic:spPr>
+                    <a:xfrm>
+                      <a:off x="0" y="0"/>
+                      <a:ext cx="5760720" cy="2377012"/>
+                    </a:xfrm>
+                    <a:prstGeom prst="rect">
+                      <a:avLst/>
+                    </a:prstGeom>
+                  </pic:spPr>
+                </pic:pic>
+              </a:graphicData>
+            </a:graphic>
+          </wp:inline>
+        </w:drawing>
+      </w:r>
+    </w:p>
+    <w:p>
+      <w:pPr>
+        <w:spacing w:before="80" w:after="80"/>
+        <w:jc w:val="center"/>
+      </w:pPr>
+      <w:r>
+        <w:rPr>
+          <w:noProof/>
+        </w:rPr>
+        <w:drawing>
+          <wp:inline distT="0" distB="0" distL="0" distR="0" wp14:anchorId="7784B1B7" wp14:editId="38A2A78D">
+            <wp:extent cx="5760720" cy="2375833"/>
+            <wp:effectExtent l="0" t="0" r="0" b="0"/>
+            <wp:docPr id="1758674403" name="Picture 1758674403"/>
+            <wp:cNvGraphicFramePr>
+              <a:graphicFrameLocks xmlns:a="http://schemas.openxmlformats.org/drawingml/2006/main" noChangeAspect="1"/>
+            </wp:cNvGraphicFramePr>
+            <a:graphic xmlns:a="http://schemas.openxmlformats.org/drawingml/2006/main">
+              <a:graphicData uri="http://schemas.openxmlformats.org/drawingml/2006/picture">
+                <pic:pic xmlns:pic="http://schemas.openxmlformats.org/drawingml/2006/picture">
+                  <pic:nvPicPr>
+                    <pic:cNvPr id="0" name="image15.png"/>
+                    <pic:cNvPicPr/>
+                  </pic:nvPicPr>
+                  <pic:blipFill>
+                    <a:blip r:embed="rId21"/>
+                    <a:stretch>
+                      <a:fillRect/>
+                    </a:stretch>
+                  </pic:blipFill>
+                  <pic:spPr>
+                    <a:xfrm>
+                      <a:off x="0" y="0"/>
+                      <a:ext cx="5760720" cy="2375833"/>
+                    </a:xfrm>
+                    <a:prstGeom prst="rect">
+                      <a:avLst/>
+                    </a:prstGeom>
+                  </pic:spPr>
+                </pic:pic>
+              </a:graphicData>
+            </a:graphic>
+          </wp:inline>
+        </w:drawing>
+      </w:r>
+    </w:p>
+    <w:p>
+      <w:pPr>
+        <w:spacing w:before="80" w:after="80"/>
+        <w:jc w:val="center"/>
+      </w:pPr>
+      <w:r>
+        <w:rPr>
+          <w:noProof/>
+        </w:rPr>
+        <w:drawing>
+          <wp:inline distT="0" distB="0" distL="0" distR="0" wp14:anchorId="53029F9E" wp14:editId="26B2509C">
+            <wp:extent cx="5760720" cy="2389657"/>
+            <wp:effectExtent l="0" t="0" r="0" b="0"/>
+            <wp:docPr id="1758674404" name="Picture 1758674404"/>
+            <wp:cNvGraphicFramePr>
+              <a:graphicFrameLocks xmlns:a="http://schemas.openxmlformats.org/drawingml/2006/main" noChangeAspect="1"/>
+            </wp:cNvGraphicFramePr>
+            <a:graphic xmlns:a="http://schemas.openxmlformats.org/drawingml/2006/main">
+              <a:graphicData uri="http://schemas.openxmlformats.org/drawingml/2006/picture">
+                <pic:pic xmlns:pic="http://schemas.openxmlformats.org/drawingml/2006/picture">
+                  <pic:nvPicPr>
+                    <pic:cNvPr id="0" name="image16.png"/>
+                    <pic:cNvPicPr/>
+                  </pic:nvPicPr>
+                  <pic:blipFill>
+                    <a:blip r:embed="rId22"/>
+                    <a:stretch>
+                      <a:fillRect/>
+                    </a:stretch>
+                  </pic:blipFill>
+                  <pic:spPr>
+                    <a:xfrm>
+                      <a:off x="0" y="0"/>
+                      <a:ext cx="5760720" cy="2389657"/>
+                    </a:xfrm>
+                    <a:prstGeom prst="rect">
+                      <a:avLst/>
+                    </a:prstGeom>
+                  </pic:spPr>
+                </pic:pic>
+              </a:graphicData>
+            </a:graphic>
+          </wp:inline>
+        </w:drawing>
+      </w:r>
+    </w:p>
+    <w:p>
+      <w:pPr>
+        <w:pStyle w:val="Heading3"/>
+      </w:pPr>
+      <w:bookmarkStart w:id="29" w:name="_Toc240820739"/>
+      <w:r>
+        <w:t>7.3.3 DIM_PRODUCT</w:t>
       </w:r>
       <w:bookmarkEnd w:id="29"/>
     </w:p>
     <w:p>
       <w:pPr>
-        <w:pStyle w:val="Ttulo1"/>
+        <w:spacing w:after="160"/>
       </w:pPr>
-      <w:bookmarkStart w:id="30" w:name="_Toc240732071"/>
-      <w:r>
-        <w:rPr>
-          <w:color w:val="auto"/>
-        </w:rPr>
-        <w:t>8. Conclusiones Preliminares</w:t>
+      <w:r>
+        <w:t>Se agruparon Product y Product Category (42 productos, 4 categorías), se estandarizó el texto a mayúsculas y se generó product_id con ROW_NUMBER() ordenado por nombre de producto.</w:t>
+      </w:r>
+    </w:p>
+    <w:p>
+      <w:pPr>
+        <w:spacing w:before="80" w:after="80"/>
+        <w:jc w:val="center"/>
+      </w:pPr>
+      <w:r>
+        <w:rPr>
+          <w:noProof/>
+        </w:rPr>
+        <w:lastRenderedPageBreak/>
+        <w:drawing>
+          <wp:inline distT="0" distB="0" distL="0" distR="0" wp14:anchorId="21CB2CD7" wp14:editId="0A84087A">
+            <wp:extent cx="5760720" cy="2331239"/>
+            <wp:effectExtent l="0" t="0" r="0" b="0"/>
+            <wp:docPr id="1758674405" name="Picture 1758674405"/>
+            <wp:cNvGraphicFramePr>
+              <a:graphicFrameLocks xmlns:a="http://schemas.openxmlformats.org/drawingml/2006/main" noChangeAspect="1"/>
+            </wp:cNvGraphicFramePr>
+            <a:graphic xmlns:a="http://schemas.openxmlformats.org/drawingml/2006/main">
+              <a:graphicData uri="http://schemas.openxmlformats.org/drawingml/2006/picture">
+                <pic:pic xmlns:pic="http://schemas.openxmlformats.org/drawingml/2006/picture">
+                  <pic:nvPicPr>
+                    <pic:cNvPr id="0" name="image17.png"/>
+                    <pic:cNvPicPr/>
+                  </pic:nvPicPr>
+                  <pic:blipFill>
+                    <a:blip r:embed="rId23"/>
+                    <a:stretch>
+                      <a:fillRect/>
+                    </a:stretch>
+                  </pic:blipFill>
+                  <pic:spPr>
+                    <a:xfrm>
+                      <a:off x="0" y="0"/>
+                      <a:ext cx="5760720" cy="2331239"/>
+                    </a:xfrm>
+                    <a:prstGeom prst="rect">
+                      <a:avLst/>
+                    </a:prstGeom>
+                  </pic:spPr>
+                </pic:pic>
+              </a:graphicData>
+            </a:graphic>
+          </wp:inline>
+        </w:drawing>
+      </w:r>
+    </w:p>
+    <w:p>
+      <w:pPr>
+        <w:spacing w:before="80" w:after="80"/>
+        <w:jc w:val="center"/>
+      </w:pPr>
+      <w:r>
+        <w:rPr>
+          <w:noProof/>
+        </w:rPr>
+        <w:drawing>
+          <wp:inline distT="0" distB="0" distL="0" distR="0" wp14:anchorId="0645F808" wp14:editId="4548F7DD">
+            <wp:extent cx="5760720" cy="2361726"/>
+            <wp:effectExtent l="0" t="0" r="0" b="0"/>
+            <wp:docPr id="1758674406" name="Picture 1758674406"/>
+            <wp:cNvGraphicFramePr>
+              <a:graphicFrameLocks xmlns:a="http://schemas.openxmlformats.org/drawingml/2006/main" noChangeAspect="1"/>
+            </wp:cNvGraphicFramePr>
+            <a:graphic xmlns:a="http://schemas.openxmlformats.org/drawingml/2006/main">
+              <a:graphicData uri="http://schemas.openxmlformats.org/drawingml/2006/picture">
+                <pic:pic xmlns:pic="http://schemas.openxmlformats.org/drawingml/2006/picture">
+                  <pic:nvPicPr>
+                    <pic:cNvPr id="0" name="image18.png"/>
+                    <pic:cNvPicPr/>
+                  </pic:nvPicPr>
+                  <pic:blipFill>
+                    <a:blip r:embed="rId24"/>
+                    <a:stretch>
+                      <a:fillRect/>
+                    </a:stretch>
+                  </pic:blipFill>
+                  <pic:spPr>
+                    <a:xfrm>
+                      <a:off x="0" y="0"/>
+                      <a:ext cx="5760720" cy="2361726"/>
+                    </a:xfrm>
+                    <a:prstGeom prst="rect">
+                      <a:avLst/>
+                    </a:prstGeom>
+                  </pic:spPr>
+                </pic:pic>
+              </a:graphicData>
+            </a:graphic>
+          </wp:inline>
+        </w:drawing>
+      </w:r>
+    </w:p>
+    <w:p>
+      <w:pPr>
+        <w:pStyle w:val="Heading3"/>
+      </w:pPr>
+      <w:bookmarkStart w:id="30" w:name="_Toc240820740"/>
+      <w:r>
+        <w:t>7.3.4 DIM_CUSTOMER</w:t>
       </w:r>
       <w:bookmarkEnd w:id="30"/>
     </w:p>
-    <w:p/>
+    <w:p>
+      <w:pPr>
+        <w:spacing w:after="160"/>
+      </w:pPr>
+      <w:r>
+        <w:t>Se agruparon los 8 atributos demográficos del cliente (795 clientes únicos), se estandarizó el texto a mayúsculas y se generó customer_id con ROW_NUMBER() ordenado por Customer ID.</w:t>
+      </w:r>
+    </w:p>
+    <w:p>
+      <w:pPr>
+        <w:spacing w:before="80" w:after="80"/>
+        <w:jc w:val="center"/>
+      </w:pPr>
+      <w:r>
+        <w:rPr>
+          <w:noProof/>
+        </w:rPr>
+        <w:drawing>
+          <wp:inline distT="0" distB="0" distL="0" distR="0" wp14:anchorId="1B59B287" wp14:editId="5B22A555">
+            <wp:extent cx="5760720" cy="2303607"/>
+            <wp:effectExtent l="0" t="0" r="0" b="0"/>
+            <wp:docPr id="1758674407" name="Picture 1758674407"/>
+            <wp:cNvGraphicFramePr>
+              <a:graphicFrameLocks xmlns:a="http://schemas.openxmlformats.org/drawingml/2006/main" noChangeAspect="1"/>
+            </wp:cNvGraphicFramePr>
+            <a:graphic xmlns:a="http://schemas.openxmlformats.org/drawingml/2006/main">
+              <a:graphicData uri="http://schemas.openxmlformats.org/drawingml/2006/picture">
+                <pic:pic xmlns:pic="http://schemas.openxmlformats.org/drawingml/2006/picture">
+                  <pic:nvPicPr>
+                    <pic:cNvPr id="0" name="image19.png"/>
+                    <pic:cNvPicPr/>
+                  </pic:nvPicPr>
+                  <pic:blipFill>
+                    <a:blip r:embed="rId25"/>
+                    <a:stretch>
+                      <a:fillRect/>
+                    </a:stretch>
+                  </pic:blipFill>
+                  <pic:spPr>
+                    <a:xfrm>
+                      <a:off x="0" y="0"/>
+                      <a:ext cx="5760720" cy="2303607"/>
+                    </a:xfrm>
+                    <a:prstGeom prst="rect">
+                      <a:avLst/>
+                    </a:prstGeom>
+                  </pic:spPr>
+                </pic:pic>
+              </a:graphicData>
+            </a:graphic>
+          </wp:inline>
+        </w:drawing>
+      </w:r>
+    </w:p>
+    <w:p>
+      <w:pPr>
+        <w:spacing w:before="80" w:after="80"/>
+        <w:jc w:val="center"/>
+      </w:pPr>
+      <w:r>
+        <w:rPr>
+          <w:noProof/>
+        </w:rPr>
+        <w:lastRenderedPageBreak/>
+        <w:drawing>
+          <wp:inline distT="0" distB="0" distL="0" distR="0" wp14:anchorId="5B2D81DF" wp14:editId="7BDC399A">
+            <wp:extent cx="5760720" cy="2387113"/>
+            <wp:effectExtent l="0" t="0" r="0" b="0"/>
+            <wp:docPr id="1758674408" name="Picture 1758674408"/>
+            <wp:cNvGraphicFramePr>
+              <a:graphicFrameLocks xmlns:a="http://schemas.openxmlformats.org/drawingml/2006/main" noChangeAspect="1"/>
+            </wp:cNvGraphicFramePr>
+            <a:graphic xmlns:a="http://schemas.openxmlformats.org/drawingml/2006/main">
+              <a:graphicData uri="http://schemas.openxmlformats.org/drawingml/2006/picture">
+                <pic:pic xmlns:pic="http://schemas.openxmlformats.org/drawingml/2006/picture">
+                  <pic:nvPicPr>
+                    <pic:cNvPr id="0" name="image20.png"/>
+                    <pic:cNvPicPr/>
+                  </pic:nvPicPr>
+                  <pic:blipFill>
+                    <a:blip r:embed="rId26"/>
+                    <a:stretch>
+                      <a:fillRect/>
+                    </a:stretch>
+                  </pic:blipFill>
+                  <pic:spPr>
+                    <a:xfrm>
+                      <a:off x="0" y="0"/>
+                      <a:ext cx="5760720" cy="2387113"/>
+                    </a:xfrm>
+                    <a:prstGeom prst="rect">
+                      <a:avLst/>
+                    </a:prstGeom>
+                  </pic:spPr>
+                </pic:pic>
+              </a:graphicData>
+            </a:graphic>
+          </wp:inline>
+        </w:drawing>
+      </w:r>
+    </w:p>
+    <w:p>
+      <w:pPr>
+        <w:spacing w:before="80" w:after="80"/>
+        <w:jc w:val="center"/>
+      </w:pPr>
+      <w:r>
+        <w:rPr>
+          <w:noProof/>
+        </w:rPr>
+        <w:drawing>
+          <wp:inline distT="0" distB="0" distL="0" distR="0" wp14:anchorId="4A9AB0DF" wp14:editId="2B803274">
+            <wp:extent cx="5760720" cy="2384905"/>
+            <wp:effectExtent l="0" t="0" r="0" b="0"/>
+            <wp:docPr id="1758674409" name="Picture 1758674409"/>
+            <wp:cNvGraphicFramePr>
+              <a:graphicFrameLocks xmlns:a="http://schemas.openxmlformats.org/drawingml/2006/main" noChangeAspect="1"/>
+            </wp:cNvGraphicFramePr>
+            <a:graphic xmlns:a="http://schemas.openxmlformats.org/drawingml/2006/main">
+              <a:graphicData uri="http://schemas.openxmlformats.org/drawingml/2006/picture">
+                <pic:pic xmlns:pic="http://schemas.openxmlformats.org/drawingml/2006/picture">
+                  <pic:nvPicPr>
+                    <pic:cNvPr id="0" name="image21.png"/>
+                    <pic:cNvPicPr/>
+                  </pic:nvPicPr>
+                  <pic:blipFill>
+                    <a:blip r:embed="rId27"/>
+                    <a:stretch>
+                      <a:fillRect/>
+                    </a:stretch>
+                  </pic:blipFill>
+                  <pic:spPr>
+                    <a:xfrm>
+                      <a:off x="0" y="0"/>
+                      <a:ext cx="5760720" cy="2384905"/>
+                    </a:xfrm>
+                    <a:prstGeom prst="rect">
+                      <a:avLst/>
+                    </a:prstGeom>
+                  </pic:spPr>
+                </pic:pic>
+              </a:graphicData>
+            </a:graphic>
+          </wp:inline>
+        </w:drawing>
+      </w:r>
+    </w:p>
+    <w:p>
+      <w:pPr>
+        <w:pStyle w:val="Heading3"/>
+      </w:pPr>
+      <w:bookmarkStart w:id="31" w:name="_Toc240820741"/>
+      <w:r>
+        <w:t>7.3.5 DIM_BEHAVIOR</w:t>
+      </w:r>
+      <w:bookmarkEnd w:id="31"/>
+    </w:p>
+    <w:p>
+      <w:pPr>
+        <w:spacing w:after="160"/>
+      </w:pPr>
+      <w:r>
+        <w:t>Se agruparon Browsing Time, Like, Share y Add to Cart (comportamiento en línea). Los tres indicadores binarios se transformaron de 0/1 a texto descriptivo en mayúsculas ('LIKED'/'NOT LIKED', 'SHARED'/'NOT SHARED', 'ADDED TO CART'/'NOT ADDED TO CART') y se generó behavior_id con ROW_NUMBER() ordenado por tiempo de navegación.</w:t>
+      </w:r>
+    </w:p>
+    <w:p>
+      <w:pPr>
+        <w:spacing w:before="80" w:after="80"/>
+        <w:jc w:val="center"/>
+      </w:pPr>
+      <w:r>
+        <w:rPr>
+          <w:noProof/>
+        </w:rPr>
+        <w:drawing>
+          <wp:inline distT="0" distB="0" distL="0" distR="0" wp14:anchorId="701C6501" wp14:editId="0C5BC18A">
+            <wp:extent cx="5760720" cy="2350832"/>
+            <wp:effectExtent l="0" t="0" r="0" b="0"/>
+            <wp:docPr id="1758674410" name="Picture 1758674410"/>
+            <wp:cNvGraphicFramePr>
+              <a:graphicFrameLocks xmlns:a="http://schemas.openxmlformats.org/drawingml/2006/main" noChangeAspect="1"/>
+            </wp:cNvGraphicFramePr>
+            <a:graphic xmlns:a="http://schemas.openxmlformats.org/drawingml/2006/main">
+              <a:graphicData uri="http://schemas.openxmlformats.org/drawingml/2006/picture">
+                <pic:pic xmlns:pic="http://schemas.openxmlformats.org/drawingml/2006/picture">
+                  <pic:nvPicPr>
+                    <pic:cNvPr id="0" name="image22.png"/>
+                    <pic:cNvPicPr/>
+                  </pic:nvPicPr>
+                  <pic:blipFill>
+                    <a:blip r:embed="rId28"/>
+                    <a:stretch>
+                      <a:fillRect/>
+                    </a:stretch>
+                  </pic:blipFill>
+                  <pic:spPr>
+                    <a:xfrm>
+                      <a:off x="0" y="0"/>
+                      <a:ext cx="5760720" cy="2350832"/>
+                    </a:xfrm>
+                    <a:prstGeom prst="rect">
+                      <a:avLst/>
+                    </a:prstGeom>
+                  </pic:spPr>
+                </pic:pic>
+              </a:graphicData>
+            </a:graphic>
+          </wp:inline>
+        </w:drawing>
+      </w:r>
+    </w:p>
+    <w:p>
+      <w:pPr>
+        <w:spacing w:before="80" w:after="80"/>
+        <w:jc w:val="center"/>
+      </w:pPr>
+      <w:r>
+        <w:rPr>
+          <w:noProof/>
+        </w:rPr>
+        <w:lastRenderedPageBreak/>
+        <w:drawing>
+          <wp:inline distT="0" distB="0" distL="0" distR="0" wp14:anchorId="371C8D72" wp14:editId="5D6B1EBC">
+            <wp:extent cx="5760720" cy="2380602"/>
+            <wp:effectExtent l="0" t="0" r="0" b="0"/>
+            <wp:docPr id="1758674411" name="Picture 1758674411"/>
+            <wp:cNvGraphicFramePr>
+              <a:graphicFrameLocks xmlns:a="http://schemas.openxmlformats.org/drawingml/2006/main" noChangeAspect="1"/>
+            </wp:cNvGraphicFramePr>
+            <a:graphic xmlns:a="http://schemas.openxmlformats.org/drawingml/2006/main">
+              <a:graphicData uri="http://schemas.openxmlformats.org/drawingml/2006/picture">
+                <pic:pic xmlns:pic="http://schemas.openxmlformats.org/drawingml/2006/picture">
+                  <pic:nvPicPr>
+                    <pic:cNvPr id="0" name="image23.png"/>
+                    <pic:cNvPicPr/>
+                  </pic:nvPicPr>
+                  <pic:blipFill>
+                    <a:blip r:embed="rId29"/>
+                    <a:stretch>
+                      <a:fillRect/>
+                    </a:stretch>
+                  </pic:blipFill>
+                  <pic:spPr>
+                    <a:xfrm>
+                      <a:off x="0" y="0"/>
+                      <a:ext cx="5760720" cy="2380602"/>
+                    </a:xfrm>
+                    <a:prstGeom prst="rect">
+                      <a:avLst/>
+                    </a:prstGeom>
+                  </pic:spPr>
+                </pic:pic>
+              </a:graphicData>
+            </a:graphic>
+          </wp:inline>
+        </w:drawing>
+      </w:r>
+    </w:p>
+    <w:p>
+      <w:pPr>
+        <w:spacing w:before="80" w:after="80"/>
+        <w:jc w:val="center"/>
+      </w:pPr>
+      <w:r>
+        <w:rPr>
+          <w:noProof/>
+        </w:rPr>
+        <w:drawing>
+          <wp:inline distT="0" distB="0" distL="0" distR="0" wp14:anchorId="718707B5" wp14:editId="643F9CCB">
+            <wp:extent cx="5760720" cy="2363719"/>
+            <wp:effectExtent l="0" t="0" r="0" b="0"/>
+            <wp:docPr id="1758674412" name="Picture 1758674412"/>
+            <wp:cNvGraphicFramePr>
+              <a:graphicFrameLocks xmlns:a="http://schemas.openxmlformats.org/drawingml/2006/main" noChangeAspect="1"/>
+            </wp:cNvGraphicFramePr>
+            <a:graphic xmlns:a="http://schemas.openxmlformats.org/drawingml/2006/main">
+              <a:graphicData uri="http://schemas.openxmlformats.org/drawingml/2006/picture">
+                <pic:pic xmlns:pic="http://schemas.openxmlformats.org/drawingml/2006/picture">
+                  <pic:nvPicPr>
+                    <pic:cNvPr id="0" name="image24.png"/>
+                    <pic:cNvPicPr/>
+                  </pic:nvPicPr>
+                  <pic:blipFill>
+                    <a:blip r:embed="rId30"/>
+                    <a:stretch>
+                      <a:fillRect/>
+                    </a:stretch>
+                  </pic:blipFill>
+                  <pic:spPr>
+                    <a:xfrm>
+                      <a:off x="0" y="0"/>
+                      <a:ext cx="5760720" cy="2363719"/>
+                    </a:xfrm>
+                    <a:prstGeom prst="rect">
+                      <a:avLst/>
+                    </a:prstGeom>
+                  </pic:spPr>
+                </pic:pic>
+              </a:graphicData>
+            </a:graphic>
+          </wp:inline>
+        </w:drawing>
+      </w:r>
+    </w:p>
+    <w:p>
+      <w:pPr>
+        <w:pStyle w:val="Heading3"/>
+      </w:pPr>
+      <w:bookmarkStart w:id="32" w:name="_Toc240820742"/>
+      <w:r>
+        <w:t>7.3.6 DIM_GEOGRAPHY</w:t>
+      </w:r>
+      <w:bookmarkEnd w:id="32"/>
+    </w:p>
+    <w:p>
+      <w:pPr>
+        <w:spacing w:after="160"/>
+      </w:pPr>
+      <w:r>
+        <w:t>Se agruparon City, State, Country y Region (559 combinaciones), se estandarizó el texto a mayúsculas y se corrigió el error de tipeo 'So3th' → 'SOUTH' en Region mediante reemplazo de valores agrupados. Se detectaron combinaciones duplicadas de ciudad/región, pero se decidió conservarlas intencionalmente para no perder datos, ya que eliminarlas habría afectado la trazabilidad de clientes ubicados en esas ciudades. Se generó geography_id con ROW_NUMBER() ordenado por ciudad.</w:t>
+      </w:r>
+    </w:p>
+    <w:p>
+      <w:pPr>
+        <w:spacing w:before="80" w:after="80"/>
+        <w:jc w:val="center"/>
+      </w:pPr>
+      <w:r>
+        <w:rPr>
+          <w:noProof/>
+        </w:rPr>
+        <w:drawing>
+          <wp:inline distT="0" distB="0" distL="0" distR="0" wp14:anchorId="776F0344" wp14:editId="78DD3AA4">
+            <wp:extent cx="5760720" cy="2362165"/>
+            <wp:effectExtent l="0" t="0" r="0" b="0"/>
+            <wp:docPr id="1758674413" name="Picture 1758674413"/>
+            <wp:cNvGraphicFramePr>
+              <a:graphicFrameLocks xmlns:a="http://schemas.openxmlformats.org/drawingml/2006/main" noChangeAspect="1"/>
+            </wp:cNvGraphicFramePr>
+            <a:graphic xmlns:a="http://schemas.openxmlformats.org/drawingml/2006/main">
+              <a:graphicData uri="http://schemas.openxmlformats.org/drawingml/2006/picture">
+                <pic:pic xmlns:pic="http://schemas.openxmlformats.org/drawingml/2006/picture">
+                  <pic:nvPicPr>
+                    <pic:cNvPr id="0" name="image25.png"/>
+                    <pic:cNvPicPr/>
+                  </pic:nvPicPr>
+                  <pic:blipFill>
+                    <a:blip r:embed="rId31"/>
+                    <a:stretch>
+                      <a:fillRect/>
+                    </a:stretch>
+                  </pic:blipFill>
+                  <pic:spPr>
+                    <a:xfrm>
+                      <a:off x="0" y="0"/>
+                      <a:ext cx="5760720" cy="2362165"/>
+                    </a:xfrm>
+                    <a:prstGeom prst="rect">
+                      <a:avLst/>
+                    </a:prstGeom>
+                  </pic:spPr>
+                </pic:pic>
+              </a:graphicData>
+            </a:graphic>
+          </wp:inline>
+        </w:drawing>
+      </w:r>
+    </w:p>
+    <w:p>
+      <w:pPr>
+        <w:spacing w:before="80" w:after="80"/>
+        <w:jc w:val="center"/>
+      </w:pPr>
+      <w:r>
+        <w:rPr>
+          <w:noProof/>
+        </w:rPr>
+        <w:lastRenderedPageBreak/>
+        <w:drawing>
+          <wp:inline distT="0" distB="0" distL="0" distR="0" wp14:anchorId="5A1F97FE" wp14:editId="0916D334">
+            <wp:extent cx="5760720" cy="2354205"/>
+            <wp:effectExtent l="0" t="0" r="0" b="0"/>
+            <wp:docPr id="1758674414" name="Picture 1758674414"/>
+            <wp:cNvGraphicFramePr>
+              <a:graphicFrameLocks xmlns:a="http://schemas.openxmlformats.org/drawingml/2006/main" noChangeAspect="1"/>
+            </wp:cNvGraphicFramePr>
+            <a:graphic xmlns:a="http://schemas.openxmlformats.org/drawingml/2006/main">
+              <a:graphicData uri="http://schemas.openxmlformats.org/drawingml/2006/picture">
+                <pic:pic xmlns:pic="http://schemas.openxmlformats.org/drawingml/2006/picture">
+                  <pic:nvPicPr>
+                    <pic:cNvPr id="0" name="image26.png"/>
+                    <pic:cNvPicPr/>
+                  </pic:nvPicPr>
+                  <pic:blipFill>
+                    <a:blip r:embed="rId32"/>
+                    <a:stretch>
+                      <a:fillRect/>
+                    </a:stretch>
+                  </pic:blipFill>
+                  <pic:spPr>
+                    <a:xfrm>
+                      <a:off x="0" y="0"/>
+                      <a:ext cx="5760720" cy="2354205"/>
+                    </a:xfrm>
+                    <a:prstGeom prst="rect">
+                      <a:avLst/>
+                    </a:prstGeom>
+                  </pic:spPr>
+                </pic:pic>
+              </a:graphicData>
+            </a:graphic>
+          </wp:inline>
+        </w:drawing>
+      </w:r>
+    </w:p>
+    <w:p>
+      <w:pPr>
+        <w:pStyle w:val="Heading3"/>
+      </w:pPr>
+      <w:bookmarkStart w:id="33" w:name="_Toc240820743"/>
+      <w:r>
+        <w:t>7.3.7 Staging de ventas (STA_SALES)</w:t>
+      </w:r>
+      <w:bookmarkEnd w:id="33"/>
+    </w:p>
+    <w:p>
+      <w:pPr>
+        <w:spacing w:after="160"/>
+      </w:pPr>
+      <w:r>
+        <w:t>En paralelo a la construcción de dimensiones, se preparó un staging a nivel de línea de pedido (26 campos, 51K filas) con la misma estandarización a mayúsculas, la sustitución de 'So3th' por 'SOUTH', la conversión de los indicadores de comportamiento a texto descriptivo, y la misma corrección de Order ID duplicados aplicada en DIM_ORDER. Este staging (STA_SALES) es la fuente que luego se une contra cada dimensión ya con llave subrogada para construir fact_sales (ver sección 7.4).</w:t>
+      </w:r>
+    </w:p>
+    <w:p>
+      <w:pPr>
+        <w:spacing w:before="80" w:after="80"/>
+        <w:jc w:val="center"/>
+      </w:pPr>
+      <w:r>
+        <w:rPr>
+          <w:noProof/>
+        </w:rPr>
+        <w:drawing>
+          <wp:inline distT="0" distB="0" distL="0" distR="0" wp14:anchorId="4BB122E5" wp14:editId="65947D16">
+            <wp:extent cx="5760720" cy="2396379"/>
+            <wp:effectExtent l="0" t="0" r="0" b="0"/>
+            <wp:docPr id="1758674415" name="Picture 1758674415"/>
+            <wp:cNvGraphicFramePr>
+              <a:graphicFrameLocks xmlns:a="http://schemas.openxmlformats.org/drawingml/2006/main" noChangeAspect="1"/>
+            </wp:cNvGraphicFramePr>
+            <a:graphic xmlns:a="http://schemas.openxmlformats.org/drawingml/2006/main">
+              <a:graphicData uri="http://schemas.openxmlformats.org/drawingml/2006/picture">
+                <pic:pic xmlns:pic="http://schemas.openxmlformats.org/drawingml/2006/picture">
+                  <pic:nvPicPr>
+                    <pic:cNvPr id="0" name="image27.png"/>
+                    <pic:cNvPicPr/>
+                  </pic:nvPicPr>
+                  <pic:blipFill>
+                    <a:blip r:embed="rId33"/>
+                    <a:stretch>
+                      <a:fillRect/>
+                    </a:stretch>
+                  </pic:blipFill>
+                  <pic:spPr>
+                    <a:xfrm>
+                      <a:off x="0" y="0"/>
+                      <a:ext cx="5760720" cy="2396379"/>
+                    </a:xfrm>
+                    <a:prstGeom prst="rect">
+                      <a:avLst/>
+                    </a:prstGeom>
+                  </pic:spPr>
+                </pic:pic>
+              </a:graphicData>
+            </a:graphic>
+          </wp:inline>
+        </w:drawing>
+      </w:r>
+    </w:p>
+    <w:p>
+      <w:pPr>
+        <w:spacing w:before="80" w:after="80"/>
+        <w:jc w:val="center"/>
+      </w:pPr>
+      <w:r>
+        <w:rPr>
+          <w:noProof/>
+        </w:rPr>
+        <w:drawing>
+          <wp:inline distT="0" distB="0" distL="0" distR="0" wp14:anchorId="0C8FA34A" wp14:editId="7D780FBE">
+            <wp:extent cx="5760720" cy="2378989"/>
+            <wp:effectExtent l="0" t="0" r="0" b="0"/>
+            <wp:docPr id="1758674416" name="Picture 1758674416"/>
+            <wp:cNvGraphicFramePr>
+              <a:graphicFrameLocks xmlns:a="http://schemas.openxmlformats.org/drawingml/2006/main" noChangeAspect="1"/>
+            </wp:cNvGraphicFramePr>
+            <a:graphic xmlns:a="http://schemas.openxmlformats.org/drawingml/2006/main">
+              <a:graphicData uri="http://schemas.openxmlformats.org/drawingml/2006/picture">
+                <pic:pic xmlns:pic="http://schemas.openxmlformats.org/drawingml/2006/picture">
+                  <pic:nvPicPr>
+                    <pic:cNvPr id="0" name="image28.png"/>
+                    <pic:cNvPicPr/>
+                  </pic:nvPicPr>
+                  <pic:blipFill>
+                    <a:blip r:embed="rId34"/>
+                    <a:stretch>
+                      <a:fillRect/>
+                    </a:stretch>
+                  </pic:blipFill>
+                  <pic:spPr>
+                    <a:xfrm>
+                      <a:off x="0" y="0"/>
+                      <a:ext cx="5760720" cy="2378989"/>
+                    </a:xfrm>
+                    <a:prstGeom prst="rect">
+                      <a:avLst/>
+                    </a:prstGeom>
+                  </pic:spPr>
+                </pic:pic>
+              </a:graphicData>
+            </a:graphic>
+          </wp:inline>
+        </w:drawing>
+      </w:r>
+    </w:p>
+    <w:p>
+      <w:pPr>
+        <w:spacing w:before="80" w:after="80"/>
+        <w:jc w:val="center"/>
+      </w:pPr>
+      <w:r>
+        <w:rPr>
+          <w:noProof/>
+        </w:rPr>
+        <w:lastRenderedPageBreak/>
+        <w:drawing>
+          <wp:inline distT="0" distB="0" distL="0" distR="0" wp14:anchorId="0200DF44" wp14:editId="7681F543">
+            <wp:extent cx="5760720" cy="2374237"/>
+            <wp:effectExtent l="0" t="0" r="0" b="0"/>
+            <wp:docPr id="1758674417" name="Picture 1758674417"/>
+            <wp:cNvGraphicFramePr>
+              <a:graphicFrameLocks xmlns:a="http://schemas.openxmlformats.org/drawingml/2006/main" noChangeAspect="1"/>
+            </wp:cNvGraphicFramePr>
+            <a:graphic xmlns:a="http://schemas.openxmlformats.org/drawingml/2006/main">
+              <a:graphicData uri="http://schemas.openxmlformats.org/drawingml/2006/picture">
+                <pic:pic xmlns:pic="http://schemas.openxmlformats.org/drawingml/2006/picture">
+                  <pic:nvPicPr>
+                    <pic:cNvPr id="0" name="image29.png"/>
+                    <pic:cNvPicPr/>
+                  </pic:nvPicPr>
+                  <pic:blipFill>
+                    <a:blip r:embed="rId35"/>
+                    <a:stretch>
+                      <a:fillRect/>
+                    </a:stretch>
+                  </pic:blipFill>
+                  <pic:spPr>
+                    <a:xfrm>
+                      <a:off x="0" y="0"/>
+                      <a:ext cx="5760720" cy="2374237"/>
+                    </a:xfrm>
+                    <a:prstGeom prst="rect">
+                      <a:avLst/>
+                    </a:prstGeom>
+                  </pic:spPr>
+                </pic:pic>
+              </a:graphicData>
+            </a:graphic>
+          </wp:inline>
+        </w:drawing>
+      </w:r>
+    </w:p>
+    <w:p>
+      <w:pPr>
+        <w:spacing w:before="80" w:after="80"/>
+        <w:jc w:val="center"/>
+      </w:pPr>
+      <w:r>
+        <w:rPr>
+          <w:noProof/>
+        </w:rPr>
+        <w:drawing>
+          <wp:inline distT="0" distB="0" distL="0" distR="0" wp14:anchorId="72AB0912" wp14:editId="2687E084">
+            <wp:extent cx="5760720" cy="2363545"/>
+            <wp:effectExtent l="0" t="0" r="0" b="0"/>
+            <wp:docPr id="1758674418" name="Picture 1758674418"/>
+            <wp:cNvGraphicFramePr>
+              <a:graphicFrameLocks xmlns:a="http://schemas.openxmlformats.org/drawingml/2006/main" noChangeAspect="1"/>
+            </wp:cNvGraphicFramePr>
+            <a:graphic xmlns:a="http://schemas.openxmlformats.org/drawingml/2006/main">
+              <a:graphicData uri="http://schemas.openxmlformats.org/drawingml/2006/picture">
+                <pic:pic xmlns:pic="http://schemas.openxmlformats.org/drawingml/2006/picture">
+                  <pic:nvPicPr>
+                    <pic:cNvPr id="0" name="image30.png"/>
+                    <pic:cNvPicPr/>
+                  </pic:nvPicPr>
+                  <pic:blipFill>
+                    <a:blip r:embed="rId36"/>
+                    <a:stretch>
+                      <a:fillRect/>
+                    </a:stretch>
+                  </pic:blipFill>
+                  <pic:spPr>
+                    <a:xfrm>
+                      <a:off x="0" y="0"/>
+                      <a:ext cx="5760720" cy="2363545"/>
+                    </a:xfrm>
+                    <a:prstGeom prst="rect">
+                      <a:avLst/>
+                    </a:prstGeom>
+                  </pic:spPr>
+                </pic:pic>
+              </a:graphicData>
+            </a:graphic>
+          </wp:inline>
+        </w:drawing>
+      </w:r>
+    </w:p>
+    <w:p>
+      <w:pPr>
+        <w:spacing w:before="80" w:after="80"/>
+        <w:jc w:val="center"/>
+      </w:pPr>
+      <w:r>
+        <w:rPr>
+          <w:noProof/>
+        </w:rPr>
+        <w:drawing>
+          <wp:inline distT="0" distB="0" distL="0" distR="0" wp14:anchorId="45BCEDDC" wp14:editId="7BFDFCD1">
+            <wp:extent cx="5760720" cy="2354821"/>
+            <wp:effectExtent l="0" t="0" r="0" b="0"/>
+            <wp:docPr id="1758674419" name="Picture 1758674419"/>
+            <wp:cNvGraphicFramePr>
+              <a:graphicFrameLocks xmlns:a="http://schemas.openxmlformats.org/drawingml/2006/main" noChangeAspect="1"/>
+            </wp:cNvGraphicFramePr>
+            <a:graphic xmlns:a="http://schemas.openxmlformats.org/drawingml/2006/main">
+              <a:graphicData uri="http://schemas.openxmlformats.org/drawingml/2006/picture">
+                <pic:pic xmlns:pic="http://schemas.openxmlformats.org/drawingml/2006/picture">
+                  <pic:nvPicPr>
+                    <pic:cNvPr id="0" name="image31.png"/>
+                    <pic:cNvPicPr/>
+                  </pic:nvPicPr>
+                  <pic:blipFill>
+                    <a:blip r:embed="rId37"/>
+                    <a:stretch>
+                      <a:fillRect/>
+                    </a:stretch>
+                  </pic:blipFill>
+                  <pic:spPr>
+                    <a:xfrm>
+                      <a:off x="0" y="0"/>
+                      <a:ext cx="5760720" cy="2354821"/>
+                    </a:xfrm>
+                    <a:prstGeom prst="rect">
+                      <a:avLst/>
+                    </a:prstGeom>
+                  </pic:spPr>
+                </pic:pic>
+              </a:graphicData>
+            </a:graphic>
+          </wp:inline>
+        </w:drawing>
+      </w:r>
+    </w:p>
+    <w:p>
+      <w:pPr>
+        <w:pStyle w:val="Heading2"/>
+        <w:rPr>
+          <w:color w:val="auto"/>
+        </w:rPr>
+      </w:pPr>
+      <w:bookmarkStart w:id="34" w:name="_Toc240820744"/>
+      <w:r>
+        <w:rPr>
+          <w:color w:val="auto"/>
+        </w:rPr>
+        <w:t>7.4 Estrategia y orden de carga</w:t>
+      </w:r>
+      <w:bookmarkEnd w:id="34"/>
+    </w:p>
+    <w:p>
+      <w:pPr>
+        <w:spacing w:after="160"/>
+      </w:pPr>
+      <w:r>
+        <w:t>La carga sigue una estrategia full load: primero se cargan las seis dimensiones (para que existan sus llaves subrogadas) y, al final, la tabla de hechos. Sobre STA_SALES se aplicó una cadena de seis joins internos (inner join), uno por dimensión, en este orden: Join 1 con DIM_CUSTOMER (por Customer ID, Name, Segment), Join 3 con DIM_ORDER, Join 5 con DIM_GEOGRAPHY, Join 7 con DIM_PRODUCT, Join 9 con DIM_BEHAVIOR y Join 11 con DIM_DATE. Al resultado ("Clean 6") se le agregaron dos campos calculados: FactSalesId (ROW_NUMBER() ordenado por Order Id) y unit_price (ROUND(Sales / Quantity, 2)), obteniendo la tabla de hechos final con 13 campos y 52,000 filas (Output 8).</w:t>
+      </w:r>
+    </w:p>
+    <w:p>
+      <w:pPr>
+        <w:spacing w:before="80" w:after="80"/>
+        <w:jc w:val="center"/>
+      </w:pPr>
+      <w:r>
+        <w:rPr>
+          <w:noProof/>
+        </w:rPr>
+        <w:lastRenderedPageBreak/>
+        <w:drawing>
+          <wp:inline distT="0" distB="0" distL="0" distR="0" wp14:anchorId="59D8CD58" wp14:editId="6D4A86B4">
+            <wp:extent cx="5760720" cy="3165194"/>
+            <wp:effectExtent l="0" t="0" r="0" b="0"/>
+            <wp:docPr id="1758674420" name="Picture 1758674420"/>
+            <wp:cNvGraphicFramePr>
+              <a:graphicFrameLocks xmlns:a="http://schemas.openxmlformats.org/drawingml/2006/main" noChangeAspect="1"/>
+            </wp:cNvGraphicFramePr>
+            <a:graphic xmlns:a="http://schemas.openxmlformats.org/drawingml/2006/main">
+              <a:graphicData uri="http://schemas.openxmlformats.org/drawingml/2006/picture">
+                <pic:pic xmlns:pic="http://schemas.openxmlformats.org/drawingml/2006/picture">
+                  <pic:nvPicPr>
+                    <pic:cNvPr id="0" name="image32.png"/>
+                    <pic:cNvPicPr/>
+                  </pic:nvPicPr>
+                  <pic:blipFill>
+                    <a:blip r:embed="rId38"/>
+                    <a:stretch>
+                      <a:fillRect/>
+                    </a:stretch>
+                  </pic:blipFill>
+                  <pic:spPr>
+                    <a:xfrm>
+                      <a:off x="0" y="0"/>
+                      <a:ext cx="5760720" cy="3165194"/>
+                    </a:xfrm>
+                    <a:prstGeom prst="rect">
+                      <a:avLst/>
+                    </a:prstGeom>
+                  </pic:spPr>
+                </pic:pic>
+              </a:graphicData>
+            </a:graphic>
+          </wp:inline>
+        </w:drawing>
+      </w:r>
+    </w:p>
+    <w:p>
+      <w:pPr>
+        <w:spacing w:before="80" w:after="80"/>
+        <w:jc w:val="center"/>
+      </w:pPr>
+      <w:r>
+        <w:rPr>
+          <w:noProof/>
+        </w:rPr>
+        <w:drawing>
+          <wp:inline distT="0" distB="0" distL="0" distR="0" wp14:anchorId="5F1E8A25" wp14:editId="31A696DE">
+            <wp:extent cx="5760720" cy="3135200"/>
+            <wp:effectExtent l="0" t="0" r="0" b="0"/>
+            <wp:docPr id="1758674421" name="Picture 1758674421"/>
+            <wp:cNvGraphicFramePr>
+              <a:graphicFrameLocks xmlns:a="http://schemas.openxmlformats.org/drawingml/2006/main" noChangeAspect="1"/>
+            </wp:cNvGraphicFramePr>
+            <a:graphic xmlns:a="http://schemas.openxmlformats.org/drawingml/2006/main">
+              <a:graphicData uri="http://schemas.openxmlformats.org/drawingml/2006/picture">
+                <pic:pic xmlns:pic="http://schemas.openxmlformats.org/drawingml/2006/picture">
+                  <pic:nvPicPr>
+                    <pic:cNvPr id="0" name="image33.png"/>
+                    <pic:cNvPicPr/>
+                  </pic:nvPicPr>
+                  <pic:blipFill>
+                    <a:blip r:embed="rId39"/>
+                    <a:stretch>
+                      <a:fillRect/>
+                    </a:stretch>
+                  </pic:blipFill>
+                  <pic:spPr>
+                    <a:xfrm>
+                      <a:off x="0" y="0"/>
+                      <a:ext cx="5760720" cy="3135200"/>
+                    </a:xfrm>
+                    <a:prstGeom prst="rect">
+                      <a:avLst/>
+                    </a:prstGeom>
+                  </pic:spPr>
+                </pic:pic>
+              </a:graphicData>
+            </a:graphic>
+          </wp:inline>
+        </w:drawing>
+      </w:r>
+    </w:p>
+    <w:p>
+      <w:pPr>
+        <w:spacing w:before="80" w:after="80"/>
+        <w:jc w:val="center"/>
+      </w:pPr>
+      <w:r>
+        <w:rPr>
+          <w:noProof/>
+        </w:rPr>
+        <w:lastRenderedPageBreak/>
+        <w:drawing>
+          <wp:inline distT="0" distB="0" distL="0" distR="0" wp14:anchorId="5EF68BED" wp14:editId="3362F5AA">
+            <wp:extent cx="5760720" cy="3138553"/>
+            <wp:effectExtent l="0" t="0" r="0" b="0"/>
+            <wp:docPr id="1758674422" name="Picture 1758674422"/>
+            <wp:cNvGraphicFramePr>
+              <a:graphicFrameLocks xmlns:a="http://schemas.openxmlformats.org/drawingml/2006/main" noChangeAspect="1"/>
+            </wp:cNvGraphicFramePr>
+            <a:graphic xmlns:a="http://schemas.openxmlformats.org/drawingml/2006/main">
+              <a:graphicData uri="http://schemas.openxmlformats.org/drawingml/2006/picture">
+                <pic:pic xmlns:pic="http://schemas.openxmlformats.org/drawingml/2006/picture">
+                  <pic:nvPicPr>
+                    <pic:cNvPr id="0" name="image34.png"/>
+                    <pic:cNvPicPr/>
+                  </pic:nvPicPr>
+                  <pic:blipFill>
+                    <a:blip r:embed="rId40"/>
+                    <a:stretch>
+                      <a:fillRect/>
+                    </a:stretch>
+                  </pic:blipFill>
+                  <pic:spPr>
+                    <a:xfrm>
+                      <a:off x="0" y="0"/>
+                      <a:ext cx="5760720" cy="3138553"/>
+                    </a:xfrm>
+                    <a:prstGeom prst="rect">
+                      <a:avLst/>
+                    </a:prstGeom>
+                  </pic:spPr>
+                </pic:pic>
+              </a:graphicData>
+            </a:graphic>
+          </wp:inline>
+        </w:drawing>
+      </w:r>
+    </w:p>
+    <w:p>
+      <w:pPr>
+        <w:spacing w:before="80" w:after="80"/>
+        <w:jc w:val="center"/>
+      </w:pPr>
+      <w:r>
+        <w:rPr>
+          <w:noProof/>
+        </w:rPr>
+        <w:drawing>
+          <wp:inline distT="0" distB="0" distL="0" distR="0" wp14:anchorId="76774A2E" wp14:editId="5965B53B">
+            <wp:extent cx="5760720" cy="3274126"/>
+            <wp:effectExtent l="0" t="0" r="0" b="0"/>
+            <wp:docPr id="1758674423" name="Picture 1758674423"/>
+            <wp:cNvGraphicFramePr>
+              <a:graphicFrameLocks xmlns:a="http://schemas.openxmlformats.org/drawingml/2006/main" noChangeAspect="1"/>
+            </wp:cNvGraphicFramePr>
+            <a:graphic xmlns:a="http://schemas.openxmlformats.org/drawingml/2006/main">
+              <a:graphicData uri="http://schemas.openxmlformats.org/drawingml/2006/picture">
+                <pic:pic xmlns:pic="http://schemas.openxmlformats.org/drawingml/2006/picture">
+                  <pic:nvPicPr>
+                    <pic:cNvPr id="0" name="image35.png"/>
+                    <pic:cNvPicPr/>
+                  </pic:nvPicPr>
+                  <pic:blipFill>
+                    <a:blip r:embed="rId41"/>
+                    <a:stretch>
+                      <a:fillRect/>
+                    </a:stretch>
+                  </pic:blipFill>
+                  <pic:spPr>
+                    <a:xfrm>
+                      <a:off x="0" y="0"/>
+                      <a:ext cx="5760720" cy="3274126"/>
+                    </a:xfrm>
+                    <a:prstGeom prst="rect">
+                      <a:avLst/>
+                    </a:prstGeom>
+                  </pic:spPr>
+                </pic:pic>
+              </a:graphicData>
+            </a:graphic>
+          </wp:inline>
+        </w:drawing>
+      </w:r>
+    </w:p>
+    <w:p>
+      <w:pPr>
+        <w:spacing w:before="80" w:after="80"/>
+        <w:jc w:val="center"/>
+      </w:pPr>
+      <w:r>
+        <w:rPr>
+          <w:noProof/>
+        </w:rPr>
+        <w:lastRenderedPageBreak/>
+        <w:drawing>
+          <wp:inline distT="0" distB="0" distL="0" distR="0" wp14:anchorId="2DE66F47" wp14:editId="7C47BE45">
+            <wp:extent cx="5760720" cy="3291840"/>
+            <wp:effectExtent l="0" t="0" r="0" b="0"/>
+            <wp:docPr id="1758674424" name="Picture 1758674424"/>
+            <wp:cNvGraphicFramePr>
+              <a:graphicFrameLocks xmlns:a="http://schemas.openxmlformats.org/drawingml/2006/main" noChangeAspect="1"/>
+            </wp:cNvGraphicFramePr>
+            <a:graphic xmlns:a="http://schemas.openxmlformats.org/drawingml/2006/main">
+              <a:graphicData uri="http://schemas.openxmlformats.org/drawingml/2006/picture">
+                <pic:pic xmlns:pic="http://schemas.openxmlformats.org/drawingml/2006/picture">
+                  <pic:nvPicPr>
+                    <pic:cNvPr id="0" name="image36.png"/>
+                    <pic:cNvPicPr/>
+                  </pic:nvPicPr>
+                  <pic:blipFill>
+                    <a:blip r:embed="rId42"/>
+                    <a:stretch>
+                      <a:fillRect/>
+                    </a:stretch>
+                  </pic:blipFill>
+                  <pic:spPr>
+                    <a:xfrm>
+                      <a:off x="0" y="0"/>
+                      <a:ext cx="5760720" cy="3291840"/>
+                    </a:xfrm>
+                    <a:prstGeom prst="rect">
+                      <a:avLst/>
+                    </a:prstGeom>
+                  </pic:spPr>
+                </pic:pic>
+              </a:graphicData>
+            </a:graphic>
+          </wp:inline>
+        </w:drawing>
+      </w:r>
+    </w:p>
+    <w:p>
+      <w:pPr>
+        <w:spacing w:before="80" w:after="80"/>
+        <w:jc w:val="center"/>
+      </w:pPr>
+      <w:r>
+        <w:rPr>
+          <w:noProof/>
+        </w:rPr>
+        <w:drawing>
+          <wp:inline distT="0" distB="0" distL="0" distR="0" wp14:anchorId="675B6835" wp14:editId="38B99EEF">
+            <wp:extent cx="5760720" cy="3286068"/>
+            <wp:effectExtent l="0" t="0" r="0" b="0"/>
+            <wp:docPr id="1758674425" name="Picture 1758674425"/>
+            <wp:cNvGraphicFramePr>
+              <a:graphicFrameLocks xmlns:a="http://schemas.openxmlformats.org/drawingml/2006/main" noChangeAspect="1"/>
+            </wp:cNvGraphicFramePr>
+            <a:graphic xmlns:a="http://schemas.openxmlformats.org/drawingml/2006/main">
+              <a:graphicData uri="http://schemas.openxmlformats.org/drawingml/2006/picture">
+                <pic:pic xmlns:pic="http://schemas.openxmlformats.org/drawingml/2006/picture">
+                  <pic:nvPicPr>
+                    <pic:cNvPr id="0" name="image37.png"/>
+                    <pic:cNvPicPr/>
+                  </pic:nvPicPr>
+                  <pic:blipFill>
+                    <a:blip r:embed="rId43"/>
+                    <a:stretch>
+                      <a:fillRect/>
+                    </a:stretch>
+                  </pic:blipFill>
+                  <pic:spPr>
+                    <a:xfrm>
+                      <a:off x="0" y="0"/>
+                      <a:ext cx="5760720" cy="3286068"/>
+                    </a:xfrm>
+                    <a:prstGeom prst="rect">
+                      <a:avLst/>
+                    </a:prstGeom>
+                  </pic:spPr>
+                </pic:pic>
+              </a:graphicData>
+            </a:graphic>
+          </wp:inline>
+        </w:drawing>
+      </w:r>
+    </w:p>
+    <w:p>
+      <w:pPr>
+        <w:spacing w:before="80" w:after="80"/>
+        <w:jc w:val="center"/>
+      </w:pPr>
+      <w:r>
+        <w:rPr>
+          <w:noProof/>
+        </w:rPr>
+        <w:lastRenderedPageBreak/>
+        <w:drawing>
+          <wp:inline distT="0" distB="0" distL="0" distR="0" wp14:anchorId="4412FCF5" wp14:editId="277F1D72">
+            <wp:extent cx="5760720" cy="3278404"/>
+            <wp:effectExtent l="0" t="0" r="0" b="0"/>
+            <wp:docPr id="1758674426" name="Picture 1758674426"/>
+            <wp:cNvGraphicFramePr>
+              <a:graphicFrameLocks xmlns:a="http://schemas.openxmlformats.org/drawingml/2006/main" noChangeAspect="1"/>
+            </wp:cNvGraphicFramePr>
+            <a:graphic xmlns:a="http://schemas.openxmlformats.org/drawingml/2006/main">
+              <a:graphicData uri="http://schemas.openxmlformats.org/drawingml/2006/picture">
+                <pic:pic xmlns:pic="http://schemas.openxmlformats.org/drawingml/2006/picture">
+                  <pic:nvPicPr>
+                    <pic:cNvPr id="0" name="image38.png"/>
+                    <pic:cNvPicPr/>
+                  </pic:nvPicPr>
+                  <pic:blipFill>
+                    <a:blip r:embed="rId44"/>
+                    <a:stretch>
+                      <a:fillRect/>
+                    </a:stretch>
+                  </pic:blipFill>
+                  <pic:spPr>
+                    <a:xfrm>
+                      <a:off x="0" y="0"/>
+                      <a:ext cx="5760720" cy="3278404"/>
+                    </a:xfrm>
+                    <a:prstGeom prst="rect">
+                      <a:avLst/>
+                    </a:prstGeom>
+                  </pic:spPr>
+                </pic:pic>
+              </a:graphicData>
+            </a:graphic>
+          </wp:inline>
+        </w:drawing>
+      </w:r>
+    </w:p>
+    <w:p>
+      <w:pPr>
+        <w:pStyle w:val="Heading2"/>
+        <w:rPr>
+          <w:color w:val="auto"/>
+        </w:rPr>
+      </w:pPr>
+      <w:bookmarkStart w:id="35" w:name="_Toc240820745"/>
+      <w:r>
+        <w:rPr>
+          <w:color w:val="auto"/>
+        </w:rPr>
+        <w:t>7.5 Diagrama de flujo de ETL</w:t>
+      </w:r>
+      <w:bookmarkEnd w:id="35"/>
+    </w:p>
+    <w:p>
+      <w:pPr>
+        <w:spacing w:after="160"/>
+      </w:pPr>
+      <w:r>
+        <w:t>Vista completa del flujo en Tableau Prep Builder: extracción de E_commerce.csv y dimdates_fixed, limpieza y agregación de cada dimensión, staging de ventas, y la cadena de joins que produce fact_sales.</w:t>
+      </w:r>
+    </w:p>
+    <w:p>
+      <w:pPr>
+        <w:spacing w:before="80" w:after="80"/>
+        <w:jc w:val="center"/>
+      </w:pPr>
+      <w:r>
+        <w:rPr>
+          <w:noProof/>
+        </w:rPr>
+        <w:drawing>
+          <wp:inline distT="0" distB="0" distL="0" distR="0" wp14:anchorId="52995B1B" wp14:editId="6048F997">
+            <wp:extent cx="5943600" cy="3404789"/>
+            <wp:effectExtent l="0" t="0" r="0" b="0"/>
+            <wp:docPr id="1758674427" name="Picture 1758674427"/>
+            <wp:cNvGraphicFramePr>
+              <a:graphicFrameLocks xmlns:a="http://schemas.openxmlformats.org/drawingml/2006/main" noChangeAspect="1"/>
+            </wp:cNvGraphicFramePr>
+            <a:graphic xmlns:a="http://schemas.openxmlformats.org/drawingml/2006/main">
+              <a:graphicData uri="http://schemas.openxmlformats.org/drawingml/2006/picture">
+                <pic:pic xmlns:pic="http://schemas.openxmlformats.org/drawingml/2006/picture">
+                  <pic:nvPicPr>
+                    <pic:cNvPr id="0" name="image1.png"/>
+                    <pic:cNvPicPr/>
+                  </pic:nvPicPr>
+                  <pic:blipFill>
+                    <a:blip r:embed="rId45"/>
+                    <a:stretch>
+                      <a:fillRect/>
+                    </a:stretch>
+                  </pic:blipFill>
+                  <pic:spPr>
+                    <a:xfrm>
+                      <a:off x="0" y="0"/>
+                      <a:ext cx="5943600" cy="3404789"/>
+                    </a:xfrm>
+                    <a:prstGeom prst="rect">
+                      <a:avLst/>
+                    </a:prstGeom>
+                  </pic:spPr>
+                </pic:pic>
+              </a:graphicData>
+            </a:graphic>
+          </wp:inline>
+        </w:drawing>
+      </w:r>
+    </w:p>
+    <w:p>
+      <w:pPr>
+        <w:spacing w:before="80" w:after="80"/>
+        <w:jc w:val="center"/>
+      </w:pPr>
+      <w:r>
+        <w:rPr>
+          <w:noProof/>
+        </w:rPr>
+        <w:lastRenderedPageBreak/>
+        <w:drawing>
+          <wp:inline distT="0" distB="0" distL="0" distR="0" wp14:anchorId="6A9C0D70" wp14:editId="7FBC7DFD">
+            <wp:extent cx="5943600" cy="3353864"/>
+            <wp:effectExtent l="0" t="0" r="0" b="0"/>
+            <wp:docPr id="1758674428" name="Picture 1758674428"/>
+            <wp:cNvGraphicFramePr>
+              <a:graphicFrameLocks xmlns:a="http://schemas.openxmlformats.org/drawingml/2006/main" noChangeAspect="1"/>
+            </wp:cNvGraphicFramePr>
+            <a:graphic xmlns:a="http://schemas.openxmlformats.org/drawingml/2006/main">
+              <a:graphicData uri="http://schemas.openxmlformats.org/drawingml/2006/picture">
+                <pic:pic xmlns:pic="http://schemas.openxmlformats.org/drawingml/2006/picture">
+                  <pic:nvPicPr>
+                    <pic:cNvPr id="0" name="image2.png"/>
+                    <pic:cNvPicPr/>
+                  </pic:nvPicPr>
+                  <pic:blipFill>
+                    <a:blip r:embed="rId46"/>
+                    <a:stretch>
+                      <a:fillRect/>
+                    </a:stretch>
+                  </pic:blipFill>
+                  <pic:spPr>
+                    <a:xfrm>
+                      <a:off x="0" y="0"/>
+                      <a:ext cx="5943600" cy="3353864"/>
+                    </a:xfrm>
+                    <a:prstGeom prst="rect">
+                      <a:avLst/>
+                    </a:prstGeom>
+                  </pic:spPr>
+                </pic:pic>
+              </a:graphicData>
+            </a:graphic>
+          </wp:inline>
+        </w:drawing>
+      </w:r>
+    </w:p>
+    <w:p>
+      <w:pPr>
+        <w:spacing w:before="80" w:after="80"/>
+        <w:jc w:val="center"/>
+      </w:pPr>
+      <w:r>
+        <w:rPr>
+          <w:noProof/>
+        </w:rPr>
+        <w:drawing>
+          <wp:inline distT="0" distB="0" distL="0" distR="0" wp14:anchorId="7D3A6039" wp14:editId="438A5ABA">
+            <wp:extent cx="5943600" cy="3390900"/>
+            <wp:effectExtent l="0" t="0" r="0" b="0"/>
+            <wp:docPr id="1758674429" name="Picture 1758674429"/>
+            <wp:cNvGraphicFramePr>
+              <a:graphicFrameLocks xmlns:a="http://schemas.openxmlformats.org/drawingml/2006/main" noChangeAspect="1"/>
+            </wp:cNvGraphicFramePr>
+            <a:graphic xmlns:a="http://schemas.openxmlformats.org/drawingml/2006/main">
+              <a:graphicData uri="http://schemas.openxmlformats.org/drawingml/2006/picture">
+                <pic:pic xmlns:pic="http://schemas.openxmlformats.org/drawingml/2006/picture">
+                  <pic:nvPicPr>
+                    <pic:cNvPr id="0" name="image3.png"/>
+                    <pic:cNvPicPr/>
+                  </pic:nvPicPr>
+                  <pic:blipFill>
+                    <a:blip r:embed="rId47"/>
+                    <a:stretch>
+                      <a:fillRect/>
+                    </a:stretch>
+                  </pic:blipFill>
+                  <pic:spPr>
+                    <a:xfrm>
+                      <a:off x="0" y="0"/>
+                      <a:ext cx="5943600" cy="3390900"/>
+                    </a:xfrm>
+                    <a:prstGeom prst="rect">
+                      <a:avLst/>
+                    </a:prstGeom>
+                  </pic:spPr>
+                </pic:pic>
+              </a:graphicData>
+            </a:graphic>
+          </wp:inline>
+        </w:drawing>
+      </w:r>
+    </w:p>
+    <w:p>
+      <w:pPr>
+        <w:pStyle w:val="Heading2"/>
+        <w:rPr>
+          <w:color w:val="auto"/>
+        </w:rPr>
+      </w:pPr>
+      <w:bookmarkStart w:id="36" w:name="_Toc240820746"/>
+      <w:r>
+        <w:rPr>
+          <w:color w:val="auto"/>
+        </w:rPr>
+        <w:t>7.6 Evidencia de ejecución</w:t>
+      </w:r>
+      <w:bookmarkEnd w:id="36"/>
+    </w:p>
+    <w:p>
+      <w:pPr>
+        <w:spacing w:after="160"/>
+      </w:pPr>
+      <w:r>
+        <w:t>Ejecución completa del flujo (8 salidas: las 6 dimensiones, el staging y la tabla de hechos), finalizada exitosamente en 46 segundos.</w:t>
+      </w:r>
+    </w:p>
+    <w:p>
+      <w:pPr>
+        <w:spacing w:before="80" w:after="80"/>
+        <w:jc w:val="center"/>
+      </w:pPr>
+      <w:r>
+        <w:rPr>
+          <w:noProof/>
+        </w:rPr>
+        <w:lastRenderedPageBreak/>
+        <w:drawing>
+          <wp:inline distT="0" distB="0" distL="0" distR="0" wp14:anchorId="2DC75A54" wp14:editId="53E10A4D">
+            <wp:extent cx="5486400" cy="3112262"/>
+            <wp:effectExtent l="0" t="0" r="0" b="0"/>
+            <wp:docPr id="1758674430" name="Picture 1758674430"/>
+            <wp:cNvGraphicFramePr>
+              <a:graphicFrameLocks xmlns:a="http://schemas.openxmlformats.org/drawingml/2006/main" noChangeAspect="1"/>
+            </wp:cNvGraphicFramePr>
+            <a:graphic xmlns:a="http://schemas.openxmlformats.org/drawingml/2006/main">
+              <a:graphicData uri="http://schemas.openxmlformats.org/drawingml/2006/picture">
+                <pic:pic xmlns:pic="http://schemas.openxmlformats.org/drawingml/2006/picture">
+                  <pic:nvPicPr>
+                    <pic:cNvPr id="0" name="image39.png"/>
+                    <pic:cNvPicPr/>
+                  </pic:nvPicPr>
+                  <pic:blipFill>
+                    <a:blip r:embed="rId48"/>
+                    <a:stretch>
+                      <a:fillRect/>
+                    </a:stretch>
+                  </pic:blipFill>
+                  <pic:spPr>
+                    <a:xfrm>
+                      <a:off x="0" y="0"/>
+                      <a:ext cx="5486400" cy="3112262"/>
+                    </a:xfrm>
+                    <a:prstGeom prst="rect">
+                      <a:avLst/>
+                    </a:prstGeom>
+                  </pic:spPr>
+                </pic:pic>
+              </a:graphicData>
+            </a:graphic>
+          </wp:inline>
+        </w:drawing>
+      </w:r>
+    </w:p>
+    <w:p>
+      <w:pPr>
+        <w:spacing w:after="200"/>
+        <w:jc w:val="center"/>
+      </w:pPr>
+      <w:r>
+        <w:rPr>
+          <w:i/>
+          <w:color w:val="666666"/>
+          <w:sz w:val="18"/>
+        </w:rPr>
+        <w:t>Ejecución en curso (8 salidas).</w:t>
+      </w:r>
+    </w:p>
+    <w:p>
+      <w:pPr>
+        <w:spacing w:before="80" w:after="80"/>
+        <w:jc w:val="center"/>
+      </w:pPr>
+      <w:r>
+        <w:rPr>
+          <w:noProof/>
+        </w:rPr>
+        <w:drawing>
+          <wp:inline distT="0" distB="0" distL="0" distR="0" wp14:anchorId="7B55183E" wp14:editId="0A8FEE6C">
+            <wp:extent cx="5486400" cy="3107681"/>
+            <wp:effectExtent l="0" t="0" r="0" b="0"/>
+            <wp:docPr id="1758674431" name="Picture 1758674431"/>
+            <wp:cNvGraphicFramePr>
+              <a:graphicFrameLocks xmlns:a="http://schemas.openxmlformats.org/drawingml/2006/main" noChangeAspect="1"/>
+            </wp:cNvGraphicFramePr>
+            <a:graphic xmlns:a="http://schemas.openxmlformats.org/drawingml/2006/main">
+              <a:graphicData uri="http://schemas.openxmlformats.org/drawingml/2006/picture">
+                <pic:pic xmlns:pic="http://schemas.openxmlformats.org/drawingml/2006/picture">
+                  <pic:nvPicPr>
+                    <pic:cNvPr id="0" name="image40.png"/>
+                    <pic:cNvPicPr/>
+                  </pic:nvPicPr>
+                  <pic:blipFill>
+                    <a:blip r:embed="rId49"/>
+                    <a:stretch>
+                      <a:fillRect/>
+                    </a:stretch>
+                  </pic:blipFill>
+                  <pic:spPr>
+                    <a:xfrm>
+                      <a:off x="0" y="0"/>
+                      <a:ext cx="5486400" cy="3107681"/>
+                    </a:xfrm>
+                    <a:prstGeom prst="rect">
+                      <a:avLst/>
+                    </a:prstGeom>
+                  </pic:spPr>
+                </pic:pic>
+              </a:graphicData>
+            </a:graphic>
+          </wp:inline>
+        </w:drawing>
+      </w:r>
+    </w:p>
+    <w:p>
+      <w:pPr>
+        <w:spacing w:after="200"/>
+        <w:jc w:val="center"/>
+      </w:pPr>
+      <w:r>
+        <w:rPr>
+          <w:i/>
+          <w:color w:val="666666"/>
+          <w:sz w:val="18"/>
+        </w:rPr>
+        <w:t>Ejecución finalizada exitosamente.</w:t>
+      </w:r>
+    </w:p>
+    <w:p>
+      <w:r>
+        <w:br w:type="page"/>
+      </w:r>
+    </w:p>
+    <w:p>
+      <w:pPr>
+        <w:pStyle w:val="Heading2"/>
+      </w:pPr>
+      <w:bookmarkStart w:id="37" w:name="_Toc240820747"/>
+      <w:r>
+        <w:lastRenderedPageBreak/>
+        <w:t xml:space="preserve">8. </w:t>
+      </w:r>
+      <w:r>
+        <w:t>Anexos:</w:t>
+      </w:r>
+      <w:bookmarkEnd w:id="37"/>
+    </w:p>
+    <w:p>
+      <w:r>
+        <w:t xml:space="preserve">Repositorio de </w:t>
+      </w:r>
+      <w:proofErr w:type="spellStart"/>
+      <w:r>
+        <w:t>github</w:t>
+      </w:r>
+      <w:proofErr w:type="spellEnd"/>
+      <w:r>
+        <w:t>:</w:t>
+      </w:r>
+    </w:p>
+    <w:p>
+      <w:hyperlink r:id="rId50" w:history="1">
+        <w:r>
+          <w:rPr>
+            <w:rStyle w:val="Hyperlink"/>
+          </w:rPr>
+          <w:t>https://github.com/Dereck-Cabrera/Analisis-E-commerce</w:t>
+        </w:r>
+      </w:hyperlink>
+      <w:r>
+        <w:t xml:space="preserve"> </w:t>
+      </w:r>
+    </w:p>
     <w:sectPr>
-      <w:headerReference w:type="default" r:id="rId10"/>
-      <w:footerReference w:type="default" r:id="rId11"/>
+      <w:headerReference w:type="default" r:id="rId51"/>
+      <w:footerReference w:type="default" r:id="rId52"/>
       <w:pgSz w:w="12240" w:h="15840"/>
       <w:pgMar w:top="1080" w:right="1080" w:bottom="1080" w:left="1080" w:header="708" w:footer="708" w:gutter="0"/>
       <w:cols w:space="720"/>
@@ -13757,7 +18167,7 @@
     <w:name w:val="Normal"/>
     <w:qFormat/>
   </w:style>
-  <w:style w:type="paragraph" w:styleId="Ttulo1">
+  <w:style w:type="paragraph" w:styleId="Heading1">
     <w:name w:val="heading 1"/>
     <w:uiPriority w:val="9"/>
     <w:qFormat/>
@@ -13773,7 +18183,7 @@
       <w:szCs w:val="30"/>
     </w:rPr>
   </w:style>
-  <w:style w:type="paragraph" w:styleId="Ttulo2">
+  <w:style w:type="paragraph" w:styleId="Heading2">
     <w:name w:val="heading 2"/>
     <w:uiPriority w:val="9"/>
     <w:unhideWhenUsed/>
@@ -13790,7 +18200,7 @@
       <w:szCs w:val="25"/>
     </w:rPr>
   </w:style>
-  <w:style w:type="paragraph" w:styleId="Ttulo3">
+  <w:style w:type="paragraph" w:styleId="Heading3">
     <w:name w:val="heading 3"/>
     <w:uiPriority w:val="9"/>
     <w:unhideWhenUsed/>
@@ -13807,7 +18217,7 @@
       <w:szCs w:val="22"/>
     </w:rPr>
   </w:style>
-  <w:style w:type="paragraph" w:styleId="Ttulo4">
+  <w:style w:type="paragraph" w:styleId="Heading4">
     <w:name w:val="heading 4"/>
     <w:uiPriority w:val="9"/>
     <w:semiHidden/>
@@ -13822,7 +18232,7 @@
       <w:color w:val="2E74B5"/>
     </w:rPr>
   </w:style>
-  <w:style w:type="paragraph" w:styleId="Ttulo5">
+  <w:style w:type="paragraph" w:styleId="Heading5">
     <w:name w:val="heading 5"/>
     <w:uiPriority w:val="9"/>
     <w:semiHidden/>
@@ -13835,7 +18245,7 @@
       <w:color w:val="2E74B5"/>
     </w:rPr>
   </w:style>
-  <w:style w:type="paragraph" w:styleId="Ttulo6">
+  <w:style w:type="paragraph" w:styleId="Heading6">
     <w:name w:val="heading 6"/>
     <w:uiPriority w:val="9"/>
     <w:semiHidden/>
@@ -13848,12 +18258,13 @@
       <w:color w:val="1F4D78"/>
     </w:rPr>
   </w:style>
-  <w:style w:type="character" w:default="1" w:styleId="Fuentedeprrafopredeter">
+  <w:style w:type="character" w:default="1" w:styleId="DefaultParagraphFont">
     <w:name w:val="Default Paragraph Font"/>
     <w:uiPriority w:val="1"/>
+    <w:semiHidden/>
     <w:unhideWhenUsed/>
   </w:style>
-  <w:style w:type="table" w:default="1" w:styleId="Tablanormal">
+  <w:style w:type="table" w:default="1" w:styleId="TableNormal">
     <w:name w:val="Normal Table"/>
     <w:uiPriority w:val="99"/>
     <w:semiHidden/>
@@ -13868,13 +18279,13 @@
       </w:tblCellMar>
     </w:tblPr>
   </w:style>
-  <w:style w:type="numbering" w:default="1" w:styleId="Sinlista">
+  <w:style w:type="numbering" w:default="1" w:styleId="NoList">
     <w:name w:val="No List"/>
     <w:uiPriority w:val="99"/>
     <w:semiHidden/>
     <w:unhideWhenUsed/>
   </w:style>
-  <w:style w:type="paragraph" w:styleId="Ttulo">
+  <w:style w:type="paragraph" w:styleId="Title">
     <w:name w:val="Title"/>
     <w:uiPriority w:val="10"/>
     <w:qFormat/>
@@ -13891,11 +18302,11 @@
       <w:bCs/>
     </w:rPr>
   </w:style>
-  <w:style w:type="paragraph" w:styleId="Prrafodelista">
+  <w:style w:type="paragraph" w:styleId="ListParagraph">
     <w:name w:val="List Paragraph"/>
     <w:qFormat/>
   </w:style>
-  <w:style w:type="character" w:styleId="Hipervnculo">
+  <w:style w:type="character" w:styleId="Hyperlink">
     <w:name w:val="Hyperlink"/>
     <w:uiPriority w:val="99"/>
     <w:unhideWhenUsed/>
@@ -13904,7 +18315,7 @@
       <w:u w:val="single"/>
     </w:rPr>
   </w:style>
-  <w:style w:type="character" w:styleId="Refdenotaalpie">
+  <w:style w:type="character" w:styleId="FootnoteReference">
     <w:name w:val="footnote reference"/>
     <w:uiPriority w:val="99"/>
     <w:semiHidden/>
@@ -13913,9 +18324,9 @@
       <w:vertAlign w:val="superscript"/>
     </w:rPr>
   </w:style>
-  <w:style w:type="paragraph" w:styleId="Textonotapie">
+  <w:style w:type="paragraph" w:styleId="FootnoteText">
     <w:name w:val="footnote text"/>
-    <w:link w:val="TextonotapieCar"/>
+    <w:link w:val="FootnoteTextChar"/>
     <w:uiPriority w:val="99"/>
     <w:semiHidden/>
     <w:unhideWhenUsed/>
@@ -13924,9 +18335,9 @@
       <w:szCs w:val="20"/>
     </w:rPr>
   </w:style>
-  <w:style w:type="character" w:customStyle="1" w:styleId="TextonotapieCar">
-    <w:name w:val="Texto nota pie Car"/>
-    <w:link w:val="Textonotapie"/>
+  <w:style w:type="character" w:customStyle="1" w:styleId="FootnoteTextChar">
+    <w:name w:val="Footnote Text Char"/>
+    <w:link w:val="FootnoteText"/>
     <w:uiPriority w:val="99"/>
     <w:semiHidden/>
     <w:unhideWhenUsed/>
@@ -13935,7 +18346,7 @@
       <w:szCs w:val="20"/>
     </w:rPr>
   </w:style>
-  <w:style w:type="character" w:styleId="Refdenotaalfinal">
+  <w:style w:type="character" w:styleId="EndnoteReference">
     <w:name w:val="endnote reference"/>
     <w:uiPriority w:val="99"/>
     <w:semiHidden/>
@@ -13944,9 +18355,9 @@
       <w:vertAlign w:val="superscript"/>
     </w:rPr>
   </w:style>
-  <w:style w:type="paragraph" w:styleId="Textonotaalfinal">
+  <w:style w:type="paragraph" w:styleId="EndnoteText">
     <w:name w:val="endnote text"/>
-    <w:link w:val="TextonotaalfinalCar"/>
+    <w:link w:val="EndnoteTextChar"/>
     <w:uiPriority w:val="99"/>
     <w:semiHidden/>
     <w:unhideWhenUsed/>
@@ -13955,9 +18366,9 @@
       <w:szCs w:val="20"/>
     </w:rPr>
   </w:style>
-  <w:style w:type="character" w:customStyle="1" w:styleId="TextonotaalfinalCar">
-    <w:name w:val="Texto nota al final Car"/>
-    <w:link w:val="Textonotaalfinal"/>
+  <w:style w:type="character" w:customStyle="1" w:styleId="EndnoteTextChar">
+    <w:name w:val="Endnote Text Char"/>
+    <w:link w:val="EndnoteText"/>
     <w:uiPriority w:val="99"/>
     <w:semiHidden/>
     <w:unhideWhenUsed/>
@@ -13966,7 +18377,7 @@
       <w:szCs w:val="20"/>
     </w:rPr>
   </w:style>
-  <w:style w:type="paragraph" w:styleId="TDC1">
+  <w:style w:type="paragraph" w:styleId="TOC1">
     <w:name w:val="toc 1"/>
     <w:basedOn w:val="Normal"/>
     <w:next w:val="Normal"/>
@@ -13978,7 +18389,7 @@
       <w:spacing w:after="100"/>
     </w:pPr>
   </w:style>
-  <w:style w:type="paragraph" w:styleId="TDC2">
+  <w:style w:type="paragraph" w:styleId="TOC2">
     <w:name w:val="toc 2"/>
     <w:basedOn w:val="Normal"/>
     <w:next w:val="Normal"/>
@@ -13991,7 +18402,7 @@
       <w:ind w:left="210"/>
     </w:pPr>
   </w:style>
-  <w:style w:type="paragraph" w:styleId="TDC3">
+  <w:style w:type="paragraph" w:styleId="TOC3">
     <w:name w:val="toc 3"/>
     <w:basedOn w:val="Normal"/>
     <w:next w:val="Normal"/>
@@ -14003,6 +18414,18 @@
       <w:spacing w:after="100"/>
       <w:ind w:left="420"/>
     </w:pPr>
+  </w:style>
+  <w:style w:type="character" w:styleId="UnresolvedMention">
+    <w:name w:val="Unresolved Mention"/>
+    <w:basedOn w:val="DefaultParagraphFont"/>
+    <w:uiPriority w:val="99"/>
+    <w:semiHidden/>
+    <w:unhideWhenUsed/>
+    <w:rsid w:val="0046259E"/>
+    <w:rPr>
+      <w:color w:val="605E5C"/>
+      <w:shd w:val="clear" w:color="auto" w:fill="E1DFDD"/>
+    </w:rPr>
   </w:style>
 </w:styles>
 </file>
